--- a/docs/TAP - Educa.docx
+++ b/docs/TAP - Educa.docx
@@ -747,6 +747,47 @@
               <w:spacing w:line="240" w:lineRule="auto"/>
               <w:jc w:val="center"/>
               <w:rPr>
+                <w:sz w:val="20"/>
+                <w:szCs w:val="20"/>
+              </w:rPr>
+            </w:pPr>
+            <w:proofErr w:type="gramStart"/>
+            <w:r>
+              <w:rPr>
+                <w:sz w:val="20"/>
+                <w:szCs w:val="20"/>
+              </w:rPr>
+              <w:t>Especifico</w:t>
+            </w:r>
+            <w:proofErr w:type="gramEnd"/>
+            <w:r>
+              <w:rPr>
+                <w:sz w:val="20"/>
+                <w:szCs w:val="20"/>
+              </w:rPr>
+              <w:t xml:space="preserve">: </w:t>
+            </w:r>
+            <w:r>
+              <w:rPr>
+                <w:sz w:val="20"/>
+                <w:szCs w:val="20"/>
+              </w:rPr>
+              <w:t>Criar um módulo de persistência de interesses que permita ao usuário autenticado favoritar cards de programas educacionais, gerenciar sua lista de salvos (adicionar e remover) e acessar rapidamente esses recursos a partir de uma área reservada em seu perfil.</w:t>
+            </w:r>
+          </w:p>
+          <w:p>
+            <w:pPr>
+              <w:widowControl w:val="0"/>
+              <w:pBdr>
+                <w:top w:val="nil"/>
+                <w:left w:val="nil"/>
+                <w:bottom w:val="nil"/>
+                <w:right w:val="nil"/>
+                <w:between w:val="nil"/>
+              </w:pBdr>
+              <w:spacing w:line="240" w:lineRule="auto"/>
+              <w:jc w:val="center"/>
+              <w:rPr>
                 <w:i/>
                 <w:sz w:val="20"/>
                 <w:szCs w:val="20"/>
@@ -756,6 +797,35 @@
         </w:tc>
       </w:tr>
     </w:tbl>
+    <w:p>
+      <w:pPr>
+        <w:rPr>
+          <w:b/>
+          <w:color w:val="00C1B3"/>
+          <w:sz w:val="40"/>
+          <w:szCs w:val="40"/>
+        </w:rPr>
+      </w:pPr>
+    </w:p>
+    <w:p>
+      <w:pPr>
+        <w:rPr>
+          <w:b/>
+          <w:color w:val="00C1B3"/>
+          <w:sz w:val="40"/>
+          <w:szCs w:val="40"/>
+        </w:rPr>
+      </w:pPr>
+      <w:r>
+        <w:rPr>
+          <w:b/>
+          <w:color w:val="00C1B3"/>
+          <w:sz w:val="40"/>
+          <w:szCs w:val="40"/>
+        </w:rPr>
+        <w:br w:type="page"/>
+      </w:r>
+    </w:p>
     <w:p>
       <w:pPr>
         <w:rPr>
@@ -906,15 +976,7 @@
                 <w:sz w:val="20"/>
                 <w:szCs w:val="20"/>
               </w:rPr>
-              <w:t xml:space="preserve">os programas que deseja por grau de formação e localização, por via de tal o produto tem uma </w:t>
-            </w:r>
-            <w:r>
-              <w:rPr>
-                <w:sz w:val="20"/>
-                <w:szCs w:val="20"/>
-              </w:rPr>
-              <w:lastRenderedPageBreak/>
-              <w:t xml:space="preserve">estrutura de Banco de Dados integrada que permite salvar, mudar, excluir </w:t>
+              <w:t xml:space="preserve">os programas que deseja por grau de formação e localização, por via de tal o produto tem uma estrutura de Banco de Dados integrada que permite salvar, mudar, excluir </w:t>
             </w:r>
             <w:r>
               <w:rPr>
@@ -1015,6 +1077,24 @@
                 <w:szCs w:val="20"/>
               </w:rPr>
               <w:t>.</w:t>
+            </w:r>
+          </w:p>
+          <w:p>
+            <w:pPr>
+              <w:widowControl w:val="0"/>
+              <w:spacing w:line="240" w:lineRule="auto"/>
+              <w:jc w:val="center"/>
+              <w:rPr>
+                <w:sz w:val="20"/>
+                <w:szCs w:val="20"/>
+              </w:rPr>
+            </w:pPr>
+            <w:r>
+              <w:rPr>
+                <w:sz w:val="20"/>
+                <w:szCs w:val="20"/>
+              </w:rPr>
+              <w:t>A interface deve fornecer um indicador visual (como um ícone de estrela ou coração) nos cards de recursos. Ao ser acionado por um usuário logado, o sistema deve registrar a relação imutável no banco de dados, impedindo duplicidade para o mesmo recurso através da regra de negócio da aplicação.</w:t>
             </w:r>
           </w:p>
         </w:tc>
@@ -2313,6 +2393,6514 @@
         </w:rPr>
       </w:pPr>
     </w:p>
+    <w:p>
+      <w:pPr>
+        <w:rPr>
+          <w:b/>
+        </w:rPr>
+      </w:pPr>
+    </w:p>
+    <w:tbl>
+      <w:tblPr>
+        <w:tblW w:w="9029" w:type="dxa"/>
+        <w:tblBorders>
+          <w:top w:val="single" w:sz="8" w:space="0" w:color="000000"/>
+          <w:left w:val="single" w:sz="8" w:space="0" w:color="000000"/>
+          <w:bottom w:val="single" w:sz="8" w:space="0" w:color="000000"/>
+          <w:right w:val="single" w:sz="8" w:space="0" w:color="000000"/>
+          <w:insideH w:val="single" w:sz="8" w:space="0" w:color="000000"/>
+          <w:insideV w:val="single" w:sz="8" w:space="0" w:color="000000"/>
+        </w:tblBorders>
+        <w:tblLayout w:type="fixed"/>
+        <w:tblLook w:val="0600" w:firstRow="0" w:lastRow="0" w:firstColumn="0" w:lastColumn="0" w:noHBand="1" w:noVBand="1"/>
+      </w:tblPr>
+      <w:tblGrid>
+        <w:gridCol w:w="9029"/>
+      </w:tblGrid>
+      <w:tr>
+        <w:tc>
+          <w:tcPr>
+            <w:tcW w:w="9029" w:type="dxa"/>
+            <w:shd w:val="clear" w:color="auto" w:fill="6262EE"/>
+            <w:tcMar>
+              <w:top w:w="100" w:type="dxa"/>
+              <w:left w:w="100" w:type="dxa"/>
+              <w:bottom w:w="100" w:type="dxa"/>
+              <w:right w:w="100" w:type="dxa"/>
+            </w:tcMar>
+          </w:tcPr>
+          <w:p>
+            <w:pPr>
+              <w:widowControl w:val="0"/>
+              <w:pBdr>
+                <w:top w:val="nil"/>
+                <w:left w:val="nil"/>
+                <w:bottom w:val="nil"/>
+                <w:right w:val="nil"/>
+                <w:between w:val="nil"/>
+              </w:pBdr>
+              <w:spacing w:line="240" w:lineRule="auto"/>
+              <w:jc w:val="center"/>
+              <w:rPr>
+                <w:b/>
+                <w:color w:val="FFFFFF"/>
+              </w:rPr>
+            </w:pPr>
+            <w:r>
+              <w:rPr>
+                <w:b/>
+                <w:color w:val="FFFFFF"/>
+              </w:rPr>
+              <w:t>SIMULAÇÃO DAILY SCRUM</w:t>
+            </w:r>
+          </w:p>
+        </w:tc>
+      </w:tr>
+      <w:tr>
+        <w:tc>
+          <w:tcPr>
+            <w:tcW w:w="9029" w:type="dxa"/>
+            <w:tcMar>
+              <w:top w:w="100" w:type="dxa"/>
+              <w:left w:w="100" w:type="dxa"/>
+              <w:bottom w:w="100" w:type="dxa"/>
+              <w:right w:w="100" w:type="dxa"/>
+            </w:tcMar>
+          </w:tcPr>
+          <w:p>
+            <w:pPr>
+              <w:pStyle w:val="ListParagraph"/>
+              <w:widowControl w:val="0"/>
+              <w:numPr>
+                <w:ilvl w:val="0"/>
+                <w:numId w:val="3"/>
+              </w:numPr>
+              <w:pBdr>
+                <w:top w:val="nil"/>
+                <w:left w:val="nil"/>
+                <w:bottom w:val="nil"/>
+                <w:right w:val="nil"/>
+                <w:between w:val="nil"/>
+              </w:pBdr>
+              <w:spacing w:line="240" w:lineRule="auto"/>
+              <w:rPr>
+                <w:sz w:val="20"/>
+                <w:szCs w:val="20"/>
+              </w:rPr>
+            </w:pPr>
+            <w:r>
+              <w:rPr>
+                <w:sz w:val="20"/>
+                <w:szCs w:val="20"/>
+              </w:rPr>
+              <w:t>Daniel Lemos (Gerente/Desenvolvedor):</w:t>
+            </w:r>
+            <w:r>
+              <w:rPr>
+                <w:sz w:val="20"/>
+                <w:szCs w:val="20"/>
+              </w:rPr>
+              <w:br/>
+            </w:r>
+          </w:p>
+          <w:p>
+            <w:pPr>
+              <w:pStyle w:val="ListParagraph"/>
+              <w:widowControl w:val="0"/>
+              <w:numPr>
+                <w:ilvl w:val="0"/>
+                <w:numId w:val="3"/>
+              </w:numPr>
+              <w:pBdr>
+                <w:top w:val="nil"/>
+                <w:left w:val="nil"/>
+                <w:bottom w:val="nil"/>
+                <w:right w:val="nil"/>
+                <w:between w:val="nil"/>
+              </w:pBdr>
+              <w:spacing w:line="240" w:lineRule="auto"/>
+              <w:rPr>
+                <w:sz w:val="20"/>
+                <w:szCs w:val="20"/>
+              </w:rPr>
+            </w:pPr>
+            <w:r>
+              <w:rPr>
+                <w:sz w:val="20"/>
+                <w:szCs w:val="20"/>
+              </w:rPr>
+              <w:t xml:space="preserve">O que fez? Iniciei o ambiente do servidor Node.js e configurei a conexão inicial com o banco de dados em </w:t>
+            </w:r>
+            <w:proofErr w:type="spellStart"/>
+            <w:r>
+              <w:rPr>
+                <w:sz w:val="20"/>
+                <w:szCs w:val="20"/>
+              </w:rPr>
+              <w:t>MongoDB</w:t>
+            </w:r>
+            <w:proofErr w:type="spellEnd"/>
+            <w:r>
+              <w:rPr>
+                <w:sz w:val="20"/>
+                <w:szCs w:val="20"/>
+              </w:rPr>
+              <w:t>.</w:t>
+            </w:r>
+            <w:r>
+              <w:rPr>
+                <w:sz w:val="20"/>
+                <w:szCs w:val="20"/>
+              </w:rPr>
+              <w:br/>
+            </w:r>
+          </w:p>
+          <w:p>
+            <w:pPr>
+              <w:pStyle w:val="ListParagraph"/>
+              <w:widowControl w:val="0"/>
+              <w:numPr>
+                <w:ilvl w:val="0"/>
+                <w:numId w:val="3"/>
+              </w:numPr>
+              <w:pBdr>
+                <w:top w:val="nil"/>
+                <w:left w:val="nil"/>
+                <w:bottom w:val="nil"/>
+                <w:right w:val="nil"/>
+                <w:between w:val="nil"/>
+              </w:pBdr>
+              <w:spacing w:line="240" w:lineRule="auto"/>
+              <w:rPr>
+                <w:sz w:val="20"/>
+                <w:szCs w:val="20"/>
+              </w:rPr>
+            </w:pPr>
+            <w:r>
+              <w:rPr>
+                <w:sz w:val="20"/>
+                <w:szCs w:val="20"/>
+              </w:rPr>
+              <w:t xml:space="preserve">O que irá fazer? Vou construir as rotas iniciais da API para salvar as preferências do perfil do usuário e validar o cadastro.  </w:t>
+            </w:r>
+            <w:r>
+              <w:rPr>
+                <w:sz w:val="20"/>
+                <w:szCs w:val="20"/>
+              </w:rPr>
+              <w:br/>
+            </w:r>
+          </w:p>
+          <w:p>
+            <w:pPr>
+              <w:pStyle w:val="ListParagraph"/>
+              <w:widowControl w:val="0"/>
+              <w:numPr>
+                <w:ilvl w:val="0"/>
+                <w:numId w:val="3"/>
+              </w:numPr>
+              <w:pBdr>
+                <w:top w:val="nil"/>
+                <w:left w:val="nil"/>
+                <w:bottom w:val="nil"/>
+                <w:right w:val="nil"/>
+                <w:between w:val="nil"/>
+              </w:pBdr>
+              <w:spacing w:line="240" w:lineRule="auto"/>
+              <w:rPr>
+                <w:sz w:val="20"/>
+                <w:szCs w:val="20"/>
+              </w:rPr>
+            </w:pPr>
+            <w:r>
+              <w:rPr>
+                <w:sz w:val="20"/>
+                <w:szCs w:val="20"/>
+              </w:rPr>
+              <w:t>Existe algum impedimento? No momento, não.</w:t>
+            </w:r>
+          </w:p>
+          <w:p>
+            <w:pPr>
+              <w:widowControl w:val="0"/>
+              <w:pBdr>
+                <w:top w:val="nil"/>
+                <w:left w:val="nil"/>
+                <w:bottom w:val="nil"/>
+                <w:right w:val="nil"/>
+                <w:between w:val="nil"/>
+              </w:pBdr>
+              <w:spacing w:line="240" w:lineRule="auto"/>
+              <w:ind w:left="420"/>
+              <w:rPr>
+                <w:sz w:val="20"/>
+                <w:szCs w:val="20"/>
+              </w:rPr>
+            </w:pPr>
+          </w:p>
+          <w:p>
+            <w:pPr>
+              <w:pStyle w:val="ListParagraph"/>
+              <w:widowControl w:val="0"/>
+              <w:numPr>
+                <w:ilvl w:val="0"/>
+                <w:numId w:val="3"/>
+              </w:numPr>
+              <w:pBdr>
+                <w:top w:val="nil"/>
+                <w:left w:val="nil"/>
+                <w:bottom w:val="nil"/>
+                <w:right w:val="nil"/>
+                <w:between w:val="nil"/>
+              </w:pBdr>
+              <w:spacing w:line="240" w:lineRule="auto"/>
+              <w:rPr>
+                <w:sz w:val="20"/>
+                <w:szCs w:val="20"/>
+              </w:rPr>
+            </w:pPr>
+            <w:r>
+              <w:rPr>
+                <w:sz w:val="20"/>
+                <w:szCs w:val="20"/>
+              </w:rPr>
+              <w:t>Victor Medeiros (Desenvolvedor):</w:t>
+            </w:r>
+          </w:p>
+          <w:p>
+            <w:pPr>
+              <w:pStyle w:val="ListParagraph"/>
+              <w:widowControl w:val="0"/>
+              <w:pBdr>
+                <w:top w:val="nil"/>
+                <w:left w:val="nil"/>
+                <w:bottom w:val="nil"/>
+                <w:right w:val="nil"/>
+                <w:between w:val="nil"/>
+              </w:pBdr>
+              <w:spacing w:line="240" w:lineRule="auto"/>
+              <w:ind w:left="780"/>
+              <w:rPr>
+                <w:sz w:val="20"/>
+                <w:szCs w:val="20"/>
+              </w:rPr>
+            </w:pPr>
+          </w:p>
+          <w:p>
+            <w:pPr>
+              <w:pStyle w:val="ListParagraph"/>
+              <w:widowControl w:val="0"/>
+              <w:numPr>
+                <w:ilvl w:val="0"/>
+                <w:numId w:val="3"/>
+              </w:numPr>
+              <w:pBdr>
+                <w:top w:val="nil"/>
+                <w:left w:val="nil"/>
+                <w:bottom w:val="nil"/>
+                <w:right w:val="nil"/>
+                <w:between w:val="nil"/>
+              </w:pBdr>
+              <w:spacing w:line="240" w:lineRule="auto"/>
+              <w:rPr>
+                <w:sz w:val="20"/>
+                <w:szCs w:val="20"/>
+              </w:rPr>
+            </w:pPr>
+            <w:r>
+              <w:rPr>
+                <w:sz w:val="20"/>
+                <w:szCs w:val="20"/>
+              </w:rPr>
+              <w:t xml:space="preserve">O que fez? Construí o protótipo inicial da interface, focando no design dos cards de programas e no layout de navegação.  </w:t>
+            </w:r>
+          </w:p>
+          <w:p>
+            <w:pPr>
+              <w:pStyle w:val="ListParagraph"/>
+              <w:widowControl w:val="0"/>
+              <w:pBdr>
+                <w:top w:val="nil"/>
+                <w:left w:val="nil"/>
+                <w:bottom w:val="nil"/>
+                <w:right w:val="nil"/>
+                <w:between w:val="nil"/>
+              </w:pBdr>
+              <w:spacing w:line="240" w:lineRule="auto"/>
+              <w:ind w:left="780"/>
+              <w:rPr>
+                <w:sz w:val="20"/>
+                <w:szCs w:val="20"/>
+              </w:rPr>
+            </w:pPr>
+          </w:p>
+          <w:p>
+            <w:pPr>
+              <w:pStyle w:val="ListParagraph"/>
+              <w:widowControl w:val="0"/>
+              <w:numPr>
+                <w:ilvl w:val="0"/>
+                <w:numId w:val="3"/>
+              </w:numPr>
+              <w:pBdr>
+                <w:top w:val="nil"/>
+                <w:left w:val="nil"/>
+                <w:bottom w:val="nil"/>
+                <w:right w:val="nil"/>
+                <w:between w:val="nil"/>
+              </w:pBdr>
+              <w:spacing w:line="240" w:lineRule="auto"/>
+              <w:rPr>
+                <w:sz w:val="20"/>
+                <w:szCs w:val="20"/>
+              </w:rPr>
+            </w:pPr>
+            <w:r>
+              <w:rPr>
+                <w:sz w:val="20"/>
+                <w:szCs w:val="20"/>
+              </w:rPr>
+              <w:t xml:space="preserve">O que irá fazer? Começar a codificar a tela de login e preparar os componentes do </w:t>
+            </w:r>
+            <w:proofErr w:type="spellStart"/>
+            <w:r>
+              <w:rPr>
+                <w:sz w:val="20"/>
+                <w:szCs w:val="20"/>
+              </w:rPr>
+              <w:t>React</w:t>
+            </w:r>
+            <w:proofErr w:type="spellEnd"/>
+            <w:r>
+              <w:rPr>
+                <w:sz w:val="20"/>
+                <w:szCs w:val="20"/>
+              </w:rPr>
+              <w:t xml:space="preserve"> para receber as informações.</w:t>
+            </w:r>
+          </w:p>
+          <w:p>
+            <w:pPr>
+              <w:pStyle w:val="ListParagraph"/>
+              <w:widowControl w:val="0"/>
+              <w:pBdr>
+                <w:top w:val="nil"/>
+                <w:left w:val="nil"/>
+                <w:bottom w:val="nil"/>
+                <w:right w:val="nil"/>
+                <w:between w:val="nil"/>
+              </w:pBdr>
+              <w:spacing w:line="240" w:lineRule="auto"/>
+              <w:ind w:left="780"/>
+              <w:rPr>
+                <w:sz w:val="20"/>
+                <w:szCs w:val="20"/>
+              </w:rPr>
+            </w:pPr>
+          </w:p>
+          <w:p>
+            <w:pPr>
+              <w:widowControl w:val="0"/>
+              <w:numPr>
+                <w:ilvl w:val="0"/>
+                <w:numId w:val="3"/>
+              </w:numPr>
+              <w:pBdr>
+                <w:top w:val="nil"/>
+                <w:left w:val="nil"/>
+                <w:bottom w:val="nil"/>
+                <w:right w:val="nil"/>
+                <w:between w:val="nil"/>
+              </w:pBdr>
+              <w:spacing w:line="240" w:lineRule="auto"/>
+              <w:ind w:hanging="462"/>
+              <w:jc w:val="center"/>
+              <w:rPr>
+                <w:i/>
+                <w:sz w:val="20"/>
+                <w:szCs w:val="20"/>
+              </w:rPr>
+            </w:pPr>
+            <w:r>
+              <w:rPr>
+                <w:sz w:val="20"/>
+                <w:szCs w:val="20"/>
+              </w:rPr>
+              <w:t>Existe algum impedimento? Sim, aguardando que a API de usuários esteja disponível no ambiente de testes para integrar a tela de cadastro.</w:t>
+            </w:r>
+          </w:p>
+        </w:tc>
+      </w:tr>
+    </w:tbl>
+    <w:p>
+      <w:pPr>
+        <w:rPr>
+          <w:b/>
+        </w:rPr>
+      </w:pPr>
+    </w:p>
+    <w:tbl>
+      <w:tblPr>
+        <w:tblW w:w="9062" w:type="dxa"/>
+        <w:tblBorders>
+          <w:top w:val="single" w:sz="8" w:space="0" w:color="000000"/>
+          <w:left w:val="single" w:sz="8" w:space="0" w:color="000000"/>
+          <w:bottom w:val="single" w:sz="8" w:space="0" w:color="000000"/>
+          <w:right w:val="single" w:sz="8" w:space="0" w:color="000000"/>
+          <w:insideH w:val="single" w:sz="8" w:space="0" w:color="000000"/>
+          <w:insideV w:val="single" w:sz="8" w:space="0" w:color="000000"/>
+        </w:tblBorders>
+        <w:tblLayout w:type="fixed"/>
+        <w:tblLook w:val="0600" w:firstRow="0" w:lastRow="0" w:firstColumn="0" w:lastColumn="0" w:noHBand="1" w:noVBand="1"/>
+      </w:tblPr>
+      <w:tblGrid>
+        <w:gridCol w:w="2490"/>
+        <w:gridCol w:w="6572"/>
+      </w:tblGrid>
+      <w:tr>
+        <w:tc>
+          <w:tcPr>
+            <w:tcW w:w="2490" w:type="dxa"/>
+            <w:shd w:val="clear" w:color="auto" w:fill="8DB3E2" w:themeFill="text2" w:themeFillTint="66"/>
+            <w:tcMar>
+              <w:top w:w="100" w:type="dxa"/>
+              <w:left w:w="100" w:type="dxa"/>
+              <w:bottom w:w="100" w:type="dxa"/>
+              <w:right w:w="100" w:type="dxa"/>
+            </w:tcMar>
+          </w:tcPr>
+          <w:p>
+            <w:pPr>
+              <w:widowControl w:val="0"/>
+              <w:spacing w:line="240" w:lineRule="auto"/>
+              <w:jc w:val="center"/>
+              <w:rPr>
+                <w:b/>
+                <w:bCs/>
+                <w:color w:val="FFFFFF" w:themeColor="background1"/>
+              </w:rPr>
+            </w:pPr>
+            <w:r>
+              <w:rPr>
+                <w:b/>
+                <w:bCs/>
+                <w:color w:val="FFFFFF" w:themeColor="background1"/>
+              </w:rPr>
+              <w:t>Coragem</w:t>
+            </w:r>
+          </w:p>
+        </w:tc>
+        <w:tc>
+          <w:tcPr>
+            <w:tcW w:w="6572" w:type="dxa"/>
+            <w:tcMar>
+              <w:top w:w="100" w:type="dxa"/>
+              <w:left w:w="100" w:type="dxa"/>
+              <w:bottom w:w="100" w:type="dxa"/>
+              <w:right w:w="100" w:type="dxa"/>
+            </w:tcMar>
+          </w:tcPr>
+          <w:p>
+            <w:pPr>
+              <w:widowControl w:val="0"/>
+              <w:spacing w:line="240" w:lineRule="auto"/>
+              <w:jc w:val="center"/>
+              <w:rPr>
+                <w:sz w:val="20"/>
+                <w:szCs w:val="20"/>
+              </w:rPr>
+            </w:pPr>
+            <w:r>
+              <w:rPr>
+                <w:sz w:val="20"/>
+                <w:szCs w:val="20"/>
+              </w:rPr>
+              <w:t>Para lidar com prazos limitados e equipe reduzida (restrições do projeto), assumindo desafios técnicos mais complexos para entregar as integrações necessárias.</w:t>
+            </w:r>
+          </w:p>
+        </w:tc>
+      </w:tr>
+      <w:tr>
+        <w:tc>
+          <w:tcPr>
+            <w:tcW w:w="2490" w:type="dxa"/>
+            <w:shd w:val="clear" w:color="auto" w:fill="8DB3E2" w:themeFill="text2" w:themeFillTint="66"/>
+            <w:tcMar>
+              <w:top w:w="100" w:type="dxa"/>
+              <w:left w:w="100" w:type="dxa"/>
+              <w:bottom w:w="100" w:type="dxa"/>
+              <w:right w:w="100" w:type="dxa"/>
+            </w:tcMar>
+          </w:tcPr>
+          <w:p>
+            <w:pPr>
+              <w:widowControl w:val="0"/>
+              <w:spacing w:line="240" w:lineRule="auto"/>
+              <w:jc w:val="center"/>
+              <w:rPr>
+                <w:b/>
+                <w:bCs/>
+                <w:color w:val="FFFFFF" w:themeColor="background1"/>
+              </w:rPr>
+            </w:pPr>
+            <w:r>
+              <w:rPr>
+                <w:b/>
+                <w:bCs/>
+                <w:color w:val="FFFFFF" w:themeColor="background1"/>
+              </w:rPr>
+              <w:t>Foco</w:t>
+            </w:r>
+          </w:p>
+        </w:tc>
+        <w:tc>
+          <w:tcPr>
+            <w:tcW w:w="6572" w:type="dxa"/>
+            <w:tcMar>
+              <w:top w:w="100" w:type="dxa"/>
+              <w:left w:w="100" w:type="dxa"/>
+              <w:bottom w:w="100" w:type="dxa"/>
+              <w:right w:w="100" w:type="dxa"/>
+            </w:tcMar>
+          </w:tcPr>
+          <w:p>
+            <w:pPr>
+              <w:widowControl w:val="0"/>
+              <w:spacing w:line="240" w:lineRule="auto"/>
+              <w:jc w:val="center"/>
+              <w:rPr>
+                <w:sz w:val="20"/>
+                <w:szCs w:val="20"/>
+              </w:rPr>
+            </w:pPr>
+            <w:r>
+              <w:rPr>
+                <w:sz w:val="20"/>
+                <w:szCs w:val="20"/>
+              </w:rPr>
+              <w:t>Direcionar os esforços prioritariamente para as "Especificações dos requisitos" e "Desenvolvimento da interface" do MVP, evitando distrações com funcionalidades secundárias no primeiro ciclo.</w:t>
+            </w:r>
+          </w:p>
+        </w:tc>
+      </w:tr>
+      <w:tr>
+        <w:tc>
+          <w:tcPr>
+            <w:tcW w:w="2490" w:type="dxa"/>
+            <w:shd w:val="clear" w:color="auto" w:fill="8DB3E2" w:themeFill="text2" w:themeFillTint="66"/>
+            <w:tcMar>
+              <w:top w:w="100" w:type="dxa"/>
+              <w:left w:w="100" w:type="dxa"/>
+              <w:bottom w:w="100" w:type="dxa"/>
+              <w:right w:w="100" w:type="dxa"/>
+            </w:tcMar>
+          </w:tcPr>
+          <w:p>
+            <w:pPr>
+              <w:widowControl w:val="0"/>
+              <w:spacing w:line="240" w:lineRule="auto"/>
+              <w:jc w:val="center"/>
+              <w:rPr>
+                <w:b/>
+                <w:bCs/>
+                <w:color w:val="FFFFFF" w:themeColor="background1"/>
+              </w:rPr>
+            </w:pPr>
+            <w:r>
+              <w:rPr>
+                <w:b/>
+                <w:bCs/>
+                <w:color w:val="FFFFFF" w:themeColor="background1"/>
+              </w:rPr>
+              <w:t>Comprometimento</w:t>
+            </w:r>
+          </w:p>
+        </w:tc>
+        <w:tc>
+          <w:tcPr>
+            <w:tcW w:w="6572" w:type="dxa"/>
+            <w:tcMar>
+              <w:top w:w="100" w:type="dxa"/>
+              <w:left w:w="100" w:type="dxa"/>
+              <w:bottom w:w="100" w:type="dxa"/>
+              <w:right w:w="100" w:type="dxa"/>
+            </w:tcMar>
+          </w:tcPr>
+          <w:p>
+            <w:pPr>
+              <w:widowControl w:val="0"/>
+              <w:spacing w:line="240" w:lineRule="auto"/>
+              <w:jc w:val="center"/>
+              <w:rPr>
+                <w:sz w:val="20"/>
+                <w:szCs w:val="20"/>
+              </w:rPr>
+            </w:pPr>
+            <w:r>
+              <w:rPr>
+                <w:sz w:val="20"/>
+                <w:szCs w:val="20"/>
+              </w:rPr>
+              <w:t>Responsabilidade de ambos os membros em realizar as entregas pontuais, respeitando as datas estabelecidas no termo e mitigando o risco mapeado de "atrasos no desenvolvimento".</w:t>
+            </w:r>
+          </w:p>
+        </w:tc>
+      </w:tr>
+      <w:tr>
+        <w:tc>
+          <w:tcPr>
+            <w:tcW w:w="2490" w:type="dxa"/>
+            <w:shd w:val="clear" w:color="auto" w:fill="8DB3E2" w:themeFill="text2" w:themeFillTint="66"/>
+            <w:tcMar>
+              <w:top w:w="100" w:type="dxa"/>
+              <w:left w:w="100" w:type="dxa"/>
+              <w:bottom w:w="100" w:type="dxa"/>
+              <w:right w:w="100" w:type="dxa"/>
+            </w:tcMar>
+          </w:tcPr>
+          <w:p>
+            <w:pPr>
+              <w:widowControl w:val="0"/>
+              <w:spacing w:line="240" w:lineRule="auto"/>
+              <w:jc w:val="center"/>
+              <w:rPr>
+                <w:b/>
+                <w:bCs/>
+                <w:color w:val="FFFFFF" w:themeColor="background1"/>
+              </w:rPr>
+            </w:pPr>
+            <w:r>
+              <w:rPr>
+                <w:b/>
+                <w:bCs/>
+                <w:color w:val="FFFFFF" w:themeColor="background1"/>
+              </w:rPr>
+              <w:t>Abertura</w:t>
+            </w:r>
+          </w:p>
+        </w:tc>
+        <w:tc>
+          <w:tcPr>
+            <w:tcW w:w="6572" w:type="dxa"/>
+            <w:tcMar>
+              <w:top w:w="100" w:type="dxa"/>
+              <w:left w:w="100" w:type="dxa"/>
+              <w:bottom w:w="100" w:type="dxa"/>
+              <w:right w:w="100" w:type="dxa"/>
+            </w:tcMar>
+          </w:tcPr>
+          <w:p>
+            <w:pPr>
+              <w:widowControl w:val="0"/>
+              <w:tabs>
+                <w:tab w:val="left" w:pos="312"/>
+              </w:tabs>
+              <w:spacing w:line="240" w:lineRule="auto"/>
+              <w:jc w:val="center"/>
+              <w:rPr>
+                <w:sz w:val="20"/>
+                <w:szCs w:val="20"/>
+              </w:rPr>
+            </w:pPr>
+            <w:r>
+              <w:rPr>
+                <w:sz w:val="20"/>
+                <w:szCs w:val="20"/>
+              </w:rPr>
+              <w:t>Disponibilidade contínua para escutar feedbacks em etapas como a "Integração com usuário teste</w:t>
+            </w:r>
+            <w:proofErr w:type="gramStart"/>
+            <w:r>
+              <w:rPr>
+                <w:sz w:val="20"/>
+                <w:szCs w:val="20"/>
+              </w:rPr>
+              <w:t>" ,</w:t>
+            </w:r>
+            <w:proofErr w:type="gramEnd"/>
+            <w:r>
+              <w:rPr>
+                <w:sz w:val="20"/>
+                <w:szCs w:val="20"/>
+              </w:rPr>
+              <w:t xml:space="preserve"> garantindo que a equipe não seja pega pelo risco de "não atender os requisitos do usuário".</w:t>
+            </w:r>
+          </w:p>
+        </w:tc>
+      </w:tr>
+    </w:tbl>
+    <w:p>
+      <w:pPr>
+        <w:rPr>
+          <w:b/>
+        </w:rPr>
+      </w:pPr>
+    </w:p>
+    <w:p>
+      <w:pPr>
+        <w:rPr>
+          <w:b/>
+        </w:rPr>
+      </w:pPr>
+      <w:r>
+        <w:rPr>
+          <w:b/>
+        </w:rPr>
+        <w:br w:type="page"/>
+      </w:r>
+      <w:r>
+        <w:rPr>
+          <w:b/>
+        </w:rPr>
+        <w:lastRenderedPageBreak/>
+        <w:t>PERT/</w:t>
+      </w:r>
+      <w:r>
+        <w:rPr>
+          <w:b/>
+        </w:rPr>
+        <w:t>CPM</w:t>
+      </w:r>
+    </w:p>
+    <w:tbl>
+      <w:tblPr>
+        <w:tblW w:w="10632" w:type="dxa"/>
+        <w:tblCellSpacing w:w="15" w:type="dxa"/>
+        <w:tblInd w:w="-575" w:type="dxa"/>
+        <w:tblCellMar>
+          <w:left w:w="0" w:type="dxa"/>
+          <w:right w:w="0" w:type="dxa"/>
+        </w:tblCellMar>
+        <w:tblLook w:val="04A0" w:firstRow="1" w:lastRow="0" w:firstColumn="1" w:lastColumn="0" w:noHBand="0" w:noVBand="1"/>
+      </w:tblPr>
+      <w:tblGrid>
+        <w:gridCol w:w="655"/>
+        <w:gridCol w:w="2242"/>
+        <w:gridCol w:w="2010"/>
+        <w:gridCol w:w="1301"/>
+        <w:gridCol w:w="1338"/>
+        <w:gridCol w:w="1570"/>
+        <w:gridCol w:w="1516"/>
+      </w:tblGrid>
+      <w:tr>
+        <w:trPr>
+          <w:tblHeader/>
+          <w:tblCellSpacing w:w="15" w:type="dxa"/>
+        </w:trPr>
+        <w:tc>
+          <w:tcPr>
+            <w:tcW w:w="610" w:type="dxa"/>
+            <w:tcBorders>
+              <w:top w:val="single" w:sz="6" w:space="0" w:color="C4C7C5"/>
+              <w:left w:val="single" w:sz="6" w:space="0" w:color="C4C7C5"/>
+              <w:bottom w:val="single" w:sz="6" w:space="0" w:color="C4C7C5"/>
+              <w:right w:val="single" w:sz="6" w:space="0" w:color="C4C7C5"/>
+            </w:tcBorders>
+            <w:shd w:val="clear" w:color="auto" w:fill="4F81BD" w:themeFill="accent1"/>
+            <w:tcMar>
+              <w:top w:w="120" w:type="dxa"/>
+              <w:left w:w="180" w:type="dxa"/>
+              <w:bottom w:w="120" w:type="dxa"/>
+              <w:right w:w="180" w:type="dxa"/>
+            </w:tcMar>
+            <w:vAlign w:val="center"/>
+            <w:hideMark/>
+          </w:tcPr>
+          <w:p>
+            <w:pPr>
+              <w:rPr>
+                <w:b/>
+                <w:color w:val="FFFFFF" w:themeColor="background1"/>
+              </w:rPr>
+            </w:pPr>
+            <w:r>
+              <w:rPr>
+                <w:b/>
+                <w:bCs/>
+                <w:color w:val="FFFFFF" w:themeColor="background1"/>
+              </w:rPr>
+              <w:t>ID</w:t>
+            </w:r>
+          </w:p>
+        </w:tc>
+        <w:tc>
+          <w:tcPr>
+            <w:tcW w:w="0" w:type="auto"/>
+            <w:tcBorders>
+              <w:top w:val="single" w:sz="6" w:space="0" w:color="C4C7C5"/>
+              <w:left w:val="single" w:sz="6" w:space="0" w:color="C4C7C5"/>
+              <w:bottom w:val="single" w:sz="6" w:space="0" w:color="C4C7C5"/>
+              <w:right w:val="single" w:sz="6" w:space="0" w:color="C4C7C5"/>
+            </w:tcBorders>
+            <w:shd w:val="clear" w:color="auto" w:fill="4F81BD" w:themeFill="accent1"/>
+            <w:tcMar>
+              <w:top w:w="120" w:type="dxa"/>
+              <w:left w:w="180" w:type="dxa"/>
+              <w:bottom w:w="120" w:type="dxa"/>
+              <w:right w:w="180" w:type="dxa"/>
+            </w:tcMar>
+            <w:vAlign w:val="center"/>
+            <w:hideMark/>
+          </w:tcPr>
+          <w:p>
+            <w:pPr>
+              <w:rPr>
+                <w:b/>
+                <w:color w:val="FFFFFF" w:themeColor="background1"/>
+              </w:rPr>
+            </w:pPr>
+            <w:r>
+              <w:rPr>
+                <w:b/>
+                <w:bCs/>
+                <w:color w:val="FFFFFF" w:themeColor="background1"/>
+              </w:rPr>
+              <w:t>Atividade / Marco de Desenvolvimento</w:t>
+            </w:r>
+          </w:p>
+        </w:tc>
+        <w:tc>
+          <w:tcPr>
+            <w:tcW w:w="0" w:type="auto"/>
+            <w:tcBorders>
+              <w:top w:val="single" w:sz="6" w:space="0" w:color="C4C7C5"/>
+              <w:left w:val="single" w:sz="6" w:space="0" w:color="C4C7C5"/>
+              <w:bottom w:val="single" w:sz="6" w:space="0" w:color="C4C7C5"/>
+              <w:right w:val="single" w:sz="6" w:space="0" w:color="C4C7C5"/>
+            </w:tcBorders>
+            <w:shd w:val="clear" w:color="auto" w:fill="4F81BD" w:themeFill="accent1"/>
+            <w:tcMar>
+              <w:top w:w="120" w:type="dxa"/>
+              <w:left w:w="180" w:type="dxa"/>
+              <w:bottom w:w="120" w:type="dxa"/>
+              <w:right w:w="180" w:type="dxa"/>
+            </w:tcMar>
+            <w:vAlign w:val="center"/>
+            <w:hideMark/>
+          </w:tcPr>
+          <w:p>
+            <w:pPr>
+              <w:rPr>
+                <w:b/>
+                <w:color w:val="FFFFFF" w:themeColor="background1"/>
+              </w:rPr>
+            </w:pPr>
+            <w:r>
+              <w:rPr>
+                <w:b/>
+                <w:bCs/>
+                <w:color w:val="FFFFFF" w:themeColor="background1"/>
+              </w:rPr>
+              <w:t>Dependência (Predecessora)</w:t>
+            </w:r>
+          </w:p>
+        </w:tc>
+        <w:tc>
+          <w:tcPr>
+            <w:tcW w:w="0" w:type="auto"/>
+            <w:tcBorders>
+              <w:top w:val="single" w:sz="6" w:space="0" w:color="C4C7C5"/>
+              <w:left w:val="single" w:sz="6" w:space="0" w:color="C4C7C5"/>
+              <w:bottom w:val="single" w:sz="6" w:space="0" w:color="C4C7C5"/>
+              <w:right w:val="single" w:sz="6" w:space="0" w:color="C4C7C5"/>
+            </w:tcBorders>
+            <w:shd w:val="clear" w:color="auto" w:fill="4F81BD" w:themeFill="accent1"/>
+            <w:tcMar>
+              <w:top w:w="120" w:type="dxa"/>
+              <w:left w:w="180" w:type="dxa"/>
+              <w:bottom w:w="120" w:type="dxa"/>
+              <w:right w:w="180" w:type="dxa"/>
+            </w:tcMar>
+            <w:vAlign w:val="center"/>
+            <w:hideMark/>
+          </w:tcPr>
+          <w:p>
+            <w:pPr>
+              <w:rPr>
+                <w:b/>
+                <w:color w:val="FFFFFF" w:themeColor="background1"/>
+              </w:rPr>
+            </w:pPr>
+            <w:r>
+              <w:rPr>
+                <w:b/>
+                <w:bCs/>
+                <w:color w:val="FFFFFF" w:themeColor="background1"/>
+              </w:rPr>
+              <w:t>Duração Otimista</w:t>
+            </w:r>
+          </w:p>
+        </w:tc>
+        <w:tc>
+          <w:tcPr>
+            <w:tcW w:w="0" w:type="auto"/>
+            <w:tcBorders>
+              <w:top w:val="single" w:sz="6" w:space="0" w:color="C4C7C5"/>
+              <w:left w:val="single" w:sz="6" w:space="0" w:color="C4C7C5"/>
+              <w:bottom w:val="single" w:sz="6" w:space="0" w:color="C4C7C5"/>
+              <w:right w:val="single" w:sz="6" w:space="0" w:color="C4C7C5"/>
+            </w:tcBorders>
+            <w:shd w:val="clear" w:color="auto" w:fill="4F81BD" w:themeFill="accent1"/>
+            <w:tcMar>
+              <w:top w:w="120" w:type="dxa"/>
+              <w:left w:w="180" w:type="dxa"/>
+              <w:bottom w:w="120" w:type="dxa"/>
+              <w:right w:w="180" w:type="dxa"/>
+            </w:tcMar>
+            <w:vAlign w:val="center"/>
+            <w:hideMark/>
+          </w:tcPr>
+          <w:p>
+            <w:pPr>
+              <w:rPr>
+                <w:b/>
+                <w:color w:val="FFFFFF" w:themeColor="background1"/>
+              </w:rPr>
+            </w:pPr>
+            <w:r>
+              <w:rPr>
+                <w:b/>
+                <w:bCs/>
+                <w:color w:val="FFFFFF" w:themeColor="background1"/>
+              </w:rPr>
+              <w:t>Duração Mais Provável</w:t>
+            </w:r>
+          </w:p>
+        </w:tc>
+        <w:tc>
+          <w:tcPr>
+            <w:tcW w:w="0" w:type="auto"/>
+            <w:tcBorders>
+              <w:top w:val="single" w:sz="6" w:space="0" w:color="C4C7C5"/>
+              <w:left w:val="single" w:sz="6" w:space="0" w:color="C4C7C5"/>
+              <w:bottom w:val="single" w:sz="6" w:space="0" w:color="C4C7C5"/>
+              <w:right w:val="single" w:sz="6" w:space="0" w:color="C4C7C5"/>
+            </w:tcBorders>
+            <w:shd w:val="clear" w:color="auto" w:fill="4F81BD" w:themeFill="accent1"/>
+            <w:tcMar>
+              <w:top w:w="120" w:type="dxa"/>
+              <w:left w:w="180" w:type="dxa"/>
+              <w:bottom w:w="120" w:type="dxa"/>
+              <w:right w:w="180" w:type="dxa"/>
+            </w:tcMar>
+            <w:vAlign w:val="center"/>
+            <w:hideMark/>
+          </w:tcPr>
+          <w:p>
+            <w:pPr>
+              <w:rPr>
+                <w:b/>
+                <w:color w:val="FFFFFF" w:themeColor="background1"/>
+              </w:rPr>
+            </w:pPr>
+            <w:r>
+              <w:rPr>
+                <w:b/>
+                <w:bCs/>
+                <w:color w:val="FFFFFF" w:themeColor="background1"/>
+              </w:rPr>
+              <w:t>Duração Pessimista</w:t>
+            </w:r>
+          </w:p>
+        </w:tc>
+        <w:tc>
+          <w:tcPr>
+            <w:tcW w:w="1471" w:type="dxa"/>
+            <w:tcBorders>
+              <w:top w:val="single" w:sz="6" w:space="0" w:color="C4C7C5"/>
+              <w:left w:val="single" w:sz="6" w:space="0" w:color="C4C7C5"/>
+              <w:bottom w:val="single" w:sz="6" w:space="0" w:color="C4C7C5"/>
+              <w:right w:val="single" w:sz="6" w:space="0" w:color="C4C7C5"/>
+            </w:tcBorders>
+            <w:shd w:val="clear" w:color="auto" w:fill="4F81BD" w:themeFill="accent1"/>
+            <w:tcMar>
+              <w:top w:w="120" w:type="dxa"/>
+              <w:left w:w="180" w:type="dxa"/>
+              <w:bottom w:w="120" w:type="dxa"/>
+              <w:right w:w="180" w:type="dxa"/>
+            </w:tcMar>
+            <w:vAlign w:val="center"/>
+            <w:hideMark/>
+          </w:tcPr>
+          <w:p>
+            <w:pPr>
+              <w:rPr>
+                <w:b/>
+                <w:color w:val="FFFFFF" w:themeColor="background1"/>
+              </w:rPr>
+            </w:pPr>
+            <w:r>
+              <w:rPr>
+                <w:b/>
+                <w:bCs/>
+                <w:color w:val="FFFFFF" w:themeColor="background1"/>
+              </w:rPr>
+              <w:t>Tempo Estimado (PERT)</w:t>
+            </w:r>
+          </w:p>
+        </w:tc>
+      </w:tr>
+      <w:tr>
+        <w:trPr>
+          <w:tblCellSpacing w:w="15" w:type="dxa"/>
+        </w:trPr>
+        <w:tc>
+          <w:tcPr>
+            <w:tcW w:w="610" w:type="dxa"/>
+            <w:tcBorders>
+              <w:top w:val="single" w:sz="6" w:space="0" w:color="C4C7C5"/>
+              <w:left w:val="single" w:sz="6" w:space="0" w:color="C4C7C5"/>
+              <w:bottom w:val="single" w:sz="6" w:space="0" w:color="C4C7C5"/>
+              <w:right w:val="single" w:sz="6" w:space="0" w:color="C4C7C5"/>
+            </w:tcBorders>
+            <w:tcMar>
+              <w:top w:w="120" w:type="dxa"/>
+              <w:left w:w="180" w:type="dxa"/>
+              <w:bottom w:w="120" w:type="dxa"/>
+              <w:right w:w="180" w:type="dxa"/>
+            </w:tcMar>
+            <w:vAlign w:val="center"/>
+            <w:hideMark/>
+          </w:tcPr>
+          <w:p>
+            <w:pPr>
+              <w:rPr>
+                <w:b/>
+              </w:rPr>
+            </w:pPr>
+            <w:r>
+              <w:rPr>
+                <w:b/>
+                <w:bCs/>
+              </w:rPr>
+              <w:t>A</w:t>
+            </w:r>
+          </w:p>
+        </w:tc>
+        <w:tc>
+          <w:tcPr>
+            <w:tcW w:w="0" w:type="auto"/>
+            <w:tcBorders>
+              <w:top w:val="single" w:sz="6" w:space="0" w:color="C4C7C5"/>
+              <w:left w:val="single" w:sz="6" w:space="0" w:color="C4C7C5"/>
+              <w:bottom w:val="single" w:sz="6" w:space="0" w:color="C4C7C5"/>
+              <w:right w:val="single" w:sz="6" w:space="0" w:color="C4C7C5"/>
+            </w:tcBorders>
+            <w:tcMar>
+              <w:top w:w="120" w:type="dxa"/>
+              <w:left w:w="180" w:type="dxa"/>
+              <w:bottom w:w="120" w:type="dxa"/>
+              <w:right w:w="180" w:type="dxa"/>
+            </w:tcMar>
+            <w:vAlign w:val="center"/>
+            <w:hideMark/>
+          </w:tcPr>
+          <w:p>
+            <w:pPr>
+              <w:rPr>
+                <w:b/>
+              </w:rPr>
+            </w:pPr>
+            <w:r>
+              <w:rPr>
+                <w:b/>
+              </w:rPr>
+              <w:t>Especificação dos requisitos e escopo inicial</w:t>
+            </w:r>
+          </w:p>
+        </w:tc>
+        <w:tc>
+          <w:tcPr>
+            <w:tcW w:w="0" w:type="auto"/>
+            <w:tcBorders>
+              <w:top w:val="single" w:sz="6" w:space="0" w:color="C4C7C5"/>
+              <w:left w:val="single" w:sz="6" w:space="0" w:color="C4C7C5"/>
+              <w:bottom w:val="single" w:sz="6" w:space="0" w:color="C4C7C5"/>
+              <w:right w:val="single" w:sz="6" w:space="0" w:color="C4C7C5"/>
+            </w:tcBorders>
+            <w:tcMar>
+              <w:top w:w="120" w:type="dxa"/>
+              <w:left w:w="180" w:type="dxa"/>
+              <w:bottom w:w="120" w:type="dxa"/>
+              <w:right w:w="180" w:type="dxa"/>
+            </w:tcMar>
+            <w:vAlign w:val="center"/>
+            <w:hideMark/>
+          </w:tcPr>
+          <w:p>
+            <w:pPr>
+              <w:rPr>
+                <w:b/>
+              </w:rPr>
+            </w:pPr>
+            <w:r>
+              <w:rPr>
+                <w:b/>
+              </w:rPr>
+              <w:t>-</w:t>
+            </w:r>
+          </w:p>
+        </w:tc>
+        <w:tc>
+          <w:tcPr>
+            <w:tcW w:w="0" w:type="auto"/>
+            <w:tcBorders>
+              <w:top w:val="single" w:sz="6" w:space="0" w:color="C4C7C5"/>
+              <w:left w:val="single" w:sz="6" w:space="0" w:color="C4C7C5"/>
+              <w:bottom w:val="single" w:sz="6" w:space="0" w:color="C4C7C5"/>
+              <w:right w:val="single" w:sz="6" w:space="0" w:color="C4C7C5"/>
+            </w:tcBorders>
+            <w:tcMar>
+              <w:top w:w="120" w:type="dxa"/>
+              <w:left w:w="180" w:type="dxa"/>
+              <w:bottom w:w="120" w:type="dxa"/>
+              <w:right w:w="180" w:type="dxa"/>
+            </w:tcMar>
+            <w:vAlign w:val="center"/>
+            <w:hideMark/>
+          </w:tcPr>
+          <w:p>
+            <w:pPr>
+              <w:rPr>
+                <w:b/>
+              </w:rPr>
+            </w:pPr>
+            <w:r>
+              <w:rPr>
+                <w:b/>
+              </w:rPr>
+              <w:t>1 sem.</w:t>
+            </w:r>
+          </w:p>
+        </w:tc>
+        <w:tc>
+          <w:tcPr>
+            <w:tcW w:w="0" w:type="auto"/>
+            <w:tcBorders>
+              <w:top w:val="single" w:sz="6" w:space="0" w:color="C4C7C5"/>
+              <w:left w:val="single" w:sz="6" w:space="0" w:color="C4C7C5"/>
+              <w:bottom w:val="single" w:sz="6" w:space="0" w:color="C4C7C5"/>
+              <w:right w:val="single" w:sz="6" w:space="0" w:color="C4C7C5"/>
+            </w:tcBorders>
+            <w:tcMar>
+              <w:top w:w="120" w:type="dxa"/>
+              <w:left w:w="180" w:type="dxa"/>
+              <w:bottom w:w="120" w:type="dxa"/>
+              <w:right w:w="180" w:type="dxa"/>
+            </w:tcMar>
+            <w:vAlign w:val="center"/>
+            <w:hideMark/>
+          </w:tcPr>
+          <w:p>
+            <w:pPr>
+              <w:rPr>
+                <w:b/>
+              </w:rPr>
+            </w:pPr>
+            <w:r>
+              <w:rPr>
+                <w:b/>
+              </w:rPr>
+              <w:t>2 sem.</w:t>
+            </w:r>
+          </w:p>
+        </w:tc>
+        <w:tc>
+          <w:tcPr>
+            <w:tcW w:w="0" w:type="auto"/>
+            <w:tcBorders>
+              <w:top w:val="single" w:sz="6" w:space="0" w:color="C4C7C5"/>
+              <w:left w:val="single" w:sz="6" w:space="0" w:color="C4C7C5"/>
+              <w:bottom w:val="single" w:sz="6" w:space="0" w:color="C4C7C5"/>
+              <w:right w:val="single" w:sz="6" w:space="0" w:color="C4C7C5"/>
+            </w:tcBorders>
+            <w:tcMar>
+              <w:top w:w="120" w:type="dxa"/>
+              <w:left w:w="180" w:type="dxa"/>
+              <w:bottom w:w="120" w:type="dxa"/>
+              <w:right w:w="180" w:type="dxa"/>
+            </w:tcMar>
+            <w:vAlign w:val="center"/>
+            <w:hideMark/>
+          </w:tcPr>
+          <w:p>
+            <w:pPr>
+              <w:rPr>
+                <w:b/>
+              </w:rPr>
+            </w:pPr>
+            <w:r>
+              <w:rPr>
+                <w:b/>
+              </w:rPr>
+              <w:t>3 sem.</w:t>
+            </w:r>
+          </w:p>
+        </w:tc>
+        <w:tc>
+          <w:tcPr>
+            <w:tcW w:w="1471" w:type="dxa"/>
+            <w:tcBorders>
+              <w:top w:val="single" w:sz="6" w:space="0" w:color="C4C7C5"/>
+              <w:left w:val="single" w:sz="6" w:space="0" w:color="C4C7C5"/>
+              <w:bottom w:val="single" w:sz="6" w:space="0" w:color="C4C7C5"/>
+              <w:right w:val="single" w:sz="6" w:space="0" w:color="C4C7C5"/>
+            </w:tcBorders>
+            <w:tcMar>
+              <w:top w:w="120" w:type="dxa"/>
+              <w:left w:w="180" w:type="dxa"/>
+              <w:bottom w:w="120" w:type="dxa"/>
+              <w:right w:w="180" w:type="dxa"/>
+            </w:tcMar>
+            <w:vAlign w:val="center"/>
+            <w:hideMark/>
+          </w:tcPr>
+          <w:p>
+            <w:pPr>
+              <w:rPr>
+                <w:b/>
+              </w:rPr>
+            </w:pPr>
+            <w:r>
+              <w:rPr>
+                <w:b/>
+                <w:bCs/>
+              </w:rPr>
+              <w:t>2,0 semanas</w:t>
+            </w:r>
+          </w:p>
+        </w:tc>
+      </w:tr>
+      <w:tr>
+        <w:trPr>
+          <w:tblCellSpacing w:w="15" w:type="dxa"/>
+        </w:trPr>
+        <w:tc>
+          <w:tcPr>
+            <w:tcW w:w="610" w:type="dxa"/>
+            <w:tcBorders>
+              <w:top w:val="single" w:sz="6" w:space="0" w:color="C4C7C5"/>
+              <w:left w:val="single" w:sz="6" w:space="0" w:color="C4C7C5"/>
+              <w:bottom w:val="single" w:sz="6" w:space="0" w:color="C4C7C5"/>
+              <w:right w:val="single" w:sz="6" w:space="0" w:color="C4C7C5"/>
+            </w:tcBorders>
+            <w:tcMar>
+              <w:top w:w="120" w:type="dxa"/>
+              <w:left w:w="180" w:type="dxa"/>
+              <w:bottom w:w="120" w:type="dxa"/>
+              <w:right w:w="180" w:type="dxa"/>
+            </w:tcMar>
+            <w:vAlign w:val="center"/>
+            <w:hideMark/>
+          </w:tcPr>
+          <w:p>
+            <w:pPr>
+              <w:rPr>
+                <w:b/>
+              </w:rPr>
+            </w:pPr>
+            <w:r>
+              <w:rPr>
+                <w:b/>
+                <w:bCs/>
+              </w:rPr>
+              <w:t>B</w:t>
+            </w:r>
+          </w:p>
+        </w:tc>
+        <w:tc>
+          <w:tcPr>
+            <w:tcW w:w="0" w:type="auto"/>
+            <w:tcBorders>
+              <w:top w:val="single" w:sz="6" w:space="0" w:color="C4C7C5"/>
+              <w:left w:val="single" w:sz="6" w:space="0" w:color="C4C7C5"/>
+              <w:bottom w:val="single" w:sz="6" w:space="0" w:color="C4C7C5"/>
+              <w:right w:val="single" w:sz="6" w:space="0" w:color="C4C7C5"/>
+            </w:tcBorders>
+            <w:tcMar>
+              <w:top w:w="120" w:type="dxa"/>
+              <w:left w:w="180" w:type="dxa"/>
+              <w:bottom w:w="120" w:type="dxa"/>
+              <w:right w:w="180" w:type="dxa"/>
+            </w:tcMar>
+            <w:vAlign w:val="center"/>
+            <w:hideMark/>
+          </w:tcPr>
+          <w:p>
+            <w:pPr>
+              <w:rPr>
+                <w:b/>
+              </w:rPr>
+            </w:pPr>
+            <w:r>
+              <w:rPr>
+                <w:b/>
+              </w:rPr>
+              <w:t>Desenvolvimento das interfaces de Front-</w:t>
+            </w:r>
+            <w:proofErr w:type="spellStart"/>
+            <w:r>
+              <w:rPr>
+                <w:b/>
+              </w:rPr>
+              <w:t>end</w:t>
+            </w:r>
+            <w:proofErr w:type="spellEnd"/>
+            <w:r>
+              <w:rPr>
+                <w:b/>
+              </w:rPr>
+              <w:t xml:space="preserve"> (Landing Page)</w:t>
+            </w:r>
+          </w:p>
+        </w:tc>
+        <w:tc>
+          <w:tcPr>
+            <w:tcW w:w="0" w:type="auto"/>
+            <w:tcBorders>
+              <w:top w:val="single" w:sz="6" w:space="0" w:color="C4C7C5"/>
+              <w:left w:val="single" w:sz="6" w:space="0" w:color="C4C7C5"/>
+              <w:bottom w:val="single" w:sz="6" w:space="0" w:color="C4C7C5"/>
+              <w:right w:val="single" w:sz="6" w:space="0" w:color="C4C7C5"/>
+            </w:tcBorders>
+            <w:tcMar>
+              <w:top w:w="120" w:type="dxa"/>
+              <w:left w:w="180" w:type="dxa"/>
+              <w:bottom w:w="120" w:type="dxa"/>
+              <w:right w:w="180" w:type="dxa"/>
+            </w:tcMar>
+            <w:vAlign w:val="center"/>
+            <w:hideMark/>
+          </w:tcPr>
+          <w:p>
+            <w:pPr>
+              <w:rPr>
+                <w:b/>
+              </w:rPr>
+            </w:pPr>
+            <w:r>
+              <w:rPr>
+                <w:b/>
+              </w:rPr>
+              <w:t>A</w:t>
+            </w:r>
+          </w:p>
+        </w:tc>
+        <w:tc>
+          <w:tcPr>
+            <w:tcW w:w="0" w:type="auto"/>
+            <w:tcBorders>
+              <w:top w:val="single" w:sz="6" w:space="0" w:color="C4C7C5"/>
+              <w:left w:val="single" w:sz="6" w:space="0" w:color="C4C7C5"/>
+              <w:bottom w:val="single" w:sz="6" w:space="0" w:color="C4C7C5"/>
+              <w:right w:val="single" w:sz="6" w:space="0" w:color="C4C7C5"/>
+            </w:tcBorders>
+            <w:tcMar>
+              <w:top w:w="120" w:type="dxa"/>
+              <w:left w:w="180" w:type="dxa"/>
+              <w:bottom w:w="120" w:type="dxa"/>
+              <w:right w:w="180" w:type="dxa"/>
+            </w:tcMar>
+            <w:vAlign w:val="center"/>
+            <w:hideMark/>
+          </w:tcPr>
+          <w:p>
+            <w:pPr>
+              <w:rPr>
+                <w:b/>
+              </w:rPr>
+            </w:pPr>
+            <w:r>
+              <w:rPr>
+                <w:b/>
+              </w:rPr>
+              <w:t>2 sem.</w:t>
+            </w:r>
+          </w:p>
+        </w:tc>
+        <w:tc>
+          <w:tcPr>
+            <w:tcW w:w="0" w:type="auto"/>
+            <w:tcBorders>
+              <w:top w:val="single" w:sz="6" w:space="0" w:color="C4C7C5"/>
+              <w:left w:val="single" w:sz="6" w:space="0" w:color="C4C7C5"/>
+              <w:bottom w:val="single" w:sz="6" w:space="0" w:color="C4C7C5"/>
+              <w:right w:val="single" w:sz="6" w:space="0" w:color="C4C7C5"/>
+            </w:tcBorders>
+            <w:tcMar>
+              <w:top w:w="120" w:type="dxa"/>
+              <w:left w:w="180" w:type="dxa"/>
+              <w:bottom w:w="120" w:type="dxa"/>
+              <w:right w:w="180" w:type="dxa"/>
+            </w:tcMar>
+            <w:vAlign w:val="center"/>
+            <w:hideMark/>
+          </w:tcPr>
+          <w:p>
+            <w:pPr>
+              <w:rPr>
+                <w:b/>
+              </w:rPr>
+            </w:pPr>
+            <w:r>
+              <w:rPr>
+                <w:b/>
+              </w:rPr>
+              <w:t>3 sem.</w:t>
+            </w:r>
+          </w:p>
+        </w:tc>
+        <w:tc>
+          <w:tcPr>
+            <w:tcW w:w="0" w:type="auto"/>
+            <w:tcBorders>
+              <w:top w:val="single" w:sz="6" w:space="0" w:color="C4C7C5"/>
+              <w:left w:val="single" w:sz="6" w:space="0" w:color="C4C7C5"/>
+              <w:bottom w:val="single" w:sz="6" w:space="0" w:color="C4C7C5"/>
+              <w:right w:val="single" w:sz="6" w:space="0" w:color="C4C7C5"/>
+            </w:tcBorders>
+            <w:tcMar>
+              <w:top w:w="120" w:type="dxa"/>
+              <w:left w:w="180" w:type="dxa"/>
+              <w:bottom w:w="120" w:type="dxa"/>
+              <w:right w:w="180" w:type="dxa"/>
+            </w:tcMar>
+            <w:vAlign w:val="center"/>
+            <w:hideMark/>
+          </w:tcPr>
+          <w:p>
+            <w:pPr>
+              <w:rPr>
+                <w:b/>
+              </w:rPr>
+            </w:pPr>
+            <w:r>
+              <w:rPr>
+                <w:b/>
+              </w:rPr>
+              <w:t>5 sem.</w:t>
+            </w:r>
+          </w:p>
+        </w:tc>
+        <w:tc>
+          <w:tcPr>
+            <w:tcW w:w="1471" w:type="dxa"/>
+            <w:tcBorders>
+              <w:top w:val="single" w:sz="6" w:space="0" w:color="C4C7C5"/>
+              <w:left w:val="single" w:sz="6" w:space="0" w:color="C4C7C5"/>
+              <w:bottom w:val="single" w:sz="6" w:space="0" w:color="C4C7C5"/>
+              <w:right w:val="single" w:sz="6" w:space="0" w:color="C4C7C5"/>
+            </w:tcBorders>
+            <w:tcMar>
+              <w:top w:w="120" w:type="dxa"/>
+              <w:left w:w="180" w:type="dxa"/>
+              <w:bottom w:w="120" w:type="dxa"/>
+              <w:right w:w="180" w:type="dxa"/>
+            </w:tcMar>
+            <w:vAlign w:val="center"/>
+            <w:hideMark/>
+          </w:tcPr>
+          <w:p>
+            <w:pPr>
+              <w:rPr>
+                <w:b/>
+              </w:rPr>
+            </w:pPr>
+            <w:r>
+              <w:rPr>
+                <w:b/>
+                <w:bCs/>
+              </w:rPr>
+              <w:t>3,1 semanas</w:t>
+            </w:r>
+          </w:p>
+        </w:tc>
+      </w:tr>
+      <w:tr>
+        <w:trPr>
+          <w:tblCellSpacing w:w="15" w:type="dxa"/>
+        </w:trPr>
+        <w:tc>
+          <w:tcPr>
+            <w:tcW w:w="610" w:type="dxa"/>
+            <w:tcBorders>
+              <w:top w:val="single" w:sz="6" w:space="0" w:color="C4C7C5"/>
+              <w:left w:val="single" w:sz="6" w:space="0" w:color="C4C7C5"/>
+              <w:bottom w:val="single" w:sz="6" w:space="0" w:color="C4C7C5"/>
+              <w:right w:val="single" w:sz="6" w:space="0" w:color="C4C7C5"/>
+            </w:tcBorders>
+            <w:tcMar>
+              <w:top w:w="120" w:type="dxa"/>
+              <w:left w:w="180" w:type="dxa"/>
+              <w:bottom w:w="120" w:type="dxa"/>
+              <w:right w:w="180" w:type="dxa"/>
+            </w:tcMar>
+            <w:vAlign w:val="center"/>
+            <w:hideMark/>
+          </w:tcPr>
+          <w:p>
+            <w:pPr>
+              <w:rPr>
+                <w:b/>
+              </w:rPr>
+            </w:pPr>
+            <w:r>
+              <w:rPr>
+                <w:b/>
+                <w:bCs/>
+              </w:rPr>
+              <w:t>C</w:t>
+            </w:r>
+          </w:p>
+        </w:tc>
+        <w:tc>
+          <w:tcPr>
+            <w:tcW w:w="0" w:type="auto"/>
+            <w:tcBorders>
+              <w:top w:val="single" w:sz="6" w:space="0" w:color="C4C7C5"/>
+              <w:left w:val="single" w:sz="6" w:space="0" w:color="C4C7C5"/>
+              <w:bottom w:val="single" w:sz="6" w:space="0" w:color="C4C7C5"/>
+              <w:right w:val="single" w:sz="6" w:space="0" w:color="C4C7C5"/>
+            </w:tcBorders>
+            <w:tcMar>
+              <w:top w:w="120" w:type="dxa"/>
+              <w:left w:w="180" w:type="dxa"/>
+              <w:bottom w:w="120" w:type="dxa"/>
+              <w:right w:w="180" w:type="dxa"/>
+            </w:tcMar>
+            <w:vAlign w:val="center"/>
+            <w:hideMark/>
+          </w:tcPr>
+          <w:p>
+            <w:pPr>
+              <w:rPr>
+                <w:b/>
+              </w:rPr>
+            </w:pPr>
+            <w:r>
+              <w:rPr>
+                <w:b/>
+              </w:rPr>
+              <w:t xml:space="preserve">Modelagem física e migração do Banco de Dados para </w:t>
+            </w:r>
+            <w:proofErr w:type="spellStart"/>
+            <w:r>
+              <w:rPr>
+                <w:b/>
+              </w:rPr>
+              <w:t>MongoDB</w:t>
+            </w:r>
+            <w:proofErr w:type="spellEnd"/>
+          </w:p>
+        </w:tc>
+        <w:tc>
+          <w:tcPr>
+            <w:tcW w:w="0" w:type="auto"/>
+            <w:tcBorders>
+              <w:top w:val="single" w:sz="6" w:space="0" w:color="C4C7C5"/>
+              <w:left w:val="single" w:sz="6" w:space="0" w:color="C4C7C5"/>
+              <w:bottom w:val="single" w:sz="6" w:space="0" w:color="C4C7C5"/>
+              <w:right w:val="single" w:sz="6" w:space="0" w:color="C4C7C5"/>
+            </w:tcBorders>
+            <w:tcMar>
+              <w:top w:w="120" w:type="dxa"/>
+              <w:left w:w="180" w:type="dxa"/>
+              <w:bottom w:w="120" w:type="dxa"/>
+              <w:right w:w="180" w:type="dxa"/>
+            </w:tcMar>
+            <w:vAlign w:val="center"/>
+            <w:hideMark/>
+          </w:tcPr>
+          <w:p>
+            <w:pPr>
+              <w:rPr>
+                <w:b/>
+              </w:rPr>
+            </w:pPr>
+            <w:r>
+              <w:rPr>
+                <w:b/>
+              </w:rPr>
+              <w:t>A</w:t>
+            </w:r>
+          </w:p>
+        </w:tc>
+        <w:tc>
+          <w:tcPr>
+            <w:tcW w:w="0" w:type="auto"/>
+            <w:tcBorders>
+              <w:top w:val="single" w:sz="6" w:space="0" w:color="C4C7C5"/>
+              <w:left w:val="single" w:sz="6" w:space="0" w:color="C4C7C5"/>
+              <w:bottom w:val="single" w:sz="6" w:space="0" w:color="C4C7C5"/>
+              <w:right w:val="single" w:sz="6" w:space="0" w:color="C4C7C5"/>
+            </w:tcBorders>
+            <w:tcMar>
+              <w:top w:w="120" w:type="dxa"/>
+              <w:left w:w="180" w:type="dxa"/>
+              <w:bottom w:w="120" w:type="dxa"/>
+              <w:right w:w="180" w:type="dxa"/>
+            </w:tcMar>
+            <w:vAlign w:val="center"/>
+            <w:hideMark/>
+          </w:tcPr>
+          <w:p>
+            <w:pPr>
+              <w:rPr>
+                <w:b/>
+              </w:rPr>
+            </w:pPr>
+            <w:r>
+              <w:rPr>
+                <w:b/>
+              </w:rPr>
+              <w:t>3 sem.</w:t>
+            </w:r>
+          </w:p>
+        </w:tc>
+        <w:tc>
+          <w:tcPr>
+            <w:tcW w:w="0" w:type="auto"/>
+            <w:tcBorders>
+              <w:top w:val="single" w:sz="6" w:space="0" w:color="C4C7C5"/>
+              <w:left w:val="single" w:sz="6" w:space="0" w:color="C4C7C5"/>
+              <w:bottom w:val="single" w:sz="6" w:space="0" w:color="C4C7C5"/>
+              <w:right w:val="single" w:sz="6" w:space="0" w:color="C4C7C5"/>
+            </w:tcBorders>
+            <w:tcMar>
+              <w:top w:w="120" w:type="dxa"/>
+              <w:left w:w="180" w:type="dxa"/>
+              <w:bottom w:w="120" w:type="dxa"/>
+              <w:right w:w="180" w:type="dxa"/>
+            </w:tcMar>
+            <w:vAlign w:val="center"/>
+            <w:hideMark/>
+          </w:tcPr>
+          <w:p>
+            <w:pPr>
+              <w:rPr>
+                <w:b/>
+              </w:rPr>
+            </w:pPr>
+            <w:r>
+              <w:rPr>
+                <w:b/>
+              </w:rPr>
+              <w:t>4 sem.</w:t>
+            </w:r>
+          </w:p>
+        </w:tc>
+        <w:tc>
+          <w:tcPr>
+            <w:tcW w:w="0" w:type="auto"/>
+            <w:tcBorders>
+              <w:top w:val="single" w:sz="6" w:space="0" w:color="C4C7C5"/>
+              <w:left w:val="single" w:sz="6" w:space="0" w:color="C4C7C5"/>
+              <w:bottom w:val="single" w:sz="6" w:space="0" w:color="C4C7C5"/>
+              <w:right w:val="single" w:sz="6" w:space="0" w:color="C4C7C5"/>
+            </w:tcBorders>
+            <w:tcMar>
+              <w:top w:w="120" w:type="dxa"/>
+              <w:left w:w="180" w:type="dxa"/>
+              <w:bottom w:w="120" w:type="dxa"/>
+              <w:right w:w="180" w:type="dxa"/>
+            </w:tcMar>
+            <w:vAlign w:val="center"/>
+            <w:hideMark/>
+          </w:tcPr>
+          <w:p>
+            <w:pPr>
+              <w:rPr>
+                <w:b/>
+              </w:rPr>
+            </w:pPr>
+            <w:r>
+              <w:rPr>
+                <w:b/>
+              </w:rPr>
+              <w:t>6 sem.</w:t>
+            </w:r>
+          </w:p>
+        </w:tc>
+        <w:tc>
+          <w:tcPr>
+            <w:tcW w:w="1471" w:type="dxa"/>
+            <w:tcBorders>
+              <w:top w:val="single" w:sz="6" w:space="0" w:color="C4C7C5"/>
+              <w:left w:val="single" w:sz="6" w:space="0" w:color="C4C7C5"/>
+              <w:bottom w:val="single" w:sz="6" w:space="0" w:color="C4C7C5"/>
+              <w:right w:val="single" w:sz="6" w:space="0" w:color="C4C7C5"/>
+            </w:tcBorders>
+            <w:tcMar>
+              <w:top w:w="120" w:type="dxa"/>
+              <w:left w:w="180" w:type="dxa"/>
+              <w:bottom w:w="120" w:type="dxa"/>
+              <w:right w:w="180" w:type="dxa"/>
+            </w:tcMar>
+            <w:vAlign w:val="center"/>
+            <w:hideMark/>
+          </w:tcPr>
+          <w:p>
+            <w:pPr>
+              <w:rPr>
+                <w:b/>
+              </w:rPr>
+            </w:pPr>
+            <w:r>
+              <w:rPr>
+                <w:b/>
+                <w:bCs/>
+              </w:rPr>
+              <w:t>4,1 semanas</w:t>
+            </w:r>
+          </w:p>
+        </w:tc>
+      </w:tr>
+      <w:tr>
+        <w:trPr>
+          <w:tblCellSpacing w:w="15" w:type="dxa"/>
+        </w:trPr>
+        <w:tc>
+          <w:tcPr>
+            <w:tcW w:w="610" w:type="dxa"/>
+            <w:tcBorders>
+              <w:top w:val="single" w:sz="6" w:space="0" w:color="C4C7C5"/>
+              <w:left w:val="single" w:sz="6" w:space="0" w:color="C4C7C5"/>
+              <w:bottom w:val="single" w:sz="6" w:space="0" w:color="C4C7C5"/>
+              <w:right w:val="single" w:sz="6" w:space="0" w:color="C4C7C5"/>
+            </w:tcBorders>
+            <w:tcMar>
+              <w:top w:w="120" w:type="dxa"/>
+              <w:left w:w="180" w:type="dxa"/>
+              <w:bottom w:w="120" w:type="dxa"/>
+              <w:right w:w="180" w:type="dxa"/>
+            </w:tcMar>
+            <w:vAlign w:val="center"/>
+            <w:hideMark/>
+          </w:tcPr>
+          <w:p>
+            <w:pPr>
+              <w:rPr>
+                <w:b/>
+              </w:rPr>
+            </w:pPr>
+            <w:r>
+              <w:rPr>
+                <w:b/>
+                <w:bCs/>
+              </w:rPr>
+              <w:t>D</w:t>
+            </w:r>
+          </w:p>
+        </w:tc>
+        <w:tc>
+          <w:tcPr>
+            <w:tcW w:w="0" w:type="auto"/>
+            <w:tcBorders>
+              <w:top w:val="single" w:sz="6" w:space="0" w:color="C4C7C5"/>
+              <w:left w:val="single" w:sz="6" w:space="0" w:color="C4C7C5"/>
+              <w:bottom w:val="single" w:sz="6" w:space="0" w:color="C4C7C5"/>
+              <w:right w:val="single" w:sz="6" w:space="0" w:color="C4C7C5"/>
+            </w:tcBorders>
+            <w:tcMar>
+              <w:top w:w="120" w:type="dxa"/>
+              <w:left w:w="180" w:type="dxa"/>
+              <w:bottom w:w="120" w:type="dxa"/>
+              <w:right w:w="180" w:type="dxa"/>
+            </w:tcMar>
+            <w:vAlign w:val="center"/>
+            <w:hideMark/>
+          </w:tcPr>
+          <w:p>
+            <w:pPr>
+              <w:rPr>
+                <w:b/>
+              </w:rPr>
+            </w:pPr>
+            <w:r>
+              <w:rPr>
+                <w:b/>
+              </w:rPr>
+              <w:t>Implementação do CRUD do Catálogo Centralizado</w:t>
+            </w:r>
+          </w:p>
+        </w:tc>
+        <w:tc>
+          <w:tcPr>
+            <w:tcW w:w="0" w:type="auto"/>
+            <w:tcBorders>
+              <w:top w:val="single" w:sz="6" w:space="0" w:color="C4C7C5"/>
+              <w:left w:val="single" w:sz="6" w:space="0" w:color="C4C7C5"/>
+              <w:bottom w:val="single" w:sz="6" w:space="0" w:color="C4C7C5"/>
+              <w:right w:val="single" w:sz="6" w:space="0" w:color="C4C7C5"/>
+            </w:tcBorders>
+            <w:tcMar>
+              <w:top w:w="120" w:type="dxa"/>
+              <w:left w:w="180" w:type="dxa"/>
+              <w:bottom w:w="120" w:type="dxa"/>
+              <w:right w:w="180" w:type="dxa"/>
+            </w:tcMar>
+            <w:vAlign w:val="center"/>
+            <w:hideMark/>
+          </w:tcPr>
+          <w:p>
+            <w:pPr>
+              <w:rPr>
+                <w:b/>
+              </w:rPr>
+            </w:pPr>
+            <w:r>
+              <w:rPr>
+                <w:b/>
+              </w:rPr>
+              <w:t>C</w:t>
+            </w:r>
+          </w:p>
+        </w:tc>
+        <w:tc>
+          <w:tcPr>
+            <w:tcW w:w="0" w:type="auto"/>
+            <w:tcBorders>
+              <w:top w:val="single" w:sz="6" w:space="0" w:color="C4C7C5"/>
+              <w:left w:val="single" w:sz="6" w:space="0" w:color="C4C7C5"/>
+              <w:bottom w:val="single" w:sz="6" w:space="0" w:color="C4C7C5"/>
+              <w:right w:val="single" w:sz="6" w:space="0" w:color="C4C7C5"/>
+            </w:tcBorders>
+            <w:tcMar>
+              <w:top w:w="120" w:type="dxa"/>
+              <w:left w:w="180" w:type="dxa"/>
+              <w:bottom w:w="120" w:type="dxa"/>
+              <w:right w:w="180" w:type="dxa"/>
+            </w:tcMar>
+            <w:vAlign w:val="center"/>
+            <w:hideMark/>
+          </w:tcPr>
+          <w:p>
+            <w:pPr>
+              <w:rPr>
+                <w:b/>
+              </w:rPr>
+            </w:pPr>
+            <w:r>
+              <w:rPr>
+                <w:b/>
+              </w:rPr>
+              <w:t>2 sem.</w:t>
+            </w:r>
+          </w:p>
+        </w:tc>
+        <w:tc>
+          <w:tcPr>
+            <w:tcW w:w="0" w:type="auto"/>
+            <w:tcBorders>
+              <w:top w:val="single" w:sz="6" w:space="0" w:color="C4C7C5"/>
+              <w:left w:val="single" w:sz="6" w:space="0" w:color="C4C7C5"/>
+              <w:bottom w:val="single" w:sz="6" w:space="0" w:color="C4C7C5"/>
+              <w:right w:val="single" w:sz="6" w:space="0" w:color="C4C7C5"/>
+            </w:tcBorders>
+            <w:tcMar>
+              <w:top w:w="120" w:type="dxa"/>
+              <w:left w:w="180" w:type="dxa"/>
+              <w:bottom w:w="120" w:type="dxa"/>
+              <w:right w:w="180" w:type="dxa"/>
+            </w:tcMar>
+            <w:vAlign w:val="center"/>
+            <w:hideMark/>
+          </w:tcPr>
+          <w:p>
+            <w:pPr>
+              <w:rPr>
+                <w:b/>
+              </w:rPr>
+            </w:pPr>
+            <w:r>
+              <w:rPr>
+                <w:b/>
+              </w:rPr>
+              <w:t>3 sem.</w:t>
+            </w:r>
+          </w:p>
+        </w:tc>
+        <w:tc>
+          <w:tcPr>
+            <w:tcW w:w="0" w:type="auto"/>
+            <w:tcBorders>
+              <w:top w:val="single" w:sz="6" w:space="0" w:color="C4C7C5"/>
+              <w:left w:val="single" w:sz="6" w:space="0" w:color="C4C7C5"/>
+              <w:bottom w:val="single" w:sz="6" w:space="0" w:color="C4C7C5"/>
+              <w:right w:val="single" w:sz="6" w:space="0" w:color="C4C7C5"/>
+            </w:tcBorders>
+            <w:tcMar>
+              <w:top w:w="120" w:type="dxa"/>
+              <w:left w:w="180" w:type="dxa"/>
+              <w:bottom w:w="120" w:type="dxa"/>
+              <w:right w:w="180" w:type="dxa"/>
+            </w:tcMar>
+            <w:vAlign w:val="center"/>
+            <w:hideMark/>
+          </w:tcPr>
+          <w:p>
+            <w:pPr>
+              <w:rPr>
+                <w:b/>
+              </w:rPr>
+            </w:pPr>
+            <w:r>
+              <w:rPr>
+                <w:b/>
+              </w:rPr>
+              <w:t>4 sem.</w:t>
+            </w:r>
+          </w:p>
+        </w:tc>
+        <w:tc>
+          <w:tcPr>
+            <w:tcW w:w="1471" w:type="dxa"/>
+            <w:tcBorders>
+              <w:top w:val="single" w:sz="6" w:space="0" w:color="C4C7C5"/>
+              <w:left w:val="single" w:sz="6" w:space="0" w:color="C4C7C5"/>
+              <w:bottom w:val="single" w:sz="6" w:space="0" w:color="C4C7C5"/>
+              <w:right w:val="single" w:sz="6" w:space="0" w:color="C4C7C5"/>
+            </w:tcBorders>
+            <w:tcMar>
+              <w:top w:w="120" w:type="dxa"/>
+              <w:left w:w="180" w:type="dxa"/>
+              <w:bottom w:w="120" w:type="dxa"/>
+              <w:right w:w="180" w:type="dxa"/>
+            </w:tcMar>
+            <w:vAlign w:val="center"/>
+            <w:hideMark/>
+          </w:tcPr>
+          <w:p>
+            <w:pPr>
+              <w:rPr>
+                <w:b/>
+              </w:rPr>
+            </w:pPr>
+            <w:r>
+              <w:rPr>
+                <w:b/>
+                <w:bCs/>
+              </w:rPr>
+              <w:t>3,0 semanas</w:t>
+            </w:r>
+          </w:p>
+        </w:tc>
+      </w:tr>
+      <w:tr>
+        <w:trPr>
+          <w:tblCellSpacing w:w="15" w:type="dxa"/>
+        </w:trPr>
+        <w:tc>
+          <w:tcPr>
+            <w:tcW w:w="610" w:type="dxa"/>
+            <w:tcBorders>
+              <w:top w:val="single" w:sz="6" w:space="0" w:color="C4C7C5"/>
+              <w:left w:val="single" w:sz="6" w:space="0" w:color="C4C7C5"/>
+              <w:bottom w:val="single" w:sz="6" w:space="0" w:color="C4C7C5"/>
+              <w:right w:val="single" w:sz="6" w:space="0" w:color="C4C7C5"/>
+            </w:tcBorders>
+            <w:tcMar>
+              <w:top w:w="120" w:type="dxa"/>
+              <w:left w:w="180" w:type="dxa"/>
+              <w:bottom w:w="120" w:type="dxa"/>
+              <w:right w:w="180" w:type="dxa"/>
+            </w:tcMar>
+            <w:vAlign w:val="center"/>
+            <w:hideMark/>
+          </w:tcPr>
+          <w:p>
+            <w:pPr>
+              <w:rPr>
+                <w:b/>
+              </w:rPr>
+            </w:pPr>
+            <w:r>
+              <w:rPr>
+                <w:b/>
+                <w:bCs/>
+              </w:rPr>
+              <w:t>E</w:t>
+            </w:r>
+          </w:p>
+        </w:tc>
+        <w:tc>
+          <w:tcPr>
+            <w:tcW w:w="0" w:type="auto"/>
+            <w:tcBorders>
+              <w:top w:val="single" w:sz="6" w:space="0" w:color="C4C7C5"/>
+              <w:left w:val="single" w:sz="6" w:space="0" w:color="C4C7C5"/>
+              <w:bottom w:val="single" w:sz="6" w:space="0" w:color="C4C7C5"/>
+              <w:right w:val="single" w:sz="6" w:space="0" w:color="C4C7C5"/>
+            </w:tcBorders>
+            <w:tcMar>
+              <w:top w:w="120" w:type="dxa"/>
+              <w:left w:w="180" w:type="dxa"/>
+              <w:bottom w:w="120" w:type="dxa"/>
+              <w:right w:w="180" w:type="dxa"/>
+            </w:tcMar>
+            <w:vAlign w:val="center"/>
+            <w:hideMark/>
+          </w:tcPr>
+          <w:p>
+            <w:pPr>
+              <w:rPr>
+                <w:b/>
+              </w:rPr>
+            </w:pPr>
+            <w:r>
+              <w:rPr>
+                <w:b/>
+              </w:rPr>
+              <w:t xml:space="preserve">Construção do </w:t>
+            </w:r>
+            <w:proofErr w:type="spellStart"/>
+            <w:r>
+              <w:rPr>
+                <w:b/>
+              </w:rPr>
+              <w:t>Crawler</w:t>
+            </w:r>
+            <w:proofErr w:type="spellEnd"/>
+            <w:r>
+              <w:rPr>
+                <w:b/>
+              </w:rPr>
+              <w:t xml:space="preserve"> de Notícias e barramento do </w:t>
+            </w:r>
+            <w:proofErr w:type="spellStart"/>
+            <w:r>
+              <w:rPr>
+                <w:b/>
+              </w:rPr>
+              <w:t>SistemaLog</w:t>
+            </w:r>
+            <w:proofErr w:type="spellEnd"/>
+          </w:p>
+        </w:tc>
+        <w:tc>
+          <w:tcPr>
+            <w:tcW w:w="0" w:type="auto"/>
+            <w:tcBorders>
+              <w:top w:val="single" w:sz="6" w:space="0" w:color="C4C7C5"/>
+              <w:left w:val="single" w:sz="6" w:space="0" w:color="C4C7C5"/>
+              <w:bottom w:val="single" w:sz="6" w:space="0" w:color="C4C7C5"/>
+              <w:right w:val="single" w:sz="6" w:space="0" w:color="C4C7C5"/>
+            </w:tcBorders>
+            <w:tcMar>
+              <w:top w:w="120" w:type="dxa"/>
+              <w:left w:w="180" w:type="dxa"/>
+              <w:bottom w:w="120" w:type="dxa"/>
+              <w:right w:w="180" w:type="dxa"/>
+            </w:tcMar>
+            <w:vAlign w:val="center"/>
+            <w:hideMark/>
+          </w:tcPr>
+          <w:p>
+            <w:pPr>
+              <w:rPr>
+                <w:b/>
+              </w:rPr>
+            </w:pPr>
+            <w:r>
+              <w:rPr>
+                <w:b/>
+              </w:rPr>
+              <w:t>C</w:t>
+            </w:r>
+          </w:p>
+        </w:tc>
+        <w:tc>
+          <w:tcPr>
+            <w:tcW w:w="0" w:type="auto"/>
+            <w:tcBorders>
+              <w:top w:val="single" w:sz="6" w:space="0" w:color="C4C7C5"/>
+              <w:left w:val="single" w:sz="6" w:space="0" w:color="C4C7C5"/>
+              <w:bottom w:val="single" w:sz="6" w:space="0" w:color="C4C7C5"/>
+              <w:right w:val="single" w:sz="6" w:space="0" w:color="C4C7C5"/>
+            </w:tcBorders>
+            <w:tcMar>
+              <w:top w:w="120" w:type="dxa"/>
+              <w:left w:w="180" w:type="dxa"/>
+              <w:bottom w:w="120" w:type="dxa"/>
+              <w:right w:w="180" w:type="dxa"/>
+            </w:tcMar>
+            <w:vAlign w:val="center"/>
+            <w:hideMark/>
+          </w:tcPr>
+          <w:p>
+            <w:pPr>
+              <w:rPr>
+                <w:b/>
+              </w:rPr>
+            </w:pPr>
+            <w:r>
+              <w:rPr>
+                <w:b/>
+              </w:rPr>
+              <w:t>2 sem.</w:t>
+            </w:r>
+          </w:p>
+        </w:tc>
+        <w:tc>
+          <w:tcPr>
+            <w:tcW w:w="0" w:type="auto"/>
+            <w:tcBorders>
+              <w:top w:val="single" w:sz="6" w:space="0" w:color="C4C7C5"/>
+              <w:left w:val="single" w:sz="6" w:space="0" w:color="C4C7C5"/>
+              <w:bottom w:val="single" w:sz="6" w:space="0" w:color="C4C7C5"/>
+              <w:right w:val="single" w:sz="6" w:space="0" w:color="C4C7C5"/>
+            </w:tcBorders>
+            <w:tcMar>
+              <w:top w:w="120" w:type="dxa"/>
+              <w:left w:w="180" w:type="dxa"/>
+              <w:bottom w:w="120" w:type="dxa"/>
+              <w:right w:w="180" w:type="dxa"/>
+            </w:tcMar>
+            <w:vAlign w:val="center"/>
+            <w:hideMark/>
+          </w:tcPr>
+          <w:p>
+            <w:pPr>
+              <w:rPr>
+                <w:b/>
+              </w:rPr>
+            </w:pPr>
+            <w:r>
+              <w:rPr>
+                <w:b/>
+              </w:rPr>
+              <w:t>3 sem.</w:t>
+            </w:r>
+          </w:p>
+        </w:tc>
+        <w:tc>
+          <w:tcPr>
+            <w:tcW w:w="0" w:type="auto"/>
+            <w:tcBorders>
+              <w:top w:val="single" w:sz="6" w:space="0" w:color="C4C7C5"/>
+              <w:left w:val="single" w:sz="6" w:space="0" w:color="C4C7C5"/>
+              <w:bottom w:val="single" w:sz="6" w:space="0" w:color="C4C7C5"/>
+              <w:right w:val="single" w:sz="6" w:space="0" w:color="C4C7C5"/>
+            </w:tcBorders>
+            <w:tcMar>
+              <w:top w:w="120" w:type="dxa"/>
+              <w:left w:w="180" w:type="dxa"/>
+              <w:bottom w:w="120" w:type="dxa"/>
+              <w:right w:w="180" w:type="dxa"/>
+            </w:tcMar>
+            <w:vAlign w:val="center"/>
+            <w:hideMark/>
+          </w:tcPr>
+          <w:p>
+            <w:pPr>
+              <w:rPr>
+                <w:b/>
+              </w:rPr>
+            </w:pPr>
+            <w:r>
+              <w:rPr>
+                <w:b/>
+              </w:rPr>
+              <w:t>4 sem.</w:t>
+            </w:r>
+          </w:p>
+        </w:tc>
+        <w:tc>
+          <w:tcPr>
+            <w:tcW w:w="1471" w:type="dxa"/>
+            <w:tcBorders>
+              <w:top w:val="single" w:sz="6" w:space="0" w:color="C4C7C5"/>
+              <w:left w:val="single" w:sz="6" w:space="0" w:color="C4C7C5"/>
+              <w:bottom w:val="single" w:sz="6" w:space="0" w:color="C4C7C5"/>
+              <w:right w:val="single" w:sz="6" w:space="0" w:color="C4C7C5"/>
+            </w:tcBorders>
+            <w:tcMar>
+              <w:top w:w="120" w:type="dxa"/>
+              <w:left w:w="180" w:type="dxa"/>
+              <w:bottom w:w="120" w:type="dxa"/>
+              <w:right w:w="180" w:type="dxa"/>
+            </w:tcMar>
+            <w:vAlign w:val="center"/>
+            <w:hideMark/>
+          </w:tcPr>
+          <w:p>
+            <w:pPr>
+              <w:rPr>
+                <w:b/>
+              </w:rPr>
+            </w:pPr>
+            <w:r>
+              <w:rPr>
+                <w:b/>
+                <w:bCs/>
+              </w:rPr>
+              <w:t>3,0 semanas</w:t>
+            </w:r>
+          </w:p>
+        </w:tc>
+      </w:tr>
+      <w:tr>
+        <w:trPr>
+          <w:tblCellSpacing w:w="15" w:type="dxa"/>
+        </w:trPr>
+        <w:tc>
+          <w:tcPr>
+            <w:tcW w:w="610" w:type="dxa"/>
+            <w:tcBorders>
+              <w:top w:val="single" w:sz="6" w:space="0" w:color="C4C7C5"/>
+              <w:left w:val="single" w:sz="6" w:space="0" w:color="C4C7C5"/>
+              <w:bottom w:val="single" w:sz="6" w:space="0" w:color="C4C7C5"/>
+              <w:right w:val="single" w:sz="6" w:space="0" w:color="C4C7C5"/>
+            </w:tcBorders>
+            <w:tcMar>
+              <w:top w:w="120" w:type="dxa"/>
+              <w:left w:w="180" w:type="dxa"/>
+              <w:bottom w:w="120" w:type="dxa"/>
+              <w:right w:w="180" w:type="dxa"/>
+            </w:tcMar>
+            <w:vAlign w:val="center"/>
+            <w:hideMark/>
+          </w:tcPr>
+          <w:p>
+            <w:pPr>
+              <w:rPr>
+                <w:b/>
+              </w:rPr>
+            </w:pPr>
+            <w:r>
+              <w:rPr>
+                <w:b/>
+                <w:bCs/>
+              </w:rPr>
+              <w:t>F</w:t>
+            </w:r>
+          </w:p>
+        </w:tc>
+        <w:tc>
+          <w:tcPr>
+            <w:tcW w:w="0" w:type="auto"/>
+            <w:tcBorders>
+              <w:top w:val="single" w:sz="6" w:space="0" w:color="C4C7C5"/>
+              <w:left w:val="single" w:sz="6" w:space="0" w:color="C4C7C5"/>
+              <w:bottom w:val="single" w:sz="6" w:space="0" w:color="C4C7C5"/>
+              <w:right w:val="single" w:sz="6" w:space="0" w:color="C4C7C5"/>
+            </w:tcBorders>
+            <w:tcMar>
+              <w:top w:w="120" w:type="dxa"/>
+              <w:left w:w="180" w:type="dxa"/>
+              <w:bottom w:w="120" w:type="dxa"/>
+              <w:right w:w="180" w:type="dxa"/>
+            </w:tcMar>
+            <w:vAlign w:val="center"/>
+            <w:hideMark/>
+          </w:tcPr>
+          <w:p>
+            <w:pPr>
+              <w:rPr>
+                <w:b/>
+              </w:rPr>
+            </w:pPr>
+            <w:r>
+              <w:rPr>
+                <w:b/>
+                <w:bCs/>
+              </w:rPr>
+              <w:t>Módulo de Favoritos (</w:t>
+            </w:r>
+            <w:proofErr w:type="spellStart"/>
+            <w:r>
+              <w:rPr>
+                <w:b/>
+                <w:bCs/>
+              </w:rPr>
+              <w:t>Endpoints</w:t>
+            </w:r>
+            <w:proofErr w:type="spellEnd"/>
+            <w:r>
+              <w:rPr>
+                <w:b/>
+                <w:bCs/>
+              </w:rPr>
+              <w:t xml:space="preserve"> da API e Componentes UI)</w:t>
+            </w:r>
+          </w:p>
+        </w:tc>
+        <w:tc>
+          <w:tcPr>
+            <w:tcW w:w="0" w:type="auto"/>
+            <w:tcBorders>
+              <w:top w:val="single" w:sz="6" w:space="0" w:color="C4C7C5"/>
+              <w:left w:val="single" w:sz="6" w:space="0" w:color="C4C7C5"/>
+              <w:bottom w:val="single" w:sz="6" w:space="0" w:color="C4C7C5"/>
+              <w:right w:val="single" w:sz="6" w:space="0" w:color="C4C7C5"/>
+            </w:tcBorders>
+            <w:tcMar>
+              <w:top w:w="120" w:type="dxa"/>
+              <w:left w:w="180" w:type="dxa"/>
+              <w:bottom w:w="120" w:type="dxa"/>
+              <w:right w:w="180" w:type="dxa"/>
+            </w:tcMar>
+            <w:vAlign w:val="center"/>
+            <w:hideMark/>
+          </w:tcPr>
+          <w:p>
+            <w:pPr>
+              <w:rPr>
+                <w:b/>
+              </w:rPr>
+            </w:pPr>
+            <w:r>
+              <w:rPr>
+                <w:b/>
+              </w:rPr>
+              <w:t>B, C</w:t>
+            </w:r>
+          </w:p>
+        </w:tc>
+        <w:tc>
+          <w:tcPr>
+            <w:tcW w:w="0" w:type="auto"/>
+            <w:tcBorders>
+              <w:top w:val="single" w:sz="6" w:space="0" w:color="C4C7C5"/>
+              <w:left w:val="single" w:sz="6" w:space="0" w:color="C4C7C5"/>
+              <w:bottom w:val="single" w:sz="6" w:space="0" w:color="C4C7C5"/>
+              <w:right w:val="single" w:sz="6" w:space="0" w:color="C4C7C5"/>
+            </w:tcBorders>
+            <w:tcMar>
+              <w:top w:w="120" w:type="dxa"/>
+              <w:left w:w="180" w:type="dxa"/>
+              <w:bottom w:w="120" w:type="dxa"/>
+              <w:right w:w="180" w:type="dxa"/>
+            </w:tcMar>
+            <w:vAlign w:val="center"/>
+            <w:hideMark/>
+          </w:tcPr>
+          <w:p>
+            <w:pPr>
+              <w:rPr>
+                <w:b/>
+              </w:rPr>
+            </w:pPr>
+            <w:r>
+              <w:rPr>
+                <w:b/>
+              </w:rPr>
+              <w:t>1 sem.</w:t>
+            </w:r>
+          </w:p>
+        </w:tc>
+        <w:tc>
+          <w:tcPr>
+            <w:tcW w:w="0" w:type="auto"/>
+            <w:tcBorders>
+              <w:top w:val="single" w:sz="6" w:space="0" w:color="C4C7C5"/>
+              <w:left w:val="single" w:sz="6" w:space="0" w:color="C4C7C5"/>
+              <w:bottom w:val="single" w:sz="6" w:space="0" w:color="C4C7C5"/>
+              <w:right w:val="single" w:sz="6" w:space="0" w:color="C4C7C5"/>
+            </w:tcBorders>
+            <w:tcMar>
+              <w:top w:w="120" w:type="dxa"/>
+              <w:left w:w="180" w:type="dxa"/>
+              <w:bottom w:w="120" w:type="dxa"/>
+              <w:right w:w="180" w:type="dxa"/>
+            </w:tcMar>
+            <w:vAlign w:val="center"/>
+            <w:hideMark/>
+          </w:tcPr>
+          <w:p>
+            <w:pPr>
+              <w:rPr>
+                <w:b/>
+              </w:rPr>
+            </w:pPr>
+            <w:r>
+              <w:rPr>
+                <w:b/>
+              </w:rPr>
+              <w:t>1,5 sem.</w:t>
+            </w:r>
+          </w:p>
+        </w:tc>
+        <w:tc>
+          <w:tcPr>
+            <w:tcW w:w="0" w:type="auto"/>
+            <w:tcBorders>
+              <w:top w:val="single" w:sz="6" w:space="0" w:color="C4C7C5"/>
+              <w:left w:val="single" w:sz="6" w:space="0" w:color="C4C7C5"/>
+              <w:bottom w:val="single" w:sz="6" w:space="0" w:color="C4C7C5"/>
+              <w:right w:val="single" w:sz="6" w:space="0" w:color="C4C7C5"/>
+            </w:tcBorders>
+            <w:tcMar>
+              <w:top w:w="120" w:type="dxa"/>
+              <w:left w:w="180" w:type="dxa"/>
+              <w:bottom w:w="120" w:type="dxa"/>
+              <w:right w:w="180" w:type="dxa"/>
+            </w:tcMar>
+            <w:vAlign w:val="center"/>
+            <w:hideMark/>
+          </w:tcPr>
+          <w:p>
+            <w:pPr>
+              <w:rPr>
+                <w:b/>
+              </w:rPr>
+            </w:pPr>
+            <w:r>
+              <w:rPr>
+                <w:b/>
+              </w:rPr>
+              <w:t>2 sem.</w:t>
+            </w:r>
+          </w:p>
+        </w:tc>
+        <w:tc>
+          <w:tcPr>
+            <w:tcW w:w="1471" w:type="dxa"/>
+            <w:tcBorders>
+              <w:top w:val="single" w:sz="6" w:space="0" w:color="C4C7C5"/>
+              <w:left w:val="single" w:sz="6" w:space="0" w:color="C4C7C5"/>
+              <w:bottom w:val="single" w:sz="6" w:space="0" w:color="C4C7C5"/>
+              <w:right w:val="single" w:sz="6" w:space="0" w:color="C4C7C5"/>
+            </w:tcBorders>
+            <w:tcMar>
+              <w:top w:w="120" w:type="dxa"/>
+              <w:left w:w="180" w:type="dxa"/>
+              <w:bottom w:w="120" w:type="dxa"/>
+              <w:right w:w="180" w:type="dxa"/>
+            </w:tcMar>
+            <w:vAlign w:val="center"/>
+            <w:hideMark/>
+          </w:tcPr>
+          <w:p>
+            <w:pPr>
+              <w:rPr>
+                <w:b/>
+              </w:rPr>
+            </w:pPr>
+            <w:r>
+              <w:rPr>
+                <w:b/>
+                <w:bCs/>
+              </w:rPr>
+              <w:t>1,5 semanas</w:t>
+            </w:r>
+          </w:p>
+        </w:tc>
+      </w:tr>
+      <w:tr>
+        <w:trPr>
+          <w:tblCellSpacing w:w="15" w:type="dxa"/>
+        </w:trPr>
+        <w:tc>
+          <w:tcPr>
+            <w:tcW w:w="610" w:type="dxa"/>
+            <w:tcBorders>
+              <w:top w:val="single" w:sz="6" w:space="0" w:color="C4C7C5"/>
+              <w:left w:val="single" w:sz="6" w:space="0" w:color="C4C7C5"/>
+              <w:bottom w:val="single" w:sz="6" w:space="0" w:color="C4C7C5"/>
+              <w:right w:val="single" w:sz="6" w:space="0" w:color="C4C7C5"/>
+            </w:tcBorders>
+            <w:tcMar>
+              <w:top w:w="120" w:type="dxa"/>
+              <w:left w:w="180" w:type="dxa"/>
+              <w:bottom w:w="120" w:type="dxa"/>
+              <w:right w:w="180" w:type="dxa"/>
+            </w:tcMar>
+            <w:vAlign w:val="center"/>
+            <w:hideMark/>
+          </w:tcPr>
+          <w:p>
+            <w:pPr>
+              <w:rPr>
+                <w:b/>
+              </w:rPr>
+            </w:pPr>
+            <w:r>
+              <w:rPr>
+                <w:b/>
+                <w:bCs/>
+              </w:rPr>
+              <w:t>G</w:t>
+            </w:r>
+          </w:p>
+        </w:tc>
+        <w:tc>
+          <w:tcPr>
+            <w:tcW w:w="0" w:type="auto"/>
+            <w:tcBorders>
+              <w:top w:val="single" w:sz="6" w:space="0" w:color="C4C7C5"/>
+              <w:left w:val="single" w:sz="6" w:space="0" w:color="C4C7C5"/>
+              <w:bottom w:val="single" w:sz="6" w:space="0" w:color="C4C7C5"/>
+              <w:right w:val="single" w:sz="6" w:space="0" w:color="C4C7C5"/>
+            </w:tcBorders>
+            <w:tcMar>
+              <w:top w:w="120" w:type="dxa"/>
+              <w:left w:w="180" w:type="dxa"/>
+              <w:bottom w:w="120" w:type="dxa"/>
+              <w:right w:w="180" w:type="dxa"/>
+            </w:tcMar>
+            <w:vAlign w:val="center"/>
+            <w:hideMark/>
+          </w:tcPr>
+          <w:p>
+            <w:pPr>
+              <w:rPr>
+                <w:b/>
+              </w:rPr>
+            </w:pPr>
+            <w:r>
+              <w:rPr>
+                <w:b/>
+              </w:rPr>
+              <w:t>Integração de sistemas e homologação com usuário teste</w:t>
+            </w:r>
+          </w:p>
+        </w:tc>
+        <w:tc>
+          <w:tcPr>
+            <w:tcW w:w="0" w:type="auto"/>
+            <w:tcBorders>
+              <w:top w:val="single" w:sz="6" w:space="0" w:color="C4C7C5"/>
+              <w:left w:val="single" w:sz="6" w:space="0" w:color="C4C7C5"/>
+              <w:bottom w:val="single" w:sz="6" w:space="0" w:color="C4C7C5"/>
+              <w:right w:val="single" w:sz="6" w:space="0" w:color="C4C7C5"/>
+            </w:tcBorders>
+            <w:tcMar>
+              <w:top w:w="120" w:type="dxa"/>
+              <w:left w:w="180" w:type="dxa"/>
+              <w:bottom w:w="120" w:type="dxa"/>
+              <w:right w:w="180" w:type="dxa"/>
+            </w:tcMar>
+            <w:vAlign w:val="center"/>
+            <w:hideMark/>
+          </w:tcPr>
+          <w:p>
+            <w:pPr>
+              <w:rPr>
+                <w:b/>
+              </w:rPr>
+            </w:pPr>
+            <w:r>
+              <w:rPr>
+                <w:b/>
+              </w:rPr>
+              <w:t>D, E, F</w:t>
+            </w:r>
+          </w:p>
+        </w:tc>
+        <w:tc>
+          <w:tcPr>
+            <w:tcW w:w="0" w:type="auto"/>
+            <w:tcBorders>
+              <w:top w:val="single" w:sz="6" w:space="0" w:color="C4C7C5"/>
+              <w:left w:val="single" w:sz="6" w:space="0" w:color="C4C7C5"/>
+              <w:bottom w:val="single" w:sz="6" w:space="0" w:color="C4C7C5"/>
+              <w:right w:val="single" w:sz="6" w:space="0" w:color="C4C7C5"/>
+            </w:tcBorders>
+            <w:tcMar>
+              <w:top w:w="120" w:type="dxa"/>
+              <w:left w:w="180" w:type="dxa"/>
+              <w:bottom w:w="120" w:type="dxa"/>
+              <w:right w:w="180" w:type="dxa"/>
+            </w:tcMar>
+            <w:vAlign w:val="center"/>
+            <w:hideMark/>
+          </w:tcPr>
+          <w:p>
+            <w:pPr>
+              <w:rPr>
+                <w:b/>
+              </w:rPr>
+            </w:pPr>
+            <w:r>
+              <w:rPr>
+                <w:b/>
+              </w:rPr>
+              <w:t>1 sem.</w:t>
+            </w:r>
+          </w:p>
+        </w:tc>
+        <w:tc>
+          <w:tcPr>
+            <w:tcW w:w="0" w:type="auto"/>
+            <w:tcBorders>
+              <w:top w:val="single" w:sz="6" w:space="0" w:color="C4C7C5"/>
+              <w:left w:val="single" w:sz="6" w:space="0" w:color="C4C7C5"/>
+              <w:bottom w:val="single" w:sz="6" w:space="0" w:color="C4C7C5"/>
+              <w:right w:val="single" w:sz="6" w:space="0" w:color="C4C7C5"/>
+            </w:tcBorders>
+            <w:tcMar>
+              <w:top w:w="120" w:type="dxa"/>
+              <w:left w:w="180" w:type="dxa"/>
+              <w:bottom w:w="120" w:type="dxa"/>
+              <w:right w:w="180" w:type="dxa"/>
+            </w:tcMar>
+            <w:vAlign w:val="center"/>
+            <w:hideMark/>
+          </w:tcPr>
+          <w:p>
+            <w:pPr>
+              <w:rPr>
+                <w:b/>
+              </w:rPr>
+            </w:pPr>
+            <w:r>
+              <w:rPr>
+                <w:b/>
+              </w:rPr>
+              <w:t>2 sem.</w:t>
+            </w:r>
+          </w:p>
+        </w:tc>
+        <w:tc>
+          <w:tcPr>
+            <w:tcW w:w="0" w:type="auto"/>
+            <w:tcBorders>
+              <w:top w:val="single" w:sz="6" w:space="0" w:color="C4C7C5"/>
+              <w:left w:val="single" w:sz="6" w:space="0" w:color="C4C7C5"/>
+              <w:bottom w:val="single" w:sz="6" w:space="0" w:color="C4C7C5"/>
+              <w:right w:val="single" w:sz="6" w:space="0" w:color="C4C7C5"/>
+            </w:tcBorders>
+            <w:tcMar>
+              <w:top w:w="120" w:type="dxa"/>
+              <w:left w:w="180" w:type="dxa"/>
+              <w:bottom w:w="120" w:type="dxa"/>
+              <w:right w:w="180" w:type="dxa"/>
+            </w:tcMar>
+            <w:vAlign w:val="center"/>
+            <w:hideMark/>
+          </w:tcPr>
+          <w:p>
+            <w:pPr>
+              <w:rPr>
+                <w:b/>
+              </w:rPr>
+            </w:pPr>
+            <w:r>
+              <w:rPr>
+                <w:b/>
+              </w:rPr>
+              <w:t>3 sem.</w:t>
+            </w:r>
+          </w:p>
+        </w:tc>
+        <w:tc>
+          <w:tcPr>
+            <w:tcW w:w="1471" w:type="dxa"/>
+            <w:tcBorders>
+              <w:top w:val="single" w:sz="6" w:space="0" w:color="C4C7C5"/>
+              <w:left w:val="single" w:sz="6" w:space="0" w:color="C4C7C5"/>
+              <w:bottom w:val="single" w:sz="6" w:space="0" w:color="C4C7C5"/>
+              <w:right w:val="single" w:sz="6" w:space="0" w:color="C4C7C5"/>
+            </w:tcBorders>
+            <w:tcMar>
+              <w:top w:w="120" w:type="dxa"/>
+              <w:left w:w="180" w:type="dxa"/>
+              <w:bottom w:w="120" w:type="dxa"/>
+              <w:right w:w="180" w:type="dxa"/>
+            </w:tcMar>
+            <w:vAlign w:val="center"/>
+            <w:hideMark/>
+          </w:tcPr>
+          <w:p>
+            <w:pPr>
+              <w:rPr>
+                <w:b/>
+              </w:rPr>
+            </w:pPr>
+            <w:r>
+              <w:rPr>
+                <w:b/>
+                <w:bCs/>
+              </w:rPr>
+              <w:t>2,0 semanas</w:t>
+            </w:r>
+          </w:p>
+        </w:tc>
+      </w:tr>
+    </w:tbl>
+    <w:p>
+      <w:pPr>
+        <w:rPr>
+          <w:b/>
+        </w:rPr>
+      </w:pPr>
+    </w:p>
+    <w:p>
+      <w:pPr>
+        <w:rPr>
+          <w:b/>
+        </w:rPr>
+      </w:pPr>
+    </w:p>
+    <w:p>
+      <w:pPr>
+        <w:rPr>
+          <w:b/>
+        </w:rPr>
+      </w:pPr>
+    </w:p>
+    <w:p>
+      <w:pPr>
+        <w:rPr>
+          <w:b/>
+        </w:rPr>
+      </w:pPr>
+    </w:p>
+    <w:p>
+      <w:pPr>
+        <w:rPr>
+          <w:b/>
+        </w:rPr>
+      </w:pPr>
+      <w:r>
+        <w:rPr>
+          <w:b/>
+        </w:rPr>
+        <w:lastRenderedPageBreak/>
+        <w:t>LOG Das Sprints</w:t>
+      </w:r>
+    </w:p>
+    <w:tbl>
+      <w:tblPr>
+        <w:tblW w:w="11390" w:type="dxa"/>
+        <w:tblCellSpacing w:w="15" w:type="dxa"/>
+        <w:tblInd w:w="-1001" w:type="dxa"/>
+        <w:tblLayout w:type="fixed"/>
+        <w:tblCellMar>
+          <w:left w:w="0" w:type="dxa"/>
+          <w:right w:w="0" w:type="dxa"/>
+        </w:tblCellMar>
+        <w:tblLook w:val="04A0" w:firstRow="1" w:lastRow="0" w:firstColumn="1" w:lastColumn="0" w:noHBand="0" w:noVBand="1"/>
+      </w:tblPr>
+      <w:tblGrid>
+        <w:gridCol w:w="1071"/>
+        <w:gridCol w:w="1522"/>
+        <w:gridCol w:w="2059"/>
+        <w:gridCol w:w="2011"/>
+        <w:gridCol w:w="2463"/>
+        <w:gridCol w:w="2264"/>
+      </w:tblGrid>
+      <w:tr>
+        <w:trPr>
+          <w:tblHeader/>
+          <w:tblCellSpacing w:w="15" w:type="dxa"/>
+        </w:trPr>
+        <w:tc>
+          <w:tcPr>
+            <w:tcW w:w="1026" w:type="dxa"/>
+            <w:tcBorders>
+              <w:top w:val="single" w:sz="6" w:space="0" w:color="C4C7C5"/>
+              <w:left w:val="single" w:sz="6" w:space="0" w:color="C4C7C5"/>
+              <w:bottom w:val="single" w:sz="6" w:space="0" w:color="C4C7C5"/>
+              <w:right w:val="single" w:sz="6" w:space="0" w:color="C4C7C5"/>
+            </w:tcBorders>
+            <w:shd w:val="clear" w:color="auto" w:fill="4F81BD" w:themeFill="accent1"/>
+            <w:tcMar>
+              <w:top w:w="120" w:type="dxa"/>
+              <w:left w:w="180" w:type="dxa"/>
+              <w:bottom w:w="120" w:type="dxa"/>
+              <w:right w:w="180" w:type="dxa"/>
+            </w:tcMar>
+            <w:vAlign w:val="center"/>
+            <w:hideMark/>
+          </w:tcPr>
+          <w:p>
+            <w:pPr>
+              <w:rPr>
+                <w:b/>
+                <w:color w:val="FFFFFF" w:themeColor="background1"/>
+              </w:rPr>
+            </w:pPr>
+            <w:r>
+              <w:rPr>
+                <w:b/>
+                <w:bCs/>
+                <w:color w:val="FFFFFF" w:themeColor="background1"/>
+              </w:rPr>
+              <w:t>Sprint</w:t>
+            </w:r>
+          </w:p>
+        </w:tc>
+        <w:tc>
+          <w:tcPr>
+            <w:tcW w:w="1492" w:type="dxa"/>
+            <w:tcBorders>
+              <w:top w:val="single" w:sz="6" w:space="0" w:color="C4C7C5"/>
+              <w:left w:val="single" w:sz="6" w:space="0" w:color="C4C7C5"/>
+              <w:bottom w:val="single" w:sz="6" w:space="0" w:color="C4C7C5"/>
+              <w:right w:val="single" w:sz="6" w:space="0" w:color="C4C7C5"/>
+            </w:tcBorders>
+            <w:shd w:val="clear" w:color="auto" w:fill="4F81BD" w:themeFill="accent1"/>
+            <w:tcMar>
+              <w:top w:w="120" w:type="dxa"/>
+              <w:left w:w="180" w:type="dxa"/>
+              <w:bottom w:w="120" w:type="dxa"/>
+              <w:right w:w="180" w:type="dxa"/>
+            </w:tcMar>
+            <w:vAlign w:val="center"/>
+            <w:hideMark/>
+          </w:tcPr>
+          <w:p>
+            <w:pPr>
+              <w:rPr>
+                <w:b/>
+                <w:color w:val="FFFFFF" w:themeColor="background1"/>
+              </w:rPr>
+            </w:pPr>
+            <w:r>
+              <w:rPr>
+                <w:b/>
+                <w:bCs/>
+                <w:color w:val="FFFFFF" w:themeColor="background1"/>
+              </w:rPr>
+              <w:t>Período de Atuação</w:t>
+            </w:r>
+          </w:p>
+        </w:tc>
+        <w:tc>
+          <w:tcPr>
+            <w:tcW w:w="2029" w:type="dxa"/>
+            <w:tcBorders>
+              <w:top w:val="single" w:sz="6" w:space="0" w:color="C4C7C5"/>
+              <w:left w:val="single" w:sz="6" w:space="0" w:color="C4C7C5"/>
+              <w:bottom w:val="single" w:sz="6" w:space="0" w:color="C4C7C5"/>
+              <w:right w:val="single" w:sz="6" w:space="0" w:color="C4C7C5"/>
+            </w:tcBorders>
+            <w:shd w:val="clear" w:color="auto" w:fill="4F81BD" w:themeFill="accent1"/>
+            <w:tcMar>
+              <w:top w:w="120" w:type="dxa"/>
+              <w:left w:w="180" w:type="dxa"/>
+              <w:bottom w:w="120" w:type="dxa"/>
+              <w:right w:w="180" w:type="dxa"/>
+            </w:tcMar>
+            <w:vAlign w:val="center"/>
+            <w:hideMark/>
+          </w:tcPr>
+          <w:p>
+            <w:pPr>
+              <w:rPr>
+                <w:b/>
+                <w:color w:val="FFFFFF" w:themeColor="background1"/>
+              </w:rPr>
+            </w:pPr>
+            <w:r>
+              <w:rPr>
+                <w:b/>
+                <w:bCs/>
+                <w:color w:val="FFFFFF" w:themeColor="background1"/>
+              </w:rPr>
+              <w:t>Objetivo Estratégico do Ciclo</w:t>
+            </w:r>
+          </w:p>
+        </w:tc>
+        <w:tc>
+          <w:tcPr>
+            <w:tcW w:w="1981" w:type="dxa"/>
+            <w:tcBorders>
+              <w:top w:val="single" w:sz="6" w:space="0" w:color="C4C7C5"/>
+              <w:left w:val="single" w:sz="6" w:space="0" w:color="C4C7C5"/>
+              <w:bottom w:val="single" w:sz="6" w:space="0" w:color="C4C7C5"/>
+              <w:right w:val="single" w:sz="6" w:space="0" w:color="C4C7C5"/>
+            </w:tcBorders>
+            <w:shd w:val="clear" w:color="auto" w:fill="4F81BD" w:themeFill="accent1"/>
+            <w:tcMar>
+              <w:top w:w="120" w:type="dxa"/>
+              <w:left w:w="180" w:type="dxa"/>
+              <w:bottom w:w="120" w:type="dxa"/>
+              <w:right w:w="180" w:type="dxa"/>
+            </w:tcMar>
+            <w:vAlign w:val="center"/>
+            <w:hideMark/>
+          </w:tcPr>
+          <w:p>
+            <w:pPr>
+              <w:rPr>
+                <w:b/>
+                <w:color w:val="FFFFFF" w:themeColor="background1"/>
+              </w:rPr>
+            </w:pPr>
+            <w:r>
+              <w:rPr>
+                <w:b/>
+                <w:bCs/>
+                <w:color w:val="FFFFFF" w:themeColor="background1"/>
+              </w:rPr>
+              <w:t>Entregáveis Técnicos Consolidados</w:t>
+            </w:r>
+          </w:p>
+        </w:tc>
+        <w:tc>
+          <w:tcPr>
+            <w:tcW w:w="2433" w:type="dxa"/>
+            <w:tcBorders>
+              <w:top w:val="single" w:sz="6" w:space="0" w:color="C4C7C5"/>
+              <w:left w:val="single" w:sz="6" w:space="0" w:color="C4C7C5"/>
+              <w:bottom w:val="single" w:sz="6" w:space="0" w:color="C4C7C5"/>
+              <w:right w:val="single" w:sz="6" w:space="0" w:color="C4C7C5"/>
+            </w:tcBorders>
+            <w:shd w:val="clear" w:color="auto" w:fill="4F81BD" w:themeFill="accent1"/>
+            <w:tcMar>
+              <w:top w:w="120" w:type="dxa"/>
+              <w:left w:w="180" w:type="dxa"/>
+              <w:bottom w:w="120" w:type="dxa"/>
+              <w:right w:w="180" w:type="dxa"/>
+            </w:tcMar>
+            <w:vAlign w:val="center"/>
+            <w:hideMark/>
+          </w:tcPr>
+          <w:p>
+            <w:pPr>
+              <w:rPr>
+                <w:b/>
+                <w:color w:val="FFFFFF" w:themeColor="background1"/>
+              </w:rPr>
+            </w:pPr>
+            <w:r>
+              <w:rPr>
+                <w:b/>
+                <w:bCs/>
+                <w:color w:val="FFFFFF" w:themeColor="background1"/>
+              </w:rPr>
+              <w:t>Integrantes Responsáveis</w:t>
+            </w:r>
+          </w:p>
+        </w:tc>
+        <w:tc>
+          <w:tcPr>
+            <w:tcW w:w="2219" w:type="dxa"/>
+            <w:tcBorders>
+              <w:top w:val="single" w:sz="6" w:space="0" w:color="C4C7C5"/>
+              <w:left w:val="single" w:sz="6" w:space="0" w:color="C4C7C5"/>
+              <w:bottom w:val="single" w:sz="6" w:space="0" w:color="C4C7C5"/>
+              <w:right w:val="single" w:sz="6" w:space="0" w:color="C4C7C5"/>
+            </w:tcBorders>
+            <w:shd w:val="clear" w:color="auto" w:fill="4F81BD" w:themeFill="accent1"/>
+            <w:tcMar>
+              <w:top w:w="120" w:type="dxa"/>
+              <w:left w:w="180" w:type="dxa"/>
+              <w:bottom w:w="120" w:type="dxa"/>
+              <w:right w:w="180" w:type="dxa"/>
+            </w:tcMar>
+            <w:vAlign w:val="center"/>
+            <w:hideMark/>
+          </w:tcPr>
+          <w:p>
+            <w:pPr>
+              <w:rPr>
+                <w:b/>
+                <w:color w:val="FFFFFF" w:themeColor="background1"/>
+              </w:rPr>
+            </w:pPr>
+            <w:r>
+              <w:rPr>
+                <w:b/>
+                <w:bCs/>
+                <w:color w:val="FFFFFF" w:themeColor="background1"/>
+              </w:rPr>
+              <w:t>Situação Atual</w:t>
+            </w:r>
+          </w:p>
+        </w:tc>
+      </w:tr>
+      <w:tr>
+        <w:trPr>
+          <w:tblCellSpacing w:w="15" w:type="dxa"/>
+        </w:trPr>
+        <w:tc>
+          <w:tcPr>
+            <w:tcW w:w="1026" w:type="dxa"/>
+            <w:tcBorders>
+              <w:top w:val="single" w:sz="6" w:space="0" w:color="C4C7C5"/>
+              <w:left w:val="single" w:sz="6" w:space="0" w:color="C4C7C5"/>
+              <w:bottom w:val="single" w:sz="6" w:space="0" w:color="C4C7C5"/>
+              <w:right w:val="single" w:sz="6" w:space="0" w:color="C4C7C5"/>
+            </w:tcBorders>
+            <w:tcMar>
+              <w:top w:w="120" w:type="dxa"/>
+              <w:left w:w="180" w:type="dxa"/>
+              <w:bottom w:w="120" w:type="dxa"/>
+              <w:right w:w="180" w:type="dxa"/>
+            </w:tcMar>
+            <w:vAlign w:val="center"/>
+            <w:hideMark/>
+          </w:tcPr>
+          <w:p>
+            <w:pPr>
+              <w:rPr>
+                <w:b/>
+              </w:rPr>
+            </w:pPr>
+            <w:r>
+              <w:rPr>
+                <w:b/>
+                <w:bCs/>
+              </w:rPr>
+              <w:t>Sprint 1</w:t>
+            </w:r>
+          </w:p>
+        </w:tc>
+        <w:tc>
+          <w:tcPr>
+            <w:tcW w:w="1492" w:type="dxa"/>
+            <w:tcBorders>
+              <w:top w:val="single" w:sz="6" w:space="0" w:color="C4C7C5"/>
+              <w:left w:val="single" w:sz="6" w:space="0" w:color="C4C7C5"/>
+              <w:bottom w:val="single" w:sz="6" w:space="0" w:color="C4C7C5"/>
+              <w:right w:val="single" w:sz="6" w:space="0" w:color="C4C7C5"/>
+            </w:tcBorders>
+            <w:tcMar>
+              <w:top w:w="120" w:type="dxa"/>
+              <w:left w:w="180" w:type="dxa"/>
+              <w:bottom w:w="120" w:type="dxa"/>
+              <w:right w:w="180" w:type="dxa"/>
+            </w:tcMar>
+            <w:vAlign w:val="center"/>
+            <w:hideMark/>
+          </w:tcPr>
+          <w:p>
+            <w:pPr>
+              <w:rPr>
+                <w:b/>
+              </w:rPr>
+            </w:pPr>
+            <w:r>
+              <w:rPr>
+                <w:b/>
+              </w:rPr>
+              <w:t>01/04 a 15/04/2026</w:t>
+            </w:r>
+          </w:p>
+        </w:tc>
+        <w:tc>
+          <w:tcPr>
+            <w:tcW w:w="2029" w:type="dxa"/>
+            <w:tcBorders>
+              <w:top w:val="single" w:sz="6" w:space="0" w:color="C4C7C5"/>
+              <w:left w:val="single" w:sz="6" w:space="0" w:color="C4C7C5"/>
+              <w:bottom w:val="single" w:sz="6" w:space="0" w:color="C4C7C5"/>
+              <w:right w:val="single" w:sz="6" w:space="0" w:color="C4C7C5"/>
+            </w:tcBorders>
+            <w:tcMar>
+              <w:top w:w="120" w:type="dxa"/>
+              <w:left w:w="180" w:type="dxa"/>
+              <w:bottom w:w="120" w:type="dxa"/>
+              <w:right w:w="180" w:type="dxa"/>
+            </w:tcMar>
+            <w:vAlign w:val="center"/>
+            <w:hideMark/>
+          </w:tcPr>
+          <w:p>
+            <w:pPr>
+              <w:rPr>
+                <w:b/>
+              </w:rPr>
+            </w:pPr>
+            <w:r>
+              <w:rPr>
+                <w:b/>
+              </w:rPr>
+              <w:t>Alinhamento de Escopo e Engenharia de Dados</w:t>
+            </w:r>
+          </w:p>
+        </w:tc>
+        <w:tc>
+          <w:tcPr>
+            <w:tcW w:w="1981" w:type="dxa"/>
+            <w:tcBorders>
+              <w:top w:val="single" w:sz="6" w:space="0" w:color="C4C7C5"/>
+              <w:left w:val="single" w:sz="6" w:space="0" w:color="C4C7C5"/>
+              <w:bottom w:val="single" w:sz="6" w:space="0" w:color="C4C7C5"/>
+              <w:right w:val="single" w:sz="6" w:space="0" w:color="C4C7C5"/>
+            </w:tcBorders>
+            <w:tcMar>
+              <w:top w:w="120" w:type="dxa"/>
+              <w:left w:w="180" w:type="dxa"/>
+              <w:bottom w:w="120" w:type="dxa"/>
+              <w:right w:w="180" w:type="dxa"/>
+            </w:tcMar>
+            <w:vAlign w:val="center"/>
+            <w:hideMark/>
+          </w:tcPr>
+          <w:p>
+            <w:pPr>
+              <w:rPr>
+                <w:b/>
+              </w:rPr>
+            </w:pPr>
+            <w:r>
+              <w:rPr>
+                <w:b/>
+              </w:rPr>
+              <w:t xml:space="preserve">Definição do Termo de Abertura (TAP); Mapeamento de certezas e suposições; Modelagem das coleções iniciais no </w:t>
+            </w:r>
+            <w:proofErr w:type="spellStart"/>
+            <w:r>
+              <w:rPr>
+                <w:b/>
+              </w:rPr>
+              <w:t>MongoDB</w:t>
+            </w:r>
+            <w:proofErr w:type="spellEnd"/>
+            <w:r>
+              <w:rPr>
+                <w:b/>
+              </w:rPr>
+              <w:t xml:space="preserve"> Atlas.</w:t>
+            </w:r>
+          </w:p>
+        </w:tc>
+        <w:tc>
+          <w:tcPr>
+            <w:tcW w:w="2433" w:type="dxa"/>
+            <w:tcBorders>
+              <w:top w:val="single" w:sz="6" w:space="0" w:color="C4C7C5"/>
+              <w:left w:val="single" w:sz="6" w:space="0" w:color="C4C7C5"/>
+              <w:bottom w:val="single" w:sz="6" w:space="0" w:color="C4C7C5"/>
+              <w:right w:val="single" w:sz="6" w:space="0" w:color="C4C7C5"/>
+            </w:tcBorders>
+            <w:tcMar>
+              <w:top w:w="120" w:type="dxa"/>
+              <w:left w:w="180" w:type="dxa"/>
+              <w:bottom w:w="120" w:type="dxa"/>
+              <w:right w:w="180" w:type="dxa"/>
+            </w:tcMar>
+            <w:vAlign w:val="center"/>
+            <w:hideMark/>
+          </w:tcPr>
+          <w:p>
+            <w:pPr>
+              <w:rPr>
+                <w:b/>
+              </w:rPr>
+            </w:pPr>
+            <w:r>
+              <w:rPr>
+                <w:b/>
+              </w:rPr>
+              <w:t>Victor</w:t>
+            </w:r>
+          </w:p>
+        </w:tc>
+        <w:tc>
+          <w:tcPr>
+            <w:tcW w:w="2219" w:type="dxa"/>
+            <w:tcBorders>
+              <w:top w:val="single" w:sz="6" w:space="0" w:color="C4C7C5"/>
+              <w:left w:val="single" w:sz="6" w:space="0" w:color="C4C7C5"/>
+              <w:bottom w:val="single" w:sz="6" w:space="0" w:color="C4C7C5"/>
+              <w:right w:val="single" w:sz="6" w:space="0" w:color="C4C7C5"/>
+            </w:tcBorders>
+            <w:tcMar>
+              <w:top w:w="120" w:type="dxa"/>
+              <w:left w:w="180" w:type="dxa"/>
+              <w:bottom w:w="120" w:type="dxa"/>
+              <w:right w:w="180" w:type="dxa"/>
+            </w:tcMar>
+            <w:vAlign w:val="center"/>
+            <w:hideMark/>
+          </w:tcPr>
+          <w:p>
+            <w:pPr>
+              <w:rPr>
+                <w:b/>
+              </w:rPr>
+            </w:pPr>
+            <w:r>
+              <w:rPr>
+                <w:b/>
+              </w:rPr>
+              <w:t>Concluído</w:t>
+            </w:r>
+          </w:p>
+        </w:tc>
+      </w:tr>
+      <w:tr>
+        <w:trPr>
+          <w:tblCellSpacing w:w="15" w:type="dxa"/>
+        </w:trPr>
+        <w:tc>
+          <w:tcPr>
+            <w:tcW w:w="1026" w:type="dxa"/>
+            <w:tcBorders>
+              <w:top w:val="single" w:sz="6" w:space="0" w:color="C4C7C5"/>
+              <w:left w:val="single" w:sz="6" w:space="0" w:color="C4C7C5"/>
+              <w:bottom w:val="single" w:sz="6" w:space="0" w:color="C4C7C5"/>
+              <w:right w:val="single" w:sz="6" w:space="0" w:color="C4C7C5"/>
+            </w:tcBorders>
+            <w:tcMar>
+              <w:top w:w="120" w:type="dxa"/>
+              <w:left w:w="180" w:type="dxa"/>
+              <w:bottom w:w="120" w:type="dxa"/>
+              <w:right w:w="180" w:type="dxa"/>
+            </w:tcMar>
+            <w:vAlign w:val="center"/>
+            <w:hideMark/>
+          </w:tcPr>
+          <w:p>
+            <w:pPr>
+              <w:rPr>
+                <w:b/>
+              </w:rPr>
+            </w:pPr>
+            <w:r>
+              <w:rPr>
+                <w:b/>
+                <w:bCs/>
+              </w:rPr>
+              <w:t>Sprint 2</w:t>
+            </w:r>
+          </w:p>
+        </w:tc>
+        <w:tc>
+          <w:tcPr>
+            <w:tcW w:w="1492" w:type="dxa"/>
+            <w:tcBorders>
+              <w:top w:val="single" w:sz="6" w:space="0" w:color="C4C7C5"/>
+              <w:left w:val="single" w:sz="6" w:space="0" w:color="C4C7C5"/>
+              <w:bottom w:val="single" w:sz="6" w:space="0" w:color="C4C7C5"/>
+              <w:right w:val="single" w:sz="6" w:space="0" w:color="C4C7C5"/>
+            </w:tcBorders>
+            <w:tcMar>
+              <w:top w:w="120" w:type="dxa"/>
+              <w:left w:w="180" w:type="dxa"/>
+              <w:bottom w:w="120" w:type="dxa"/>
+              <w:right w:w="180" w:type="dxa"/>
+            </w:tcMar>
+            <w:vAlign w:val="center"/>
+            <w:hideMark/>
+          </w:tcPr>
+          <w:p>
+            <w:pPr>
+              <w:rPr>
+                <w:b/>
+              </w:rPr>
+            </w:pPr>
+            <w:r>
+              <w:rPr>
+                <w:b/>
+              </w:rPr>
+              <w:t>16/04 a 30/04/2026</w:t>
+            </w:r>
+          </w:p>
+        </w:tc>
+        <w:tc>
+          <w:tcPr>
+            <w:tcW w:w="2029" w:type="dxa"/>
+            <w:tcBorders>
+              <w:top w:val="single" w:sz="6" w:space="0" w:color="C4C7C5"/>
+              <w:left w:val="single" w:sz="6" w:space="0" w:color="C4C7C5"/>
+              <w:bottom w:val="single" w:sz="6" w:space="0" w:color="C4C7C5"/>
+              <w:right w:val="single" w:sz="6" w:space="0" w:color="C4C7C5"/>
+            </w:tcBorders>
+            <w:tcMar>
+              <w:top w:w="120" w:type="dxa"/>
+              <w:left w:w="180" w:type="dxa"/>
+              <w:bottom w:w="120" w:type="dxa"/>
+              <w:right w:w="180" w:type="dxa"/>
+            </w:tcMar>
+            <w:vAlign w:val="center"/>
+            <w:hideMark/>
+          </w:tcPr>
+          <w:p>
+            <w:pPr>
+              <w:rPr>
+                <w:b/>
+              </w:rPr>
+            </w:pPr>
+            <w:r>
+              <w:rPr>
+                <w:b/>
+              </w:rPr>
+              <w:t>Infraestrutura de Autenticação e Níveis de Acesso</w:t>
+            </w:r>
+          </w:p>
+        </w:tc>
+        <w:tc>
+          <w:tcPr>
+            <w:tcW w:w="1981" w:type="dxa"/>
+            <w:tcBorders>
+              <w:top w:val="single" w:sz="6" w:space="0" w:color="C4C7C5"/>
+              <w:left w:val="single" w:sz="6" w:space="0" w:color="C4C7C5"/>
+              <w:bottom w:val="single" w:sz="6" w:space="0" w:color="C4C7C5"/>
+              <w:right w:val="single" w:sz="6" w:space="0" w:color="C4C7C5"/>
+            </w:tcBorders>
+            <w:tcMar>
+              <w:top w:w="120" w:type="dxa"/>
+              <w:left w:w="180" w:type="dxa"/>
+              <w:bottom w:w="120" w:type="dxa"/>
+              <w:right w:w="180" w:type="dxa"/>
+            </w:tcMar>
+            <w:vAlign w:val="center"/>
+            <w:hideMark/>
+          </w:tcPr>
+          <w:p>
+            <w:pPr>
+              <w:rPr>
+                <w:b/>
+              </w:rPr>
+            </w:pPr>
+            <w:r>
+              <w:rPr>
+                <w:b/>
+              </w:rPr>
+              <w:t xml:space="preserve">Sistema de Login/Cadastro funcional; Implementação de perfis com tratamento de permissões específicas (Estudante, Moderador, Admin, </w:t>
+            </w:r>
+            <w:proofErr w:type="spellStart"/>
+            <w:r>
+              <w:rPr>
+                <w:b/>
+              </w:rPr>
+              <w:t>SuperAdmin</w:t>
+            </w:r>
+            <w:proofErr w:type="spellEnd"/>
+            <w:r>
+              <w:rPr>
+                <w:b/>
+              </w:rPr>
+              <w:t>).</w:t>
+            </w:r>
+          </w:p>
+        </w:tc>
+        <w:tc>
+          <w:tcPr>
+            <w:tcW w:w="2433" w:type="dxa"/>
+            <w:tcBorders>
+              <w:top w:val="single" w:sz="6" w:space="0" w:color="C4C7C5"/>
+              <w:left w:val="single" w:sz="6" w:space="0" w:color="C4C7C5"/>
+              <w:bottom w:val="single" w:sz="6" w:space="0" w:color="C4C7C5"/>
+              <w:right w:val="single" w:sz="6" w:space="0" w:color="C4C7C5"/>
+            </w:tcBorders>
+            <w:tcMar>
+              <w:top w:w="120" w:type="dxa"/>
+              <w:left w:w="180" w:type="dxa"/>
+              <w:bottom w:w="120" w:type="dxa"/>
+              <w:right w:w="180" w:type="dxa"/>
+            </w:tcMar>
+            <w:vAlign w:val="center"/>
+            <w:hideMark/>
+          </w:tcPr>
+          <w:p>
+            <w:pPr>
+              <w:rPr>
+                <w:b/>
+              </w:rPr>
+            </w:pPr>
+            <w:r>
+              <w:rPr>
+                <w:b/>
+              </w:rPr>
+              <w:t>Daniel</w:t>
+            </w:r>
+          </w:p>
+        </w:tc>
+        <w:tc>
+          <w:tcPr>
+            <w:tcW w:w="2219" w:type="dxa"/>
+            <w:tcBorders>
+              <w:top w:val="single" w:sz="6" w:space="0" w:color="C4C7C5"/>
+              <w:left w:val="single" w:sz="6" w:space="0" w:color="C4C7C5"/>
+              <w:bottom w:val="single" w:sz="6" w:space="0" w:color="C4C7C5"/>
+              <w:right w:val="single" w:sz="6" w:space="0" w:color="C4C7C5"/>
+            </w:tcBorders>
+            <w:tcMar>
+              <w:top w:w="120" w:type="dxa"/>
+              <w:left w:w="180" w:type="dxa"/>
+              <w:bottom w:w="120" w:type="dxa"/>
+              <w:right w:w="180" w:type="dxa"/>
+            </w:tcMar>
+            <w:vAlign w:val="center"/>
+            <w:hideMark/>
+          </w:tcPr>
+          <w:p>
+            <w:pPr>
+              <w:rPr>
+                <w:b/>
+              </w:rPr>
+            </w:pPr>
+            <w:r>
+              <w:rPr>
+                <w:b/>
+              </w:rPr>
+              <w:t>Concluído</w:t>
+            </w:r>
+          </w:p>
+        </w:tc>
+      </w:tr>
+      <w:tr>
+        <w:trPr>
+          <w:tblCellSpacing w:w="15" w:type="dxa"/>
+        </w:trPr>
+        <w:tc>
+          <w:tcPr>
+            <w:tcW w:w="1026" w:type="dxa"/>
+            <w:tcBorders>
+              <w:top w:val="single" w:sz="6" w:space="0" w:color="C4C7C5"/>
+              <w:left w:val="single" w:sz="6" w:space="0" w:color="C4C7C5"/>
+              <w:bottom w:val="single" w:sz="6" w:space="0" w:color="C4C7C5"/>
+              <w:right w:val="single" w:sz="6" w:space="0" w:color="C4C7C5"/>
+            </w:tcBorders>
+            <w:tcMar>
+              <w:top w:w="120" w:type="dxa"/>
+              <w:left w:w="180" w:type="dxa"/>
+              <w:bottom w:w="120" w:type="dxa"/>
+              <w:right w:w="180" w:type="dxa"/>
+            </w:tcMar>
+            <w:vAlign w:val="center"/>
+            <w:hideMark/>
+          </w:tcPr>
+          <w:p>
+            <w:pPr>
+              <w:rPr>
+                <w:b/>
+              </w:rPr>
+            </w:pPr>
+            <w:r>
+              <w:rPr>
+                <w:b/>
+                <w:bCs/>
+              </w:rPr>
+              <w:t>Sprint 3</w:t>
+            </w:r>
+          </w:p>
+        </w:tc>
+        <w:tc>
+          <w:tcPr>
+            <w:tcW w:w="1492" w:type="dxa"/>
+            <w:tcBorders>
+              <w:top w:val="single" w:sz="6" w:space="0" w:color="C4C7C5"/>
+              <w:left w:val="single" w:sz="6" w:space="0" w:color="C4C7C5"/>
+              <w:bottom w:val="single" w:sz="6" w:space="0" w:color="C4C7C5"/>
+              <w:right w:val="single" w:sz="6" w:space="0" w:color="C4C7C5"/>
+            </w:tcBorders>
+            <w:tcMar>
+              <w:top w:w="120" w:type="dxa"/>
+              <w:left w:w="180" w:type="dxa"/>
+              <w:bottom w:w="120" w:type="dxa"/>
+              <w:right w:w="180" w:type="dxa"/>
+            </w:tcMar>
+            <w:vAlign w:val="center"/>
+            <w:hideMark/>
+          </w:tcPr>
+          <w:p>
+            <w:pPr>
+              <w:rPr>
+                <w:b/>
+              </w:rPr>
+            </w:pPr>
+            <w:r>
+              <w:rPr>
+                <w:b/>
+              </w:rPr>
+              <w:t>01/05 a 15/05/2026</w:t>
+            </w:r>
+          </w:p>
+        </w:tc>
+        <w:tc>
+          <w:tcPr>
+            <w:tcW w:w="2029" w:type="dxa"/>
+            <w:tcBorders>
+              <w:top w:val="single" w:sz="6" w:space="0" w:color="C4C7C5"/>
+              <w:left w:val="single" w:sz="6" w:space="0" w:color="C4C7C5"/>
+              <w:bottom w:val="single" w:sz="6" w:space="0" w:color="C4C7C5"/>
+              <w:right w:val="single" w:sz="6" w:space="0" w:color="C4C7C5"/>
+            </w:tcBorders>
+            <w:tcMar>
+              <w:top w:w="120" w:type="dxa"/>
+              <w:left w:w="180" w:type="dxa"/>
+              <w:bottom w:w="120" w:type="dxa"/>
+              <w:right w:w="180" w:type="dxa"/>
+            </w:tcMar>
+            <w:vAlign w:val="center"/>
+            <w:hideMark/>
+          </w:tcPr>
+          <w:p>
+            <w:pPr>
+              <w:rPr>
+                <w:b/>
+              </w:rPr>
+            </w:pPr>
+            <w:r>
+              <w:rPr>
+                <w:b/>
+              </w:rPr>
+              <w:t>Núcleo do Catálogo e Persistência Básica</w:t>
+            </w:r>
+          </w:p>
+        </w:tc>
+        <w:tc>
+          <w:tcPr>
+            <w:tcW w:w="1981" w:type="dxa"/>
+            <w:tcBorders>
+              <w:top w:val="single" w:sz="6" w:space="0" w:color="C4C7C5"/>
+              <w:left w:val="single" w:sz="6" w:space="0" w:color="C4C7C5"/>
+              <w:bottom w:val="single" w:sz="6" w:space="0" w:color="C4C7C5"/>
+              <w:right w:val="single" w:sz="6" w:space="0" w:color="C4C7C5"/>
+            </w:tcBorders>
+            <w:tcMar>
+              <w:top w:w="120" w:type="dxa"/>
+              <w:left w:w="180" w:type="dxa"/>
+              <w:bottom w:w="120" w:type="dxa"/>
+              <w:right w:w="180" w:type="dxa"/>
+            </w:tcMar>
+            <w:vAlign w:val="center"/>
+            <w:hideMark/>
+          </w:tcPr>
+          <w:p>
+            <w:pPr>
+              <w:rPr>
+                <w:b/>
+              </w:rPr>
+            </w:pPr>
+            <w:r>
+              <w:rPr>
+                <w:b/>
+              </w:rPr>
+              <w:t>Desenvolvimento das operações de leitura, criação, atualização e exclusão (CRUD) da coleção principal de Recursos.</w:t>
+            </w:r>
+          </w:p>
+        </w:tc>
+        <w:tc>
+          <w:tcPr>
+            <w:tcW w:w="2433" w:type="dxa"/>
+            <w:tcBorders>
+              <w:top w:val="single" w:sz="6" w:space="0" w:color="C4C7C5"/>
+              <w:left w:val="single" w:sz="6" w:space="0" w:color="C4C7C5"/>
+              <w:bottom w:val="single" w:sz="6" w:space="0" w:color="C4C7C5"/>
+              <w:right w:val="single" w:sz="6" w:space="0" w:color="C4C7C5"/>
+            </w:tcBorders>
+            <w:tcMar>
+              <w:top w:w="120" w:type="dxa"/>
+              <w:left w:w="180" w:type="dxa"/>
+              <w:bottom w:w="120" w:type="dxa"/>
+              <w:right w:w="180" w:type="dxa"/>
+            </w:tcMar>
+            <w:vAlign w:val="center"/>
+            <w:hideMark/>
+          </w:tcPr>
+          <w:p>
+            <w:pPr>
+              <w:rPr>
+                <w:b/>
+              </w:rPr>
+            </w:pPr>
+            <w:r>
+              <w:rPr>
+                <w:b/>
+              </w:rPr>
+              <w:t>Daniel / Victor</w:t>
+            </w:r>
+          </w:p>
+        </w:tc>
+        <w:tc>
+          <w:tcPr>
+            <w:tcW w:w="2219" w:type="dxa"/>
+            <w:tcBorders>
+              <w:top w:val="single" w:sz="6" w:space="0" w:color="C4C7C5"/>
+              <w:left w:val="single" w:sz="6" w:space="0" w:color="C4C7C5"/>
+              <w:bottom w:val="single" w:sz="6" w:space="0" w:color="C4C7C5"/>
+              <w:right w:val="single" w:sz="6" w:space="0" w:color="C4C7C5"/>
+            </w:tcBorders>
+            <w:tcMar>
+              <w:top w:w="120" w:type="dxa"/>
+              <w:left w:w="180" w:type="dxa"/>
+              <w:bottom w:w="120" w:type="dxa"/>
+              <w:right w:w="180" w:type="dxa"/>
+            </w:tcMar>
+            <w:vAlign w:val="center"/>
+            <w:hideMark/>
+          </w:tcPr>
+          <w:p>
+            <w:pPr>
+              <w:rPr>
+                <w:b/>
+              </w:rPr>
+            </w:pPr>
+            <w:r>
+              <w:rPr>
+                <w:b/>
+              </w:rPr>
+              <w:t>Concluído</w:t>
+            </w:r>
+          </w:p>
+        </w:tc>
+      </w:tr>
+      <w:tr>
+        <w:trPr>
+          <w:tblCellSpacing w:w="15" w:type="dxa"/>
+        </w:trPr>
+        <w:tc>
+          <w:tcPr>
+            <w:tcW w:w="1026" w:type="dxa"/>
+            <w:tcBorders>
+              <w:top w:val="single" w:sz="6" w:space="0" w:color="C4C7C5"/>
+              <w:left w:val="single" w:sz="6" w:space="0" w:color="C4C7C5"/>
+              <w:bottom w:val="single" w:sz="6" w:space="0" w:color="C4C7C5"/>
+              <w:right w:val="single" w:sz="6" w:space="0" w:color="C4C7C5"/>
+            </w:tcBorders>
+            <w:tcMar>
+              <w:top w:w="120" w:type="dxa"/>
+              <w:left w:w="180" w:type="dxa"/>
+              <w:bottom w:w="120" w:type="dxa"/>
+              <w:right w:w="180" w:type="dxa"/>
+            </w:tcMar>
+            <w:vAlign w:val="center"/>
+            <w:hideMark/>
+          </w:tcPr>
+          <w:p>
+            <w:pPr>
+              <w:rPr>
+                <w:b/>
+              </w:rPr>
+            </w:pPr>
+            <w:r>
+              <w:rPr>
+                <w:b/>
+                <w:bCs/>
+              </w:rPr>
+              <w:lastRenderedPageBreak/>
+              <w:t>Sprint 4</w:t>
+            </w:r>
+          </w:p>
+        </w:tc>
+        <w:tc>
+          <w:tcPr>
+            <w:tcW w:w="1492" w:type="dxa"/>
+            <w:tcBorders>
+              <w:top w:val="single" w:sz="6" w:space="0" w:color="C4C7C5"/>
+              <w:left w:val="single" w:sz="6" w:space="0" w:color="C4C7C5"/>
+              <w:bottom w:val="single" w:sz="6" w:space="0" w:color="C4C7C5"/>
+              <w:right w:val="single" w:sz="6" w:space="0" w:color="C4C7C5"/>
+            </w:tcBorders>
+            <w:tcMar>
+              <w:top w:w="120" w:type="dxa"/>
+              <w:left w:w="180" w:type="dxa"/>
+              <w:bottom w:w="120" w:type="dxa"/>
+              <w:right w:w="180" w:type="dxa"/>
+            </w:tcMar>
+            <w:vAlign w:val="center"/>
+            <w:hideMark/>
+          </w:tcPr>
+          <w:p>
+            <w:pPr>
+              <w:rPr>
+                <w:b/>
+              </w:rPr>
+            </w:pPr>
+            <w:r>
+              <w:rPr>
+                <w:b/>
+              </w:rPr>
+              <w:t>16/05 a 30/05/2026</w:t>
+            </w:r>
+          </w:p>
+        </w:tc>
+        <w:tc>
+          <w:tcPr>
+            <w:tcW w:w="2029" w:type="dxa"/>
+            <w:tcBorders>
+              <w:top w:val="single" w:sz="6" w:space="0" w:color="C4C7C5"/>
+              <w:left w:val="single" w:sz="6" w:space="0" w:color="C4C7C5"/>
+              <w:bottom w:val="single" w:sz="6" w:space="0" w:color="C4C7C5"/>
+              <w:right w:val="single" w:sz="6" w:space="0" w:color="C4C7C5"/>
+            </w:tcBorders>
+            <w:tcMar>
+              <w:top w:w="120" w:type="dxa"/>
+              <w:left w:w="180" w:type="dxa"/>
+              <w:bottom w:w="120" w:type="dxa"/>
+              <w:right w:w="180" w:type="dxa"/>
+            </w:tcMar>
+            <w:vAlign w:val="center"/>
+            <w:hideMark/>
+          </w:tcPr>
+          <w:p>
+            <w:pPr>
+              <w:rPr>
+                <w:b/>
+              </w:rPr>
+            </w:pPr>
+            <w:r>
+              <w:rPr>
+                <w:b/>
+              </w:rPr>
+              <w:t>Conectividade Externa e Rastreabilidade</w:t>
+            </w:r>
+          </w:p>
+        </w:tc>
+        <w:tc>
+          <w:tcPr>
+            <w:tcW w:w="1981" w:type="dxa"/>
+            <w:tcBorders>
+              <w:top w:val="single" w:sz="6" w:space="0" w:color="C4C7C5"/>
+              <w:left w:val="single" w:sz="6" w:space="0" w:color="C4C7C5"/>
+              <w:bottom w:val="single" w:sz="6" w:space="0" w:color="C4C7C5"/>
+              <w:right w:val="single" w:sz="6" w:space="0" w:color="C4C7C5"/>
+            </w:tcBorders>
+            <w:tcMar>
+              <w:top w:w="120" w:type="dxa"/>
+              <w:left w:w="180" w:type="dxa"/>
+              <w:bottom w:w="120" w:type="dxa"/>
+              <w:right w:w="180" w:type="dxa"/>
+            </w:tcMar>
+            <w:vAlign w:val="center"/>
+            <w:hideMark/>
+          </w:tcPr>
+          <w:p>
+            <w:pPr>
+              <w:rPr>
+                <w:b/>
+              </w:rPr>
+            </w:pPr>
+            <w:r>
+              <w:rPr>
+                <w:b/>
+              </w:rPr>
+              <w:t xml:space="preserve">Gravação imutável de logs transacionais com mapeamento de </w:t>
+            </w:r>
+            <w:proofErr w:type="spellStart"/>
+            <w:r>
+              <w:rPr>
+                <w:b/>
+              </w:rPr>
+              <w:t>IPs</w:t>
+            </w:r>
+            <w:proofErr w:type="spellEnd"/>
+            <w:r>
+              <w:rPr>
+                <w:b/>
+              </w:rPr>
+              <w:t xml:space="preserve"> e </w:t>
+            </w:r>
+            <w:proofErr w:type="spellStart"/>
+            <w:r>
+              <w:rPr>
+                <w:b/>
+              </w:rPr>
+              <w:t>User</w:t>
+            </w:r>
+            <w:proofErr w:type="spellEnd"/>
+            <w:r>
+              <w:rPr>
+                <w:b/>
+              </w:rPr>
+              <w:t xml:space="preserve"> </w:t>
+            </w:r>
+            <w:proofErr w:type="spellStart"/>
+            <w:r>
+              <w:rPr>
+                <w:b/>
+              </w:rPr>
+              <w:t>Agents</w:t>
+            </w:r>
+            <w:proofErr w:type="spellEnd"/>
+            <w:r>
+              <w:rPr>
+                <w:b/>
+              </w:rPr>
+              <w:t xml:space="preserve"> (</w:t>
+            </w:r>
+            <w:proofErr w:type="spellStart"/>
+            <w:r>
+              <w:rPr>
+                <w:b/>
+              </w:rPr>
+              <w:t>SistemaLog</w:t>
+            </w:r>
+            <w:proofErr w:type="spellEnd"/>
+            <w:r>
+              <w:rPr>
+                <w:b/>
+              </w:rPr>
+              <w:t>).</w:t>
+            </w:r>
+          </w:p>
+        </w:tc>
+        <w:tc>
+          <w:tcPr>
+            <w:tcW w:w="2433" w:type="dxa"/>
+            <w:tcBorders>
+              <w:top w:val="single" w:sz="6" w:space="0" w:color="C4C7C5"/>
+              <w:left w:val="single" w:sz="6" w:space="0" w:color="C4C7C5"/>
+              <w:bottom w:val="single" w:sz="6" w:space="0" w:color="C4C7C5"/>
+              <w:right w:val="single" w:sz="6" w:space="0" w:color="C4C7C5"/>
+            </w:tcBorders>
+            <w:tcMar>
+              <w:top w:w="120" w:type="dxa"/>
+              <w:left w:w="180" w:type="dxa"/>
+              <w:bottom w:w="120" w:type="dxa"/>
+              <w:right w:w="180" w:type="dxa"/>
+            </w:tcMar>
+            <w:vAlign w:val="center"/>
+            <w:hideMark/>
+          </w:tcPr>
+          <w:p>
+            <w:pPr>
+              <w:rPr>
+                <w:b/>
+              </w:rPr>
+            </w:pPr>
+            <w:r>
+              <w:rPr>
+                <w:b/>
+              </w:rPr>
+              <w:t>Daniel</w:t>
+            </w:r>
+          </w:p>
+        </w:tc>
+        <w:tc>
+          <w:tcPr>
+            <w:tcW w:w="2219" w:type="dxa"/>
+            <w:tcBorders>
+              <w:top w:val="single" w:sz="6" w:space="0" w:color="C4C7C5"/>
+              <w:left w:val="single" w:sz="6" w:space="0" w:color="C4C7C5"/>
+              <w:bottom w:val="single" w:sz="6" w:space="0" w:color="C4C7C5"/>
+              <w:right w:val="single" w:sz="6" w:space="0" w:color="C4C7C5"/>
+            </w:tcBorders>
+            <w:tcMar>
+              <w:top w:w="120" w:type="dxa"/>
+              <w:left w:w="180" w:type="dxa"/>
+              <w:bottom w:w="120" w:type="dxa"/>
+              <w:right w:w="180" w:type="dxa"/>
+            </w:tcMar>
+            <w:vAlign w:val="center"/>
+            <w:hideMark/>
+          </w:tcPr>
+          <w:p>
+            <w:pPr>
+              <w:rPr>
+                <w:b/>
+              </w:rPr>
+            </w:pPr>
+            <w:r>
+              <w:rPr>
+                <w:b/>
+              </w:rPr>
+              <w:t>Concluído</w:t>
+            </w:r>
+          </w:p>
+        </w:tc>
+      </w:tr>
+      <w:tr>
+        <w:trPr>
+          <w:tblCellSpacing w:w="15" w:type="dxa"/>
+        </w:trPr>
+        <w:tc>
+          <w:tcPr>
+            <w:tcW w:w="1026" w:type="dxa"/>
+            <w:tcBorders>
+              <w:top w:val="single" w:sz="6" w:space="0" w:color="C4C7C5"/>
+              <w:left w:val="single" w:sz="6" w:space="0" w:color="C4C7C5"/>
+              <w:bottom w:val="single" w:sz="6" w:space="0" w:color="C4C7C5"/>
+              <w:right w:val="single" w:sz="6" w:space="0" w:color="C4C7C5"/>
+            </w:tcBorders>
+            <w:tcMar>
+              <w:top w:w="120" w:type="dxa"/>
+              <w:left w:w="180" w:type="dxa"/>
+              <w:bottom w:w="120" w:type="dxa"/>
+              <w:right w:w="180" w:type="dxa"/>
+            </w:tcMar>
+            <w:vAlign w:val="center"/>
+            <w:hideMark/>
+          </w:tcPr>
+          <w:p>
+            <w:pPr>
+              <w:rPr>
+                <w:b/>
+              </w:rPr>
+            </w:pPr>
+            <w:r>
+              <w:rPr>
+                <w:b/>
+                <w:bCs/>
+              </w:rPr>
+              <w:t>Sprint 5</w:t>
+            </w:r>
+          </w:p>
+        </w:tc>
+        <w:tc>
+          <w:tcPr>
+            <w:tcW w:w="1492" w:type="dxa"/>
+            <w:tcBorders>
+              <w:top w:val="single" w:sz="6" w:space="0" w:color="C4C7C5"/>
+              <w:left w:val="single" w:sz="6" w:space="0" w:color="C4C7C5"/>
+              <w:bottom w:val="single" w:sz="6" w:space="0" w:color="C4C7C5"/>
+              <w:right w:val="single" w:sz="6" w:space="0" w:color="C4C7C5"/>
+            </w:tcBorders>
+            <w:tcMar>
+              <w:top w:w="120" w:type="dxa"/>
+              <w:left w:w="180" w:type="dxa"/>
+              <w:bottom w:w="120" w:type="dxa"/>
+              <w:right w:w="180" w:type="dxa"/>
+            </w:tcMar>
+            <w:vAlign w:val="center"/>
+            <w:hideMark/>
+          </w:tcPr>
+          <w:p>
+            <w:pPr>
+              <w:rPr>
+                <w:b/>
+              </w:rPr>
+            </w:pPr>
+            <w:r>
+              <w:rPr>
+                <w:b/>
+              </w:rPr>
+              <w:t xml:space="preserve">01/06 a </w:t>
+            </w:r>
+            <w:r>
+              <w:rPr>
+                <w:b/>
+              </w:rPr>
+              <w:t>06/06/2026</w:t>
+            </w:r>
+          </w:p>
+        </w:tc>
+        <w:tc>
+          <w:tcPr>
+            <w:tcW w:w="2029" w:type="dxa"/>
+            <w:tcBorders>
+              <w:top w:val="single" w:sz="6" w:space="0" w:color="C4C7C5"/>
+              <w:left w:val="single" w:sz="6" w:space="0" w:color="C4C7C5"/>
+              <w:bottom w:val="single" w:sz="6" w:space="0" w:color="C4C7C5"/>
+              <w:right w:val="single" w:sz="6" w:space="0" w:color="C4C7C5"/>
+            </w:tcBorders>
+            <w:tcMar>
+              <w:top w:w="120" w:type="dxa"/>
+              <w:left w:w="180" w:type="dxa"/>
+              <w:bottom w:w="120" w:type="dxa"/>
+              <w:right w:w="180" w:type="dxa"/>
+            </w:tcMar>
+            <w:vAlign w:val="center"/>
+            <w:hideMark/>
+          </w:tcPr>
+          <w:p>
+            <w:pPr>
+              <w:rPr>
+                <w:b/>
+              </w:rPr>
+            </w:pPr>
+            <w:r>
+              <w:rPr>
+                <w:b/>
+                <w:bCs/>
+              </w:rPr>
+              <w:t>Engenharia do Módulo de Favoritos e Usabilidade</w:t>
+            </w:r>
+          </w:p>
+        </w:tc>
+        <w:tc>
+          <w:tcPr>
+            <w:tcW w:w="1981" w:type="dxa"/>
+            <w:tcBorders>
+              <w:top w:val="single" w:sz="6" w:space="0" w:color="C4C7C5"/>
+              <w:left w:val="single" w:sz="6" w:space="0" w:color="C4C7C5"/>
+              <w:bottom w:val="single" w:sz="6" w:space="0" w:color="C4C7C5"/>
+              <w:right w:val="single" w:sz="6" w:space="0" w:color="C4C7C5"/>
+            </w:tcBorders>
+            <w:tcMar>
+              <w:top w:w="120" w:type="dxa"/>
+              <w:left w:w="180" w:type="dxa"/>
+              <w:bottom w:w="120" w:type="dxa"/>
+              <w:right w:w="180" w:type="dxa"/>
+            </w:tcMar>
+            <w:vAlign w:val="center"/>
+            <w:hideMark/>
+          </w:tcPr>
+          <w:p>
+            <w:pPr>
+              <w:rPr>
+                <w:b/>
+              </w:rPr>
+            </w:pPr>
+            <w:r>
+              <w:rPr>
+                <w:b/>
+              </w:rPr>
+              <w:t>Acoplamento das chaves exclusivas de vinculação entre usuários e recursos (@@unique); Renderização dinâmica de salvos no painel do estudante; Testes de navegação em alta fidelidade.</w:t>
+            </w:r>
+          </w:p>
+        </w:tc>
+        <w:tc>
+          <w:tcPr>
+            <w:tcW w:w="2433" w:type="dxa"/>
+            <w:tcBorders>
+              <w:top w:val="single" w:sz="6" w:space="0" w:color="C4C7C5"/>
+              <w:left w:val="single" w:sz="6" w:space="0" w:color="C4C7C5"/>
+              <w:bottom w:val="single" w:sz="6" w:space="0" w:color="C4C7C5"/>
+              <w:right w:val="single" w:sz="6" w:space="0" w:color="C4C7C5"/>
+            </w:tcBorders>
+            <w:tcMar>
+              <w:top w:w="120" w:type="dxa"/>
+              <w:left w:w="180" w:type="dxa"/>
+              <w:bottom w:w="120" w:type="dxa"/>
+              <w:right w:w="180" w:type="dxa"/>
+            </w:tcMar>
+            <w:vAlign w:val="center"/>
+            <w:hideMark/>
+          </w:tcPr>
+          <w:p>
+            <w:pPr>
+              <w:rPr>
+                <w:b/>
+              </w:rPr>
+            </w:pPr>
+            <w:r>
+              <w:rPr>
+                <w:b/>
+              </w:rPr>
+              <w:t xml:space="preserve">Daniel </w:t>
+            </w:r>
+          </w:p>
+        </w:tc>
+        <w:tc>
+          <w:tcPr>
+            <w:tcW w:w="2219" w:type="dxa"/>
+            <w:tcBorders>
+              <w:top w:val="single" w:sz="6" w:space="0" w:color="C4C7C5"/>
+              <w:left w:val="single" w:sz="6" w:space="0" w:color="C4C7C5"/>
+              <w:bottom w:val="single" w:sz="6" w:space="0" w:color="C4C7C5"/>
+              <w:right w:val="single" w:sz="6" w:space="0" w:color="C4C7C5"/>
+            </w:tcBorders>
+            <w:tcMar>
+              <w:top w:w="120" w:type="dxa"/>
+              <w:left w:w="180" w:type="dxa"/>
+              <w:bottom w:w="120" w:type="dxa"/>
+              <w:right w:w="180" w:type="dxa"/>
+            </w:tcMar>
+            <w:vAlign w:val="center"/>
+            <w:hideMark/>
+          </w:tcPr>
+          <w:p>
+            <w:pPr>
+              <w:rPr>
+                <w:b/>
+              </w:rPr>
+            </w:pPr>
+            <w:proofErr w:type="spellStart"/>
+            <w:r>
+              <w:rPr>
+                <w:b/>
+              </w:rPr>
+              <w:t>Concluido</w:t>
+            </w:r>
+            <w:proofErr w:type="spellEnd"/>
+          </w:p>
+        </w:tc>
+      </w:tr>
+      <w:tr>
+        <w:trPr>
+          <w:tblCellSpacing w:w="15" w:type="dxa"/>
+        </w:trPr>
+        <w:tc>
+          <w:tcPr>
+            <w:tcW w:w="1026" w:type="dxa"/>
+            <w:tcBorders>
+              <w:top w:val="single" w:sz="6" w:space="0" w:color="C4C7C5"/>
+              <w:left w:val="single" w:sz="6" w:space="0" w:color="C4C7C5"/>
+              <w:bottom w:val="single" w:sz="6" w:space="0" w:color="C4C7C5"/>
+              <w:right w:val="single" w:sz="6" w:space="0" w:color="C4C7C5"/>
+            </w:tcBorders>
+            <w:tcMar>
+              <w:top w:w="120" w:type="dxa"/>
+              <w:left w:w="180" w:type="dxa"/>
+              <w:bottom w:w="120" w:type="dxa"/>
+              <w:right w:w="180" w:type="dxa"/>
+            </w:tcMar>
+            <w:vAlign w:val="center"/>
+            <w:hideMark/>
+          </w:tcPr>
+          <w:p>
+            <w:pPr>
+              <w:rPr>
+                <w:b/>
+              </w:rPr>
+            </w:pPr>
+            <w:r>
+              <w:rPr>
+                <w:b/>
+                <w:bCs/>
+              </w:rPr>
+              <w:t>Sprint 6</w:t>
+            </w:r>
+          </w:p>
+        </w:tc>
+        <w:tc>
+          <w:tcPr>
+            <w:tcW w:w="1492" w:type="dxa"/>
+            <w:tcBorders>
+              <w:top w:val="single" w:sz="6" w:space="0" w:color="C4C7C5"/>
+              <w:left w:val="single" w:sz="6" w:space="0" w:color="C4C7C5"/>
+              <w:bottom w:val="single" w:sz="6" w:space="0" w:color="C4C7C5"/>
+              <w:right w:val="single" w:sz="6" w:space="0" w:color="C4C7C5"/>
+            </w:tcBorders>
+            <w:tcMar>
+              <w:top w:w="120" w:type="dxa"/>
+              <w:left w:w="180" w:type="dxa"/>
+              <w:bottom w:w="120" w:type="dxa"/>
+              <w:right w:w="180" w:type="dxa"/>
+            </w:tcMar>
+            <w:vAlign w:val="center"/>
+            <w:hideMark/>
+          </w:tcPr>
+          <w:p>
+            <w:pPr>
+              <w:rPr>
+                <w:b/>
+              </w:rPr>
+            </w:pPr>
+            <w:r>
+              <w:rPr>
+                <w:b/>
+              </w:rPr>
+              <w:t xml:space="preserve">16/06 a </w:t>
+            </w:r>
+            <w:r>
+              <w:rPr>
+                <w:b/>
+              </w:rPr>
+              <w:t>06/06/2026</w:t>
+            </w:r>
+          </w:p>
+        </w:tc>
+        <w:tc>
+          <w:tcPr>
+            <w:tcW w:w="2029" w:type="dxa"/>
+            <w:tcBorders>
+              <w:top w:val="single" w:sz="6" w:space="0" w:color="C4C7C5"/>
+              <w:left w:val="single" w:sz="6" w:space="0" w:color="C4C7C5"/>
+              <w:bottom w:val="single" w:sz="6" w:space="0" w:color="C4C7C5"/>
+              <w:right w:val="single" w:sz="6" w:space="0" w:color="C4C7C5"/>
+            </w:tcBorders>
+            <w:tcMar>
+              <w:top w:w="120" w:type="dxa"/>
+              <w:left w:w="180" w:type="dxa"/>
+              <w:bottom w:w="120" w:type="dxa"/>
+              <w:right w:w="180" w:type="dxa"/>
+            </w:tcMar>
+            <w:vAlign w:val="center"/>
+            <w:hideMark/>
+          </w:tcPr>
+          <w:p>
+            <w:pPr>
+              <w:rPr>
+                <w:b/>
+              </w:rPr>
+            </w:pPr>
+            <w:r>
+              <w:rPr>
+                <w:b/>
+              </w:rPr>
+              <w:t>Homologação Geral, Governança e Encerramento</w:t>
+            </w:r>
+          </w:p>
+        </w:tc>
+        <w:tc>
+          <w:tcPr>
+            <w:tcW w:w="1981" w:type="dxa"/>
+            <w:tcBorders>
+              <w:top w:val="single" w:sz="6" w:space="0" w:color="C4C7C5"/>
+              <w:left w:val="single" w:sz="6" w:space="0" w:color="C4C7C5"/>
+              <w:bottom w:val="single" w:sz="6" w:space="0" w:color="C4C7C5"/>
+              <w:right w:val="single" w:sz="6" w:space="0" w:color="C4C7C5"/>
+            </w:tcBorders>
+            <w:tcMar>
+              <w:top w:w="120" w:type="dxa"/>
+              <w:left w:w="180" w:type="dxa"/>
+              <w:bottom w:w="120" w:type="dxa"/>
+              <w:right w:w="180" w:type="dxa"/>
+            </w:tcMar>
+            <w:vAlign w:val="center"/>
+            <w:hideMark/>
+          </w:tcPr>
+          <w:p>
+            <w:pPr>
+              <w:rPr>
+                <w:b/>
+              </w:rPr>
+            </w:pPr>
+            <w:r>
+              <w:rPr>
+                <w:b/>
+              </w:rPr>
+              <w:t>Refatoração de bugs de interface; Geração automática de relatórios de métricas; Consolidação do Guia do Usuário e entrega final do produto.</w:t>
+            </w:r>
+          </w:p>
+        </w:tc>
+        <w:tc>
+          <w:tcPr>
+            <w:tcW w:w="2433" w:type="dxa"/>
+            <w:tcBorders>
+              <w:top w:val="single" w:sz="6" w:space="0" w:color="C4C7C5"/>
+              <w:left w:val="single" w:sz="6" w:space="0" w:color="C4C7C5"/>
+              <w:bottom w:val="single" w:sz="6" w:space="0" w:color="C4C7C5"/>
+              <w:right w:val="single" w:sz="6" w:space="0" w:color="C4C7C5"/>
+            </w:tcBorders>
+            <w:tcMar>
+              <w:top w:w="120" w:type="dxa"/>
+              <w:left w:w="180" w:type="dxa"/>
+              <w:bottom w:w="120" w:type="dxa"/>
+              <w:right w:w="180" w:type="dxa"/>
+            </w:tcMar>
+            <w:vAlign w:val="center"/>
+            <w:hideMark/>
+          </w:tcPr>
+          <w:p>
+            <w:pPr>
+              <w:rPr>
+                <w:b/>
+              </w:rPr>
+            </w:pPr>
+            <w:r>
+              <w:rPr>
+                <w:b/>
+              </w:rPr>
+              <w:t>Victor</w:t>
+            </w:r>
+          </w:p>
+        </w:tc>
+        <w:tc>
+          <w:tcPr>
+            <w:tcW w:w="2219" w:type="dxa"/>
+            <w:tcBorders>
+              <w:top w:val="single" w:sz="6" w:space="0" w:color="C4C7C5"/>
+              <w:left w:val="single" w:sz="6" w:space="0" w:color="C4C7C5"/>
+              <w:bottom w:val="single" w:sz="6" w:space="0" w:color="C4C7C5"/>
+              <w:right w:val="single" w:sz="6" w:space="0" w:color="C4C7C5"/>
+            </w:tcBorders>
+            <w:tcMar>
+              <w:top w:w="120" w:type="dxa"/>
+              <w:left w:w="180" w:type="dxa"/>
+              <w:bottom w:w="120" w:type="dxa"/>
+              <w:right w:w="180" w:type="dxa"/>
+            </w:tcMar>
+            <w:vAlign w:val="center"/>
+            <w:hideMark/>
+          </w:tcPr>
+          <w:p>
+            <w:pPr>
+              <w:rPr>
+                <w:b/>
+              </w:rPr>
+            </w:pPr>
+            <w:proofErr w:type="spellStart"/>
+            <w:r>
+              <w:rPr>
+                <w:b/>
+              </w:rPr>
+              <w:t>Concluido</w:t>
+            </w:r>
+            <w:proofErr w:type="spellEnd"/>
+          </w:p>
+        </w:tc>
+      </w:tr>
+    </w:tbl>
+    <w:p>
+      <w:pPr>
+        <w:rPr>
+          <w:b/>
+        </w:rPr>
+      </w:pPr>
+    </w:p>
+    <w:p>
+      <w:pPr>
+        <w:rPr>
+          <w:b/>
+        </w:rPr>
+      </w:pPr>
+      <w:r>
+        <w:rPr>
+          <w:b/>
+        </w:rPr>
+        <w:br w:type="page"/>
+      </w:r>
+    </w:p>
+    <w:p>
+      <w:pPr>
+        <w:rPr>
+          <w:b/>
+        </w:rPr>
+      </w:pPr>
+      <w:r>
+        <w:rPr>
+          <w:b/>
+        </w:rPr>
+        <w:lastRenderedPageBreak/>
+        <w:t xml:space="preserve">Logs do </w:t>
+      </w:r>
+      <w:proofErr w:type="spellStart"/>
+      <w:r>
+        <w:rPr>
+          <w:b/>
+        </w:rPr>
+        <w:t>Kanbam</w:t>
+      </w:r>
+      <w:proofErr w:type="spellEnd"/>
+    </w:p>
+    <w:tbl>
+      <w:tblPr>
+        <w:tblW w:w="11103" w:type="dxa"/>
+        <w:tblCellSpacing w:w="15" w:type="dxa"/>
+        <w:tblInd w:w="-1142" w:type="dxa"/>
+        <w:tblCellMar>
+          <w:left w:w="0" w:type="dxa"/>
+          <w:right w:w="0" w:type="dxa"/>
+        </w:tblCellMar>
+        <w:tblLook w:val="04A0" w:firstRow="1" w:lastRow="0" w:firstColumn="1" w:lastColumn="0" w:noHBand="0" w:noVBand="1"/>
+      </w:tblPr>
+      <w:tblGrid>
+        <w:gridCol w:w="1701"/>
+        <w:gridCol w:w="3744"/>
+        <w:gridCol w:w="1412"/>
+        <w:gridCol w:w="2686"/>
+        <w:gridCol w:w="1560"/>
+      </w:tblGrid>
+      <w:tr>
+        <w:trPr>
+          <w:tblHeader/>
+          <w:tblCellSpacing w:w="15" w:type="dxa"/>
+        </w:trPr>
+        <w:tc>
+          <w:tcPr>
+            <w:tcW w:w="1656" w:type="dxa"/>
+            <w:tcBorders>
+              <w:top w:val="single" w:sz="6" w:space="0" w:color="C4C7C5"/>
+              <w:left w:val="single" w:sz="6" w:space="0" w:color="C4C7C5"/>
+              <w:bottom w:val="single" w:sz="6" w:space="0" w:color="C4C7C5"/>
+              <w:right w:val="single" w:sz="6" w:space="0" w:color="C4C7C5"/>
+            </w:tcBorders>
+            <w:shd w:val="clear" w:color="auto" w:fill="4F81BD" w:themeFill="accent1"/>
+            <w:tcMar>
+              <w:top w:w="120" w:type="dxa"/>
+              <w:left w:w="180" w:type="dxa"/>
+              <w:bottom w:w="120" w:type="dxa"/>
+              <w:right w:w="180" w:type="dxa"/>
+            </w:tcMar>
+            <w:vAlign w:val="center"/>
+            <w:hideMark/>
+          </w:tcPr>
+          <w:p>
+            <w:pPr>
+              <w:rPr>
+                <w:b/>
+                <w:color w:val="FFFFFF" w:themeColor="background1"/>
+              </w:rPr>
+            </w:pPr>
+            <w:r>
+              <w:rPr>
+                <w:b/>
+                <w:bCs/>
+                <w:color w:val="FFFFFF" w:themeColor="background1"/>
+              </w:rPr>
+              <w:t>Código ID</w:t>
+            </w:r>
+          </w:p>
+        </w:tc>
+        <w:tc>
+          <w:tcPr>
+            <w:tcW w:w="0" w:type="auto"/>
+            <w:tcBorders>
+              <w:top w:val="single" w:sz="6" w:space="0" w:color="C4C7C5"/>
+              <w:left w:val="single" w:sz="6" w:space="0" w:color="C4C7C5"/>
+              <w:bottom w:val="single" w:sz="6" w:space="0" w:color="C4C7C5"/>
+              <w:right w:val="single" w:sz="6" w:space="0" w:color="C4C7C5"/>
+            </w:tcBorders>
+            <w:shd w:val="clear" w:color="auto" w:fill="4F81BD" w:themeFill="accent1"/>
+            <w:tcMar>
+              <w:top w:w="120" w:type="dxa"/>
+              <w:left w:w="180" w:type="dxa"/>
+              <w:bottom w:w="120" w:type="dxa"/>
+              <w:right w:w="180" w:type="dxa"/>
+            </w:tcMar>
+            <w:vAlign w:val="center"/>
+            <w:hideMark/>
+          </w:tcPr>
+          <w:p>
+            <w:pPr>
+              <w:rPr>
+                <w:b/>
+                <w:color w:val="FFFFFF" w:themeColor="background1"/>
+              </w:rPr>
+            </w:pPr>
+            <w:r>
+              <w:rPr>
+                <w:b/>
+                <w:bCs/>
+                <w:color w:val="FFFFFF" w:themeColor="background1"/>
+              </w:rPr>
+              <w:t>Descrição da Unidade de Trabalho (</w:t>
+            </w:r>
+            <w:proofErr w:type="spellStart"/>
+            <w:r>
+              <w:rPr>
+                <w:b/>
+                <w:bCs/>
+                <w:color w:val="FFFFFF" w:themeColor="background1"/>
+              </w:rPr>
+              <w:t>User</w:t>
+            </w:r>
+            <w:proofErr w:type="spellEnd"/>
+            <w:r>
+              <w:rPr>
+                <w:b/>
+                <w:bCs/>
+                <w:color w:val="FFFFFF" w:themeColor="background1"/>
+              </w:rPr>
+              <w:t xml:space="preserve"> Story)</w:t>
+            </w:r>
+          </w:p>
+        </w:tc>
+        <w:tc>
+          <w:tcPr>
+            <w:tcW w:w="0" w:type="auto"/>
+            <w:tcBorders>
+              <w:top w:val="single" w:sz="6" w:space="0" w:color="C4C7C5"/>
+              <w:left w:val="single" w:sz="6" w:space="0" w:color="C4C7C5"/>
+              <w:bottom w:val="single" w:sz="6" w:space="0" w:color="C4C7C5"/>
+              <w:right w:val="single" w:sz="6" w:space="0" w:color="C4C7C5"/>
+            </w:tcBorders>
+            <w:shd w:val="clear" w:color="auto" w:fill="4F81BD" w:themeFill="accent1"/>
+            <w:tcMar>
+              <w:top w:w="120" w:type="dxa"/>
+              <w:left w:w="180" w:type="dxa"/>
+              <w:bottom w:w="120" w:type="dxa"/>
+              <w:right w:w="180" w:type="dxa"/>
+            </w:tcMar>
+            <w:vAlign w:val="center"/>
+            <w:hideMark/>
+          </w:tcPr>
+          <w:p>
+            <w:pPr>
+              <w:rPr>
+                <w:b/>
+                <w:color w:val="FFFFFF" w:themeColor="background1"/>
+              </w:rPr>
+            </w:pPr>
+            <w:r>
+              <w:rPr>
+                <w:b/>
+                <w:bCs/>
+                <w:color w:val="FFFFFF" w:themeColor="background1"/>
+              </w:rPr>
+              <w:t>Membro Alocado</w:t>
+            </w:r>
+          </w:p>
+        </w:tc>
+        <w:tc>
+          <w:tcPr>
+            <w:tcW w:w="2656" w:type="dxa"/>
+            <w:tcBorders>
+              <w:top w:val="single" w:sz="6" w:space="0" w:color="C4C7C5"/>
+              <w:left w:val="single" w:sz="6" w:space="0" w:color="C4C7C5"/>
+              <w:bottom w:val="single" w:sz="6" w:space="0" w:color="C4C7C5"/>
+              <w:right w:val="single" w:sz="6" w:space="0" w:color="C4C7C5"/>
+            </w:tcBorders>
+            <w:shd w:val="clear" w:color="auto" w:fill="4F81BD" w:themeFill="accent1"/>
+            <w:tcMar>
+              <w:top w:w="120" w:type="dxa"/>
+              <w:left w:w="180" w:type="dxa"/>
+              <w:bottom w:w="120" w:type="dxa"/>
+              <w:right w:w="180" w:type="dxa"/>
+            </w:tcMar>
+            <w:vAlign w:val="center"/>
+            <w:hideMark/>
+          </w:tcPr>
+          <w:p>
+            <w:pPr>
+              <w:rPr>
+                <w:b/>
+                <w:color w:val="FFFFFF" w:themeColor="background1"/>
+              </w:rPr>
+            </w:pPr>
+            <w:r>
+              <w:rPr>
+                <w:b/>
+                <w:bCs/>
+                <w:color w:val="FFFFFF" w:themeColor="background1"/>
+              </w:rPr>
+              <w:t>Coluna Atual do Fluxo</w:t>
+            </w:r>
+          </w:p>
+        </w:tc>
+        <w:tc>
+          <w:tcPr>
+            <w:tcW w:w="1515" w:type="dxa"/>
+            <w:tcBorders>
+              <w:top w:val="single" w:sz="6" w:space="0" w:color="C4C7C5"/>
+              <w:left w:val="single" w:sz="6" w:space="0" w:color="C4C7C5"/>
+              <w:bottom w:val="single" w:sz="6" w:space="0" w:color="C4C7C5"/>
+              <w:right w:val="single" w:sz="6" w:space="0" w:color="C4C7C5"/>
+            </w:tcBorders>
+            <w:shd w:val="clear" w:color="auto" w:fill="4F81BD" w:themeFill="accent1"/>
+            <w:tcMar>
+              <w:top w:w="120" w:type="dxa"/>
+              <w:left w:w="180" w:type="dxa"/>
+              <w:bottom w:w="120" w:type="dxa"/>
+              <w:right w:w="180" w:type="dxa"/>
+            </w:tcMar>
+            <w:vAlign w:val="center"/>
+            <w:hideMark/>
+          </w:tcPr>
+          <w:p>
+            <w:pPr>
+              <w:rPr>
+                <w:b/>
+                <w:color w:val="FFFFFF" w:themeColor="background1"/>
+              </w:rPr>
+            </w:pPr>
+            <w:r>
+              <w:rPr>
+                <w:b/>
+                <w:bCs/>
+                <w:color w:val="FFFFFF" w:themeColor="background1"/>
+              </w:rPr>
+              <w:t>Nível de Prioridade</w:t>
+            </w:r>
+          </w:p>
+        </w:tc>
+      </w:tr>
+      <w:tr>
+        <w:trPr>
+          <w:tblCellSpacing w:w="15" w:type="dxa"/>
+        </w:trPr>
+        <w:tc>
+          <w:tcPr>
+            <w:tcW w:w="1656" w:type="dxa"/>
+            <w:tcBorders>
+              <w:top w:val="single" w:sz="6" w:space="0" w:color="C4C7C5"/>
+              <w:left w:val="single" w:sz="6" w:space="0" w:color="C4C7C5"/>
+              <w:bottom w:val="single" w:sz="6" w:space="0" w:color="C4C7C5"/>
+              <w:right w:val="single" w:sz="6" w:space="0" w:color="C4C7C5"/>
+            </w:tcBorders>
+            <w:tcMar>
+              <w:top w:w="120" w:type="dxa"/>
+              <w:left w:w="180" w:type="dxa"/>
+              <w:bottom w:w="120" w:type="dxa"/>
+              <w:right w:w="180" w:type="dxa"/>
+            </w:tcMar>
+            <w:vAlign w:val="center"/>
+            <w:hideMark/>
+          </w:tcPr>
+          <w:p>
+            <w:pPr>
+              <w:rPr>
+                <w:b/>
+              </w:rPr>
+            </w:pPr>
+            <w:r>
+              <w:rPr>
+                <w:b/>
+                <w:bCs/>
+              </w:rPr>
+              <w:t>US-01</w:t>
+            </w:r>
+          </w:p>
+        </w:tc>
+        <w:tc>
+          <w:tcPr>
+            <w:tcW w:w="0" w:type="auto"/>
+            <w:tcBorders>
+              <w:top w:val="single" w:sz="6" w:space="0" w:color="C4C7C5"/>
+              <w:left w:val="single" w:sz="6" w:space="0" w:color="C4C7C5"/>
+              <w:bottom w:val="single" w:sz="6" w:space="0" w:color="C4C7C5"/>
+              <w:right w:val="single" w:sz="6" w:space="0" w:color="C4C7C5"/>
+            </w:tcBorders>
+            <w:tcMar>
+              <w:top w:w="120" w:type="dxa"/>
+              <w:left w:w="180" w:type="dxa"/>
+              <w:bottom w:w="120" w:type="dxa"/>
+              <w:right w:w="180" w:type="dxa"/>
+            </w:tcMar>
+            <w:vAlign w:val="center"/>
+            <w:hideMark/>
+          </w:tcPr>
+          <w:p>
+            <w:pPr>
+              <w:rPr>
+                <w:b/>
+              </w:rPr>
+            </w:pPr>
+            <w:r>
+              <w:rPr>
+                <w:b/>
+              </w:rPr>
+              <w:t>Como usuário, quero realizar um cadastro e autenticação segura na webpage para acessar recursos restritos.</w:t>
+            </w:r>
+          </w:p>
+        </w:tc>
+        <w:tc>
+          <w:tcPr>
+            <w:tcW w:w="0" w:type="auto"/>
+            <w:tcBorders>
+              <w:top w:val="single" w:sz="6" w:space="0" w:color="C4C7C5"/>
+              <w:left w:val="single" w:sz="6" w:space="0" w:color="C4C7C5"/>
+              <w:bottom w:val="single" w:sz="6" w:space="0" w:color="C4C7C5"/>
+              <w:right w:val="single" w:sz="6" w:space="0" w:color="C4C7C5"/>
+            </w:tcBorders>
+            <w:tcMar>
+              <w:top w:w="120" w:type="dxa"/>
+              <w:left w:w="180" w:type="dxa"/>
+              <w:bottom w:w="120" w:type="dxa"/>
+              <w:right w:w="180" w:type="dxa"/>
+            </w:tcMar>
+            <w:vAlign w:val="center"/>
+            <w:hideMark/>
+          </w:tcPr>
+          <w:p>
+            <w:pPr>
+              <w:rPr>
+                <w:b/>
+              </w:rPr>
+            </w:pPr>
+            <w:r>
+              <w:rPr>
+                <w:b/>
+              </w:rPr>
+              <w:t>Daniel</w:t>
+            </w:r>
+          </w:p>
+        </w:tc>
+        <w:tc>
+          <w:tcPr>
+            <w:tcW w:w="2656" w:type="dxa"/>
+            <w:tcBorders>
+              <w:top w:val="single" w:sz="6" w:space="0" w:color="C4C7C5"/>
+              <w:left w:val="single" w:sz="6" w:space="0" w:color="C4C7C5"/>
+              <w:bottom w:val="single" w:sz="6" w:space="0" w:color="C4C7C5"/>
+              <w:right w:val="single" w:sz="6" w:space="0" w:color="C4C7C5"/>
+            </w:tcBorders>
+            <w:tcMar>
+              <w:top w:w="120" w:type="dxa"/>
+              <w:left w:w="180" w:type="dxa"/>
+              <w:bottom w:w="120" w:type="dxa"/>
+              <w:right w:w="180" w:type="dxa"/>
+            </w:tcMar>
+            <w:vAlign w:val="center"/>
+            <w:hideMark/>
+          </w:tcPr>
+          <w:p>
+            <w:pPr>
+              <w:rPr>
+                <w:b/>
+              </w:rPr>
+            </w:pPr>
+            <w:proofErr w:type="spellStart"/>
+            <w:r>
+              <w:rPr>
+                <w:b/>
+              </w:rPr>
+              <w:t>Done</w:t>
+            </w:r>
+            <w:proofErr w:type="spellEnd"/>
+            <w:r>
+              <w:rPr>
+                <w:b/>
+              </w:rPr>
+              <w:t xml:space="preserve"> (Concluído)</w:t>
+            </w:r>
+          </w:p>
+        </w:tc>
+        <w:tc>
+          <w:tcPr>
+            <w:tcW w:w="1515" w:type="dxa"/>
+            <w:tcBorders>
+              <w:top w:val="single" w:sz="6" w:space="0" w:color="C4C7C5"/>
+              <w:left w:val="single" w:sz="6" w:space="0" w:color="C4C7C5"/>
+              <w:bottom w:val="single" w:sz="6" w:space="0" w:color="C4C7C5"/>
+              <w:right w:val="single" w:sz="6" w:space="0" w:color="C4C7C5"/>
+            </w:tcBorders>
+            <w:tcMar>
+              <w:top w:w="120" w:type="dxa"/>
+              <w:left w:w="180" w:type="dxa"/>
+              <w:bottom w:w="120" w:type="dxa"/>
+              <w:right w:w="180" w:type="dxa"/>
+            </w:tcMar>
+            <w:vAlign w:val="center"/>
+            <w:hideMark/>
+          </w:tcPr>
+          <w:p>
+            <w:pPr>
+              <w:rPr>
+                <w:b/>
+              </w:rPr>
+            </w:pPr>
+            <w:r>
+              <w:rPr>
+                <w:b/>
+              </w:rPr>
+              <w:t>Crítica</w:t>
+            </w:r>
+          </w:p>
+        </w:tc>
+      </w:tr>
+      <w:tr>
+        <w:trPr>
+          <w:tblCellSpacing w:w="15" w:type="dxa"/>
+        </w:trPr>
+        <w:tc>
+          <w:tcPr>
+            <w:tcW w:w="1656" w:type="dxa"/>
+            <w:tcBorders>
+              <w:top w:val="single" w:sz="6" w:space="0" w:color="C4C7C5"/>
+              <w:left w:val="single" w:sz="6" w:space="0" w:color="C4C7C5"/>
+              <w:bottom w:val="single" w:sz="6" w:space="0" w:color="C4C7C5"/>
+              <w:right w:val="single" w:sz="6" w:space="0" w:color="C4C7C5"/>
+            </w:tcBorders>
+            <w:tcMar>
+              <w:top w:w="120" w:type="dxa"/>
+              <w:left w:w="180" w:type="dxa"/>
+              <w:bottom w:w="120" w:type="dxa"/>
+              <w:right w:w="180" w:type="dxa"/>
+            </w:tcMar>
+            <w:vAlign w:val="center"/>
+            <w:hideMark/>
+          </w:tcPr>
+          <w:p>
+            <w:pPr>
+              <w:rPr>
+                <w:b/>
+              </w:rPr>
+            </w:pPr>
+            <w:r>
+              <w:rPr>
+                <w:b/>
+                <w:bCs/>
+              </w:rPr>
+              <w:t>US-02</w:t>
+            </w:r>
+          </w:p>
+        </w:tc>
+        <w:tc>
+          <w:tcPr>
+            <w:tcW w:w="0" w:type="auto"/>
+            <w:tcBorders>
+              <w:top w:val="single" w:sz="6" w:space="0" w:color="C4C7C5"/>
+              <w:left w:val="single" w:sz="6" w:space="0" w:color="C4C7C5"/>
+              <w:bottom w:val="single" w:sz="6" w:space="0" w:color="C4C7C5"/>
+              <w:right w:val="single" w:sz="6" w:space="0" w:color="C4C7C5"/>
+            </w:tcBorders>
+            <w:tcMar>
+              <w:top w:w="120" w:type="dxa"/>
+              <w:left w:w="180" w:type="dxa"/>
+              <w:bottom w:w="120" w:type="dxa"/>
+              <w:right w:w="180" w:type="dxa"/>
+            </w:tcMar>
+            <w:vAlign w:val="center"/>
+            <w:hideMark/>
+          </w:tcPr>
+          <w:p>
+            <w:pPr>
+              <w:rPr>
+                <w:b/>
+              </w:rPr>
+            </w:pPr>
+            <w:r>
+              <w:rPr>
+                <w:b/>
+              </w:rPr>
+              <w:t xml:space="preserve">Como desenvolvedor, quero estruturar o esquema do banco de dados no </w:t>
+            </w:r>
+            <w:proofErr w:type="spellStart"/>
+            <w:r>
+              <w:rPr>
+                <w:b/>
+              </w:rPr>
+              <w:t>MongoDB</w:t>
+            </w:r>
+            <w:proofErr w:type="spellEnd"/>
+            <w:r>
+              <w:rPr>
+                <w:b/>
+              </w:rPr>
+              <w:t xml:space="preserve"> para garantir a flexibilidade das coleções.</w:t>
+            </w:r>
+          </w:p>
+        </w:tc>
+        <w:tc>
+          <w:tcPr>
+            <w:tcW w:w="0" w:type="auto"/>
+            <w:tcBorders>
+              <w:top w:val="single" w:sz="6" w:space="0" w:color="C4C7C5"/>
+              <w:left w:val="single" w:sz="6" w:space="0" w:color="C4C7C5"/>
+              <w:bottom w:val="single" w:sz="6" w:space="0" w:color="C4C7C5"/>
+              <w:right w:val="single" w:sz="6" w:space="0" w:color="C4C7C5"/>
+            </w:tcBorders>
+            <w:tcMar>
+              <w:top w:w="120" w:type="dxa"/>
+              <w:left w:w="180" w:type="dxa"/>
+              <w:bottom w:w="120" w:type="dxa"/>
+              <w:right w:w="180" w:type="dxa"/>
+            </w:tcMar>
+            <w:vAlign w:val="center"/>
+            <w:hideMark/>
+          </w:tcPr>
+          <w:p>
+            <w:pPr>
+              <w:rPr>
+                <w:b/>
+              </w:rPr>
+            </w:pPr>
+            <w:r>
+              <w:rPr>
+                <w:b/>
+              </w:rPr>
+              <w:t>Equipe</w:t>
+            </w:r>
+          </w:p>
+        </w:tc>
+        <w:tc>
+          <w:tcPr>
+            <w:tcW w:w="2656" w:type="dxa"/>
+            <w:tcBorders>
+              <w:top w:val="single" w:sz="6" w:space="0" w:color="C4C7C5"/>
+              <w:left w:val="single" w:sz="6" w:space="0" w:color="C4C7C5"/>
+              <w:bottom w:val="single" w:sz="6" w:space="0" w:color="C4C7C5"/>
+              <w:right w:val="single" w:sz="6" w:space="0" w:color="C4C7C5"/>
+            </w:tcBorders>
+            <w:tcMar>
+              <w:top w:w="120" w:type="dxa"/>
+              <w:left w:w="180" w:type="dxa"/>
+              <w:bottom w:w="120" w:type="dxa"/>
+              <w:right w:w="180" w:type="dxa"/>
+            </w:tcMar>
+            <w:vAlign w:val="center"/>
+            <w:hideMark/>
+          </w:tcPr>
+          <w:p>
+            <w:pPr>
+              <w:rPr>
+                <w:b/>
+              </w:rPr>
+            </w:pPr>
+            <w:proofErr w:type="spellStart"/>
+            <w:r>
+              <w:rPr>
+                <w:b/>
+              </w:rPr>
+              <w:t>Done</w:t>
+            </w:r>
+            <w:proofErr w:type="spellEnd"/>
+            <w:r>
+              <w:rPr>
+                <w:b/>
+              </w:rPr>
+              <w:t xml:space="preserve"> (Concluído)</w:t>
+            </w:r>
+          </w:p>
+        </w:tc>
+        <w:tc>
+          <w:tcPr>
+            <w:tcW w:w="1515" w:type="dxa"/>
+            <w:tcBorders>
+              <w:top w:val="single" w:sz="6" w:space="0" w:color="C4C7C5"/>
+              <w:left w:val="single" w:sz="6" w:space="0" w:color="C4C7C5"/>
+              <w:bottom w:val="single" w:sz="6" w:space="0" w:color="C4C7C5"/>
+              <w:right w:val="single" w:sz="6" w:space="0" w:color="C4C7C5"/>
+            </w:tcBorders>
+            <w:tcMar>
+              <w:top w:w="120" w:type="dxa"/>
+              <w:left w:w="180" w:type="dxa"/>
+              <w:bottom w:w="120" w:type="dxa"/>
+              <w:right w:w="180" w:type="dxa"/>
+            </w:tcMar>
+            <w:vAlign w:val="center"/>
+            <w:hideMark/>
+          </w:tcPr>
+          <w:p>
+            <w:pPr>
+              <w:rPr>
+                <w:b/>
+              </w:rPr>
+            </w:pPr>
+            <w:r>
+              <w:rPr>
+                <w:b/>
+              </w:rPr>
+              <w:t>Crítica</w:t>
+            </w:r>
+          </w:p>
+        </w:tc>
+      </w:tr>
+      <w:tr>
+        <w:trPr>
+          <w:tblCellSpacing w:w="15" w:type="dxa"/>
+        </w:trPr>
+        <w:tc>
+          <w:tcPr>
+            <w:tcW w:w="1656" w:type="dxa"/>
+            <w:tcBorders>
+              <w:top w:val="single" w:sz="6" w:space="0" w:color="C4C7C5"/>
+              <w:left w:val="single" w:sz="6" w:space="0" w:color="C4C7C5"/>
+              <w:bottom w:val="single" w:sz="6" w:space="0" w:color="C4C7C5"/>
+              <w:right w:val="single" w:sz="6" w:space="0" w:color="C4C7C5"/>
+            </w:tcBorders>
+            <w:tcMar>
+              <w:top w:w="120" w:type="dxa"/>
+              <w:left w:w="180" w:type="dxa"/>
+              <w:bottom w:w="120" w:type="dxa"/>
+              <w:right w:w="180" w:type="dxa"/>
+            </w:tcMar>
+            <w:vAlign w:val="center"/>
+            <w:hideMark/>
+          </w:tcPr>
+          <w:p>
+            <w:pPr>
+              <w:rPr>
+                <w:b/>
+              </w:rPr>
+            </w:pPr>
+            <w:r>
+              <w:rPr>
+                <w:b/>
+                <w:bCs/>
+              </w:rPr>
+              <w:t>US-03</w:t>
+            </w:r>
+          </w:p>
+        </w:tc>
+        <w:tc>
+          <w:tcPr>
+            <w:tcW w:w="0" w:type="auto"/>
+            <w:tcBorders>
+              <w:top w:val="single" w:sz="6" w:space="0" w:color="C4C7C5"/>
+              <w:left w:val="single" w:sz="6" w:space="0" w:color="C4C7C5"/>
+              <w:bottom w:val="single" w:sz="6" w:space="0" w:color="C4C7C5"/>
+              <w:right w:val="single" w:sz="6" w:space="0" w:color="C4C7C5"/>
+            </w:tcBorders>
+            <w:tcMar>
+              <w:top w:w="120" w:type="dxa"/>
+              <w:left w:w="180" w:type="dxa"/>
+              <w:bottom w:w="120" w:type="dxa"/>
+              <w:right w:w="180" w:type="dxa"/>
+            </w:tcMar>
+            <w:vAlign w:val="center"/>
+            <w:hideMark/>
+          </w:tcPr>
+          <w:p>
+            <w:pPr>
+              <w:rPr>
+                <w:b/>
+              </w:rPr>
+            </w:pPr>
+            <w:r>
+              <w:rPr>
+                <w:b/>
+              </w:rPr>
+              <w:t>Como moderador, quero dispor de um CRUD de programas educacionais para gerenciar a validade das informações exibidas.</w:t>
+            </w:r>
+          </w:p>
+        </w:tc>
+        <w:tc>
+          <w:tcPr>
+            <w:tcW w:w="0" w:type="auto"/>
+            <w:tcBorders>
+              <w:top w:val="single" w:sz="6" w:space="0" w:color="C4C7C5"/>
+              <w:left w:val="single" w:sz="6" w:space="0" w:color="C4C7C5"/>
+              <w:bottom w:val="single" w:sz="6" w:space="0" w:color="C4C7C5"/>
+              <w:right w:val="single" w:sz="6" w:space="0" w:color="C4C7C5"/>
+            </w:tcBorders>
+            <w:tcMar>
+              <w:top w:w="120" w:type="dxa"/>
+              <w:left w:w="180" w:type="dxa"/>
+              <w:bottom w:w="120" w:type="dxa"/>
+              <w:right w:w="180" w:type="dxa"/>
+            </w:tcMar>
+            <w:vAlign w:val="center"/>
+            <w:hideMark/>
+          </w:tcPr>
+          <w:p>
+            <w:pPr>
+              <w:rPr>
+                <w:b/>
+              </w:rPr>
+            </w:pPr>
+            <w:r>
+              <w:rPr>
+                <w:b/>
+              </w:rPr>
+              <w:t>Daniel</w:t>
+            </w:r>
+          </w:p>
+        </w:tc>
+        <w:tc>
+          <w:tcPr>
+            <w:tcW w:w="2656" w:type="dxa"/>
+            <w:tcBorders>
+              <w:top w:val="single" w:sz="6" w:space="0" w:color="C4C7C5"/>
+              <w:left w:val="single" w:sz="6" w:space="0" w:color="C4C7C5"/>
+              <w:bottom w:val="single" w:sz="6" w:space="0" w:color="C4C7C5"/>
+              <w:right w:val="single" w:sz="6" w:space="0" w:color="C4C7C5"/>
+            </w:tcBorders>
+            <w:tcMar>
+              <w:top w:w="120" w:type="dxa"/>
+              <w:left w:w="180" w:type="dxa"/>
+              <w:bottom w:w="120" w:type="dxa"/>
+              <w:right w:w="180" w:type="dxa"/>
+            </w:tcMar>
+            <w:vAlign w:val="center"/>
+            <w:hideMark/>
+          </w:tcPr>
+          <w:p>
+            <w:pPr>
+              <w:rPr>
+                <w:b/>
+              </w:rPr>
+            </w:pPr>
+            <w:proofErr w:type="spellStart"/>
+            <w:r>
+              <w:rPr>
+                <w:b/>
+              </w:rPr>
+              <w:t>Done</w:t>
+            </w:r>
+            <w:proofErr w:type="spellEnd"/>
+            <w:r>
+              <w:rPr>
+                <w:b/>
+              </w:rPr>
+              <w:t xml:space="preserve"> (Concluído)</w:t>
+            </w:r>
+          </w:p>
+        </w:tc>
+        <w:tc>
+          <w:tcPr>
+            <w:tcW w:w="1515" w:type="dxa"/>
+            <w:tcBorders>
+              <w:top w:val="single" w:sz="6" w:space="0" w:color="C4C7C5"/>
+              <w:left w:val="single" w:sz="6" w:space="0" w:color="C4C7C5"/>
+              <w:bottom w:val="single" w:sz="6" w:space="0" w:color="C4C7C5"/>
+              <w:right w:val="single" w:sz="6" w:space="0" w:color="C4C7C5"/>
+            </w:tcBorders>
+            <w:tcMar>
+              <w:top w:w="120" w:type="dxa"/>
+              <w:left w:w="180" w:type="dxa"/>
+              <w:bottom w:w="120" w:type="dxa"/>
+              <w:right w:w="180" w:type="dxa"/>
+            </w:tcMar>
+            <w:vAlign w:val="center"/>
+            <w:hideMark/>
+          </w:tcPr>
+          <w:p>
+            <w:pPr>
+              <w:rPr>
+                <w:b/>
+              </w:rPr>
+            </w:pPr>
+            <w:r>
+              <w:rPr>
+                <w:b/>
+              </w:rPr>
+              <w:t>Alta</w:t>
+            </w:r>
+          </w:p>
+        </w:tc>
+      </w:tr>
+      <w:tr>
+        <w:trPr>
+          <w:tblCellSpacing w:w="15" w:type="dxa"/>
+        </w:trPr>
+        <w:tc>
+          <w:tcPr>
+            <w:tcW w:w="1656" w:type="dxa"/>
+            <w:tcBorders>
+              <w:top w:val="single" w:sz="6" w:space="0" w:color="C4C7C5"/>
+              <w:left w:val="single" w:sz="6" w:space="0" w:color="C4C7C5"/>
+              <w:bottom w:val="single" w:sz="6" w:space="0" w:color="C4C7C5"/>
+              <w:right w:val="single" w:sz="6" w:space="0" w:color="C4C7C5"/>
+            </w:tcBorders>
+            <w:tcMar>
+              <w:top w:w="120" w:type="dxa"/>
+              <w:left w:w="180" w:type="dxa"/>
+              <w:bottom w:w="120" w:type="dxa"/>
+              <w:right w:w="180" w:type="dxa"/>
+            </w:tcMar>
+            <w:vAlign w:val="center"/>
+            <w:hideMark/>
+          </w:tcPr>
+          <w:p>
+            <w:pPr>
+              <w:rPr>
+                <w:b/>
+              </w:rPr>
+            </w:pPr>
+            <w:r>
+              <w:rPr>
+                <w:b/>
+                <w:bCs/>
+              </w:rPr>
+              <w:t>US-04</w:t>
+            </w:r>
+          </w:p>
+        </w:tc>
+        <w:tc>
+          <w:tcPr>
+            <w:tcW w:w="0" w:type="auto"/>
+            <w:tcBorders>
+              <w:top w:val="single" w:sz="6" w:space="0" w:color="C4C7C5"/>
+              <w:left w:val="single" w:sz="6" w:space="0" w:color="C4C7C5"/>
+              <w:bottom w:val="single" w:sz="6" w:space="0" w:color="C4C7C5"/>
+              <w:right w:val="single" w:sz="6" w:space="0" w:color="C4C7C5"/>
+            </w:tcBorders>
+            <w:tcMar>
+              <w:top w:w="120" w:type="dxa"/>
+              <w:left w:w="180" w:type="dxa"/>
+              <w:bottom w:w="120" w:type="dxa"/>
+              <w:right w:w="180" w:type="dxa"/>
+            </w:tcMar>
+            <w:vAlign w:val="center"/>
+            <w:hideMark/>
+          </w:tcPr>
+          <w:p>
+            <w:pPr>
+              <w:rPr>
+                <w:b/>
+              </w:rPr>
+            </w:pPr>
+            <w:r>
+              <w:rPr>
+                <w:b/>
+              </w:rPr>
+              <w:t>Como usuário, quero visualizar um feed automático de notícias curadas para me manter atualizado sobre editais recentes.</w:t>
+            </w:r>
+          </w:p>
+        </w:tc>
+        <w:tc>
+          <w:tcPr>
+            <w:tcW w:w="0" w:type="auto"/>
+            <w:tcBorders>
+              <w:top w:val="single" w:sz="6" w:space="0" w:color="C4C7C5"/>
+              <w:left w:val="single" w:sz="6" w:space="0" w:color="C4C7C5"/>
+              <w:bottom w:val="single" w:sz="6" w:space="0" w:color="C4C7C5"/>
+              <w:right w:val="single" w:sz="6" w:space="0" w:color="C4C7C5"/>
+            </w:tcBorders>
+            <w:tcMar>
+              <w:top w:w="120" w:type="dxa"/>
+              <w:left w:w="180" w:type="dxa"/>
+              <w:bottom w:w="120" w:type="dxa"/>
+              <w:right w:w="180" w:type="dxa"/>
+            </w:tcMar>
+            <w:vAlign w:val="center"/>
+            <w:hideMark/>
+          </w:tcPr>
+          <w:p>
+            <w:pPr>
+              <w:rPr>
+                <w:b/>
+              </w:rPr>
+            </w:pPr>
+            <w:r>
+              <w:rPr>
+                <w:b/>
+              </w:rPr>
+              <w:t>Daniel</w:t>
+            </w:r>
+          </w:p>
+        </w:tc>
+        <w:tc>
+          <w:tcPr>
+            <w:tcW w:w="2656" w:type="dxa"/>
+            <w:tcBorders>
+              <w:top w:val="single" w:sz="6" w:space="0" w:color="C4C7C5"/>
+              <w:left w:val="single" w:sz="6" w:space="0" w:color="C4C7C5"/>
+              <w:bottom w:val="single" w:sz="6" w:space="0" w:color="C4C7C5"/>
+              <w:right w:val="single" w:sz="6" w:space="0" w:color="C4C7C5"/>
+            </w:tcBorders>
+            <w:tcMar>
+              <w:top w:w="120" w:type="dxa"/>
+              <w:left w:w="180" w:type="dxa"/>
+              <w:bottom w:w="120" w:type="dxa"/>
+              <w:right w:w="180" w:type="dxa"/>
+            </w:tcMar>
+            <w:vAlign w:val="center"/>
+            <w:hideMark/>
+          </w:tcPr>
+          <w:p>
+            <w:pPr>
+              <w:rPr>
+                <w:b/>
+              </w:rPr>
+            </w:pPr>
+            <w:r>
+              <w:rPr>
+                <w:b/>
+              </w:rPr>
+              <w:t>Review (Em Homologação)</w:t>
+            </w:r>
+          </w:p>
+        </w:tc>
+        <w:tc>
+          <w:tcPr>
+            <w:tcW w:w="1515" w:type="dxa"/>
+            <w:tcBorders>
+              <w:top w:val="single" w:sz="6" w:space="0" w:color="C4C7C5"/>
+              <w:left w:val="single" w:sz="6" w:space="0" w:color="C4C7C5"/>
+              <w:bottom w:val="single" w:sz="6" w:space="0" w:color="C4C7C5"/>
+              <w:right w:val="single" w:sz="6" w:space="0" w:color="C4C7C5"/>
+            </w:tcBorders>
+            <w:tcMar>
+              <w:top w:w="120" w:type="dxa"/>
+              <w:left w:w="180" w:type="dxa"/>
+              <w:bottom w:w="120" w:type="dxa"/>
+              <w:right w:w="180" w:type="dxa"/>
+            </w:tcMar>
+            <w:vAlign w:val="center"/>
+            <w:hideMark/>
+          </w:tcPr>
+          <w:p>
+            <w:pPr>
+              <w:rPr>
+                <w:b/>
+              </w:rPr>
+            </w:pPr>
+            <w:r>
+              <w:rPr>
+                <w:b/>
+              </w:rPr>
+              <w:t>Média</w:t>
+            </w:r>
+          </w:p>
+        </w:tc>
+      </w:tr>
+      <w:tr>
+        <w:trPr>
+          <w:tblCellSpacing w:w="15" w:type="dxa"/>
+        </w:trPr>
+        <w:tc>
+          <w:tcPr>
+            <w:tcW w:w="1656" w:type="dxa"/>
+            <w:tcBorders>
+              <w:top w:val="single" w:sz="6" w:space="0" w:color="C4C7C5"/>
+              <w:left w:val="single" w:sz="6" w:space="0" w:color="C4C7C5"/>
+              <w:bottom w:val="single" w:sz="6" w:space="0" w:color="C4C7C5"/>
+              <w:right w:val="single" w:sz="6" w:space="0" w:color="C4C7C5"/>
+            </w:tcBorders>
+            <w:tcMar>
+              <w:top w:w="120" w:type="dxa"/>
+              <w:left w:w="180" w:type="dxa"/>
+              <w:bottom w:w="120" w:type="dxa"/>
+              <w:right w:w="180" w:type="dxa"/>
+            </w:tcMar>
+            <w:vAlign w:val="center"/>
+            <w:hideMark/>
+          </w:tcPr>
+          <w:p>
+            <w:pPr>
+              <w:rPr>
+                <w:b/>
+              </w:rPr>
+            </w:pPr>
+            <w:r>
+              <w:rPr>
+                <w:b/>
+                <w:bCs/>
+              </w:rPr>
+              <w:t>US-05</w:t>
+            </w:r>
+          </w:p>
+        </w:tc>
+        <w:tc>
+          <w:tcPr>
+            <w:tcW w:w="0" w:type="auto"/>
+            <w:tcBorders>
+              <w:top w:val="single" w:sz="6" w:space="0" w:color="C4C7C5"/>
+              <w:left w:val="single" w:sz="6" w:space="0" w:color="C4C7C5"/>
+              <w:bottom w:val="single" w:sz="6" w:space="0" w:color="C4C7C5"/>
+              <w:right w:val="single" w:sz="6" w:space="0" w:color="C4C7C5"/>
+            </w:tcBorders>
+            <w:tcMar>
+              <w:top w:w="120" w:type="dxa"/>
+              <w:left w:w="180" w:type="dxa"/>
+              <w:bottom w:w="120" w:type="dxa"/>
+              <w:right w:w="180" w:type="dxa"/>
+            </w:tcMar>
+            <w:vAlign w:val="center"/>
+            <w:hideMark/>
+          </w:tcPr>
+          <w:p>
+            <w:pPr>
+              <w:rPr>
+                <w:b/>
+              </w:rPr>
+            </w:pPr>
+            <w:r>
+              <w:rPr>
+                <w:b/>
+              </w:rPr>
+              <w:t>Como administrador, quero que o sistema registre logs com IP e metadados de ações críticas para fins de fiscalização de dados.</w:t>
+            </w:r>
+          </w:p>
+        </w:tc>
+        <w:tc>
+          <w:tcPr>
+            <w:tcW w:w="0" w:type="auto"/>
+            <w:tcBorders>
+              <w:top w:val="single" w:sz="6" w:space="0" w:color="C4C7C5"/>
+              <w:left w:val="single" w:sz="6" w:space="0" w:color="C4C7C5"/>
+              <w:bottom w:val="single" w:sz="6" w:space="0" w:color="C4C7C5"/>
+              <w:right w:val="single" w:sz="6" w:space="0" w:color="C4C7C5"/>
+            </w:tcBorders>
+            <w:tcMar>
+              <w:top w:w="120" w:type="dxa"/>
+              <w:left w:w="180" w:type="dxa"/>
+              <w:bottom w:w="120" w:type="dxa"/>
+              <w:right w:w="180" w:type="dxa"/>
+            </w:tcMar>
+            <w:vAlign w:val="center"/>
+            <w:hideMark/>
+          </w:tcPr>
+          <w:p>
+            <w:pPr>
+              <w:rPr>
+                <w:b/>
+              </w:rPr>
+            </w:pPr>
+            <w:r>
+              <w:rPr>
+                <w:b/>
+              </w:rPr>
+              <w:t>Victor</w:t>
+            </w:r>
+          </w:p>
+        </w:tc>
+        <w:tc>
+          <w:tcPr>
+            <w:tcW w:w="2656" w:type="dxa"/>
+            <w:tcBorders>
+              <w:top w:val="single" w:sz="6" w:space="0" w:color="C4C7C5"/>
+              <w:left w:val="single" w:sz="6" w:space="0" w:color="C4C7C5"/>
+              <w:bottom w:val="single" w:sz="6" w:space="0" w:color="C4C7C5"/>
+              <w:right w:val="single" w:sz="6" w:space="0" w:color="C4C7C5"/>
+            </w:tcBorders>
+            <w:tcMar>
+              <w:top w:w="120" w:type="dxa"/>
+              <w:left w:w="180" w:type="dxa"/>
+              <w:bottom w:w="120" w:type="dxa"/>
+              <w:right w:w="180" w:type="dxa"/>
+            </w:tcMar>
+            <w:vAlign w:val="center"/>
+            <w:hideMark/>
+          </w:tcPr>
+          <w:p>
+            <w:pPr>
+              <w:rPr>
+                <w:b/>
+              </w:rPr>
+            </w:pPr>
+            <w:r>
+              <w:rPr>
+                <w:b/>
+              </w:rPr>
+              <w:t>Review (Em Homologação)</w:t>
+            </w:r>
+          </w:p>
+        </w:tc>
+        <w:tc>
+          <w:tcPr>
+            <w:tcW w:w="1515" w:type="dxa"/>
+            <w:tcBorders>
+              <w:top w:val="single" w:sz="6" w:space="0" w:color="C4C7C5"/>
+              <w:left w:val="single" w:sz="6" w:space="0" w:color="C4C7C5"/>
+              <w:bottom w:val="single" w:sz="6" w:space="0" w:color="C4C7C5"/>
+              <w:right w:val="single" w:sz="6" w:space="0" w:color="C4C7C5"/>
+            </w:tcBorders>
+            <w:tcMar>
+              <w:top w:w="120" w:type="dxa"/>
+              <w:left w:w="180" w:type="dxa"/>
+              <w:bottom w:w="120" w:type="dxa"/>
+              <w:right w:w="180" w:type="dxa"/>
+            </w:tcMar>
+            <w:vAlign w:val="center"/>
+            <w:hideMark/>
+          </w:tcPr>
+          <w:p>
+            <w:pPr>
+              <w:rPr>
+                <w:b/>
+              </w:rPr>
+            </w:pPr>
+            <w:r>
+              <w:rPr>
+                <w:b/>
+              </w:rPr>
+              <w:t>Alta</w:t>
+            </w:r>
+          </w:p>
+        </w:tc>
+      </w:tr>
+      <w:tr>
+        <w:trPr>
+          <w:tblCellSpacing w:w="15" w:type="dxa"/>
+        </w:trPr>
+        <w:tc>
+          <w:tcPr>
+            <w:tcW w:w="1656" w:type="dxa"/>
+            <w:tcBorders>
+              <w:top w:val="single" w:sz="6" w:space="0" w:color="C4C7C5"/>
+              <w:left w:val="single" w:sz="6" w:space="0" w:color="C4C7C5"/>
+              <w:bottom w:val="single" w:sz="6" w:space="0" w:color="C4C7C5"/>
+              <w:right w:val="single" w:sz="6" w:space="0" w:color="C4C7C5"/>
+            </w:tcBorders>
+            <w:tcMar>
+              <w:top w:w="120" w:type="dxa"/>
+              <w:left w:w="180" w:type="dxa"/>
+              <w:bottom w:w="120" w:type="dxa"/>
+              <w:right w:w="180" w:type="dxa"/>
+            </w:tcMar>
+            <w:vAlign w:val="center"/>
+            <w:hideMark/>
+          </w:tcPr>
+          <w:p>
+            <w:pPr>
+              <w:rPr>
+                <w:b/>
+              </w:rPr>
+            </w:pPr>
+            <w:r>
+              <w:rPr>
+                <w:b/>
+                <w:bCs/>
+              </w:rPr>
+              <w:t>US-06</w:t>
+            </w:r>
+          </w:p>
+        </w:tc>
+        <w:tc>
+          <w:tcPr>
+            <w:tcW w:w="0" w:type="auto"/>
+            <w:tcBorders>
+              <w:top w:val="single" w:sz="6" w:space="0" w:color="C4C7C5"/>
+              <w:left w:val="single" w:sz="6" w:space="0" w:color="C4C7C5"/>
+              <w:bottom w:val="single" w:sz="6" w:space="0" w:color="C4C7C5"/>
+              <w:right w:val="single" w:sz="6" w:space="0" w:color="C4C7C5"/>
+            </w:tcBorders>
+            <w:tcMar>
+              <w:top w:w="120" w:type="dxa"/>
+              <w:left w:w="180" w:type="dxa"/>
+              <w:bottom w:w="120" w:type="dxa"/>
+              <w:right w:w="180" w:type="dxa"/>
+            </w:tcMar>
+            <w:vAlign w:val="center"/>
+            <w:hideMark/>
+          </w:tcPr>
+          <w:p>
+            <w:pPr>
+              <w:rPr>
+                <w:b/>
+              </w:rPr>
+            </w:pPr>
+            <w:r>
+              <w:rPr>
+                <w:b/>
+              </w:rPr>
+              <w:t xml:space="preserve">Como </w:t>
+            </w:r>
+            <w:proofErr w:type="spellStart"/>
+            <w:r>
+              <w:rPr>
+                <w:b/>
+              </w:rPr>
+              <w:t>SuperAdmin</w:t>
+            </w:r>
+            <w:proofErr w:type="spellEnd"/>
+            <w:r>
+              <w:rPr>
+                <w:b/>
+              </w:rPr>
+              <w:t>, quero um painel de moderação de dados em lote para otimizar o tempo de aprovação de novos itens enviados.</w:t>
+            </w:r>
+          </w:p>
+        </w:tc>
+        <w:tc>
+          <w:tcPr>
+            <w:tcW w:w="0" w:type="auto"/>
+            <w:tcBorders>
+              <w:top w:val="single" w:sz="6" w:space="0" w:color="C4C7C5"/>
+              <w:left w:val="single" w:sz="6" w:space="0" w:color="C4C7C5"/>
+              <w:bottom w:val="single" w:sz="6" w:space="0" w:color="C4C7C5"/>
+              <w:right w:val="single" w:sz="6" w:space="0" w:color="C4C7C5"/>
+            </w:tcBorders>
+            <w:tcMar>
+              <w:top w:w="120" w:type="dxa"/>
+              <w:left w:w="180" w:type="dxa"/>
+              <w:bottom w:w="120" w:type="dxa"/>
+              <w:right w:w="180" w:type="dxa"/>
+            </w:tcMar>
+            <w:vAlign w:val="center"/>
+            <w:hideMark/>
+          </w:tcPr>
+          <w:p>
+            <w:pPr>
+              <w:rPr>
+                <w:b/>
+              </w:rPr>
+            </w:pPr>
+            <w:r>
+              <w:rPr>
+                <w:b/>
+              </w:rPr>
+              <w:t>Victor</w:t>
+            </w:r>
+          </w:p>
+        </w:tc>
+        <w:tc>
+          <w:tcPr>
+            <w:tcW w:w="2656" w:type="dxa"/>
+            <w:tcBorders>
+              <w:top w:val="single" w:sz="6" w:space="0" w:color="C4C7C5"/>
+              <w:left w:val="single" w:sz="6" w:space="0" w:color="C4C7C5"/>
+              <w:bottom w:val="single" w:sz="6" w:space="0" w:color="C4C7C5"/>
+              <w:right w:val="single" w:sz="6" w:space="0" w:color="C4C7C5"/>
+            </w:tcBorders>
+            <w:tcMar>
+              <w:top w:w="120" w:type="dxa"/>
+              <w:left w:w="180" w:type="dxa"/>
+              <w:bottom w:w="120" w:type="dxa"/>
+              <w:right w:w="180" w:type="dxa"/>
+            </w:tcMar>
+            <w:vAlign w:val="center"/>
+            <w:hideMark/>
+          </w:tcPr>
+          <w:p>
+            <w:pPr>
+              <w:rPr>
+                <w:b/>
+              </w:rPr>
+            </w:pPr>
+            <w:proofErr w:type="spellStart"/>
+            <w:r>
+              <w:rPr>
+                <w:b/>
+              </w:rPr>
+              <w:t>Doing</w:t>
+            </w:r>
+            <w:proofErr w:type="spellEnd"/>
+            <w:r>
+              <w:rPr>
+                <w:b/>
+              </w:rPr>
+              <w:t xml:space="preserve"> (Em Execução)</w:t>
+            </w:r>
+          </w:p>
+        </w:tc>
+        <w:tc>
+          <w:tcPr>
+            <w:tcW w:w="1515" w:type="dxa"/>
+            <w:tcBorders>
+              <w:top w:val="single" w:sz="6" w:space="0" w:color="C4C7C5"/>
+              <w:left w:val="single" w:sz="6" w:space="0" w:color="C4C7C5"/>
+              <w:bottom w:val="single" w:sz="6" w:space="0" w:color="C4C7C5"/>
+              <w:right w:val="single" w:sz="6" w:space="0" w:color="C4C7C5"/>
+            </w:tcBorders>
+            <w:tcMar>
+              <w:top w:w="120" w:type="dxa"/>
+              <w:left w:w="180" w:type="dxa"/>
+              <w:bottom w:w="120" w:type="dxa"/>
+              <w:right w:w="180" w:type="dxa"/>
+            </w:tcMar>
+            <w:vAlign w:val="center"/>
+            <w:hideMark/>
+          </w:tcPr>
+          <w:p>
+            <w:pPr>
+              <w:rPr>
+                <w:b/>
+              </w:rPr>
+            </w:pPr>
+            <w:r>
+              <w:rPr>
+                <w:b/>
+              </w:rPr>
+              <w:t>Alta</w:t>
+            </w:r>
+          </w:p>
+        </w:tc>
+      </w:tr>
+      <w:tr>
+        <w:trPr>
+          <w:tblCellSpacing w:w="15" w:type="dxa"/>
+        </w:trPr>
+        <w:tc>
+          <w:tcPr>
+            <w:tcW w:w="1656" w:type="dxa"/>
+            <w:tcBorders>
+              <w:top w:val="single" w:sz="6" w:space="0" w:color="C4C7C5"/>
+              <w:left w:val="single" w:sz="6" w:space="0" w:color="C4C7C5"/>
+              <w:bottom w:val="single" w:sz="6" w:space="0" w:color="C4C7C5"/>
+              <w:right w:val="single" w:sz="6" w:space="0" w:color="C4C7C5"/>
+            </w:tcBorders>
+            <w:tcMar>
+              <w:top w:w="120" w:type="dxa"/>
+              <w:left w:w="180" w:type="dxa"/>
+              <w:bottom w:w="120" w:type="dxa"/>
+              <w:right w:w="180" w:type="dxa"/>
+            </w:tcMar>
+            <w:vAlign w:val="center"/>
+            <w:hideMark/>
+          </w:tcPr>
+          <w:p>
+            <w:pPr>
+              <w:rPr>
+                <w:b/>
+              </w:rPr>
+            </w:pPr>
+            <w:r>
+              <w:rPr>
+                <w:b/>
+                <w:bCs/>
+              </w:rPr>
+              <w:t>US-09</w:t>
+            </w:r>
+          </w:p>
+        </w:tc>
+        <w:tc>
+          <w:tcPr>
+            <w:tcW w:w="0" w:type="auto"/>
+            <w:tcBorders>
+              <w:top w:val="single" w:sz="6" w:space="0" w:color="C4C7C5"/>
+              <w:left w:val="single" w:sz="6" w:space="0" w:color="C4C7C5"/>
+              <w:bottom w:val="single" w:sz="6" w:space="0" w:color="C4C7C5"/>
+              <w:right w:val="single" w:sz="6" w:space="0" w:color="C4C7C5"/>
+            </w:tcBorders>
+            <w:tcMar>
+              <w:top w:w="120" w:type="dxa"/>
+              <w:left w:w="180" w:type="dxa"/>
+              <w:bottom w:w="120" w:type="dxa"/>
+              <w:right w:w="180" w:type="dxa"/>
+            </w:tcMar>
+            <w:vAlign w:val="center"/>
+            <w:hideMark/>
+          </w:tcPr>
+          <w:p>
+            <w:pPr>
+              <w:rPr>
+                <w:b/>
+              </w:rPr>
+            </w:pPr>
+            <w:r>
+              <w:rPr>
+                <w:b/>
+                <w:bCs/>
+              </w:rPr>
+              <w:t>Como usuário autenticado, quero clicar em um ícone nos cards de recursos para salvar oportunidades diretamente no meu perfil.</w:t>
+            </w:r>
+          </w:p>
+        </w:tc>
+        <w:tc>
+          <w:tcPr>
+            <w:tcW w:w="0" w:type="auto"/>
+            <w:tcBorders>
+              <w:top w:val="single" w:sz="6" w:space="0" w:color="C4C7C5"/>
+              <w:left w:val="single" w:sz="6" w:space="0" w:color="C4C7C5"/>
+              <w:bottom w:val="single" w:sz="6" w:space="0" w:color="C4C7C5"/>
+              <w:right w:val="single" w:sz="6" w:space="0" w:color="C4C7C5"/>
+            </w:tcBorders>
+            <w:tcMar>
+              <w:top w:w="120" w:type="dxa"/>
+              <w:left w:w="180" w:type="dxa"/>
+              <w:bottom w:w="120" w:type="dxa"/>
+              <w:right w:w="180" w:type="dxa"/>
+            </w:tcMar>
+            <w:vAlign w:val="center"/>
+            <w:hideMark/>
+          </w:tcPr>
+          <w:p>
+            <w:pPr>
+              <w:rPr>
+                <w:b/>
+              </w:rPr>
+            </w:pPr>
+            <w:r>
+              <w:rPr>
+                <w:b/>
+              </w:rPr>
+              <w:t>Daniel</w:t>
+            </w:r>
+          </w:p>
+        </w:tc>
+        <w:tc>
+          <w:tcPr>
+            <w:tcW w:w="2656" w:type="dxa"/>
+            <w:tcBorders>
+              <w:top w:val="single" w:sz="6" w:space="0" w:color="C4C7C5"/>
+              <w:left w:val="single" w:sz="6" w:space="0" w:color="C4C7C5"/>
+              <w:bottom w:val="single" w:sz="6" w:space="0" w:color="C4C7C5"/>
+              <w:right w:val="single" w:sz="6" w:space="0" w:color="C4C7C5"/>
+            </w:tcBorders>
+            <w:tcMar>
+              <w:top w:w="120" w:type="dxa"/>
+              <w:left w:w="180" w:type="dxa"/>
+              <w:bottom w:w="120" w:type="dxa"/>
+              <w:right w:w="180" w:type="dxa"/>
+            </w:tcMar>
+            <w:vAlign w:val="center"/>
+            <w:hideMark/>
+          </w:tcPr>
+          <w:p>
+            <w:pPr>
+              <w:rPr>
+                <w:b/>
+              </w:rPr>
+            </w:pPr>
+            <w:proofErr w:type="spellStart"/>
+            <w:r>
+              <w:rPr>
+                <w:b/>
+              </w:rPr>
+              <w:t>Doing</w:t>
+            </w:r>
+            <w:proofErr w:type="spellEnd"/>
+            <w:r>
+              <w:rPr>
+                <w:b/>
+              </w:rPr>
+              <w:t xml:space="preserve"> (Em Execução)</w:t>
+            </w:r>
+          </w:p>
+        </w:tc>
+        <w:tc>
+          <w:tcPr>
+            <w:tcW w:w="1515" w:type="dxa"/>
+            <w:tcBorders>
+              <w:top w:val="single" w:sz="6" w:space="0" w:color="C4C7C5"/>
+              <w:left w:val="single" w:sz="6" w:space="0" w:color="C4C7C5"/>
+              <w:bottom w:val="single" w:sz="6" w:space="0" w:color="C4C7C5"/>
+              <w:right w:val="single" w:sz="6" w:space="0" w:color="C4C7C5"/>
+            </w:tcBorders>
+            <w:tcMar>
+              <w:top w:w="120" w:type="dxa"/>
+              <w:left w:w="180" w:type="dxa"/>
+              <w:bottom w:w="120" w:type="dxa"/>
+              <w:right w:w="180" w:type="dxa"/>
+            </w:tcMar>
+            <w:vAlign w:val="center"/>
+            <w:hideMark/>
+          </w:tcPr>
+          <w:p>
+            <w:pPr>
+              <w:rPr>
+                <w:b/>
+              </w:rPr>
+            </w:pPr>
+            <w:r>
+              <w:rPr>
+                <w:b/>
+              </w:rPr>
+              <w:t>Alta</w:t>
+            </w:r>
+          </w:p>
+        </w:tc>
+      </w:tr>
+      <w:tr>
+        <w:trPr>
+          <w:tblCellSpacing w:w="15" w:type="dxa"/>
+        </w:trPr>
+        <w:tc>
+          <w:tcPr>
+            <w:tcW w:w="1656" w:type="dxa"/>
+            <w:tcBorders>
+              <w:top w:val="single" w:sz="6" w:space="0" w:color="C4C7C5"/>
+              <w:left w:val="single" w:sz="6" w:space="0" w:color="C4C7C5"/>
+              <w:bottom w:val="single" w:sz="6" w:space="0" w:color="C4C7C5"/>
+              <w:right w:val="single" w:sz="6" w:space="0" w:color="C4C7C5"/>
+            </w:tcBorders>
+            <w:tcMar>
+              <w:top w:w="120" w:type="dxa"/>
+              <w:left w:w="180" w:type="dxa"/>
+              <w:bottom w:w="120" w:type="dxa"/>
+              <w:right w:w="180" w:type="dxa"/>
+            </w:tcMar>
+            <w:vAlign w:val="center"/>
+            <w:hideMark/>
+          </w:tcPr>
+          <w:p>
+            <w:pPr>
+              <w:rPr>
+                <w:b/>
+              </w:rPr>
+            </w:pPr>
+            <w:r>
+              <w:rPr>
+                <w:b/>
+                <w:bCs/>
+              </w:rPr>
+              <w:lastRenderedPageBreak/>
+              <w:t>US-10</w:t>
+            </w:r>
+          </w:p>
+        </w:tc>
+        <w:tc>
+          <w:tcPr>
+            <w:tcW w:w="0" w:type="auto"/>
+            <w:tcBorders>
+              <w:top w:val="single" w:sz="6" w:space="0" w:color="C4C7C5"/>
+              <w:left w:val="single" w:sz="6" w:space="0" w:color="C4C7C5"/>
+              <w:bottom w:val="single" w:sz="6" w:space="0" w:color="C4C7C5"/>
+              <w:right w:val="single" w:sz="6" w:space="0" w:color="C4C7C5"/>
+            </w:tcBorders>
+            <w:tcMar>
+              <w:top w:w="120" w:type="dxa"/>
+              <w:left w:w="180" w:type="dxa"/>
+              <w:bottom w:w="120" w:type="dxa"/>
+              <w:right w:w="180" w:type="dxa"/>
+            </w:tcMar>
+            <w:vAlign w:val="center"/>
+            <w:hideMark/>
+          </w:tcPr>
+          <w:p>
+            <w:pPr>
+              <w:rPr>
+                <w:b/>
+              </w:rPr>
+            </w:pPr>
+            <w:r>
+              <w:rPr>
+                <w:b/>
+                <w:bCs/>
+              </w:rPr>
+              <w:t>Como usuário, quero visualizar em uma aba dedicada dentro do "Meu Perfil" a listagem exclusiva dos programas que favoritei.</w:t>
+            </w:r>
+          </w:p>
+        </w:tc>
+        <w:tc>
+          <w:tcPr>
+            <w:tcW w:w="0" w:type="auto"/>
+            <w:tcBorders>
+              <w:top w:val="single" w:sz="6" w:space="0" w:color="C4C7C5"/>
+              <w:left w:val="single" w:sz="6" w:space="0" w:color="C4C7C5"/>
+              <w:bottom w:val="single" w:sz="6" w:space="0" w:color="C4C7C5"/>
+              <w:right w:val="single" w:sz="6" w:space="0" w:color="C4C7C5"/>
+            </w:tcBorders>
+            <w:tcMar>
+              <w:top w:w="120" w:type="dxa"/>
+              <w:left w:w="180" w:type="dxa"/>
+              <w:bottom w:w="120" w:type="dxa"/>
+              <w:right w:w="180" w:type="dxa"/>
+            </w:tcMar>
+            <w:vAlign w:val="center"/>
+            <w:hideMark/>
+          </w:tcPr>
+          <w:p>
+            <w:pPr>
+              <w:rPr>
+                <w:b/>
+              </w:rPr>
+            </w:pPr>
+            <w:r>
+              <w:rPr>
+                <w:b/>
+              </w:rPr>
+              <w:t>Victor</w:t>
+            </w:r>
+          </w:p>
+        </w:tc>
+        <w:tc>
+          <w:tcPr>
+            <w:tcW w:w="2656" w:type="dxa"/>
+            <w:tcBorders>
+              <w:top w:val="single" w:sz="6" w:space="0" w:color="C4C7C5"/>
+              <w:left w:val="single" w:sz="6" w:space="0" w:color="C4C7C5"/>
+              <w:bottom w:val="single" w:sz="6" w:space="0" w:color="C4C7C5"/>
+              <w:right w:val="single" w:sz="6" w:space="0" w:color="C4C7C5"/>
+            </w:tcBorders>
+            <w:tcMar>
+              <w:top w:w="120" w:type="dxa"/>
+              <w:left w:w="180" w:type="dxa"/>
+              <w:bottom w:w="120" w:type="dxa"/>
+              <w:right w:w="180" w:type="dxa"/>
+            </w:tcMar>
+            <w:vAlign w:val="center"/>
+            <w:hideMark/>
+          </w:tcPr>
+          <w:p>
+            <w:pPr>
+              <w:rPr>
+                <w:b/>
+              </w:rPr>
+            </w:pPr>
+            <w:proofErr w:type="spellStart"/>
+            <w:r>
+              <w:rPr>
+                <w:b/>
+              </w:rPr>
+              <w:t>To</w:t>
+            </w:r>
+            <w:proofErr w:type="spellEnd"/>
+            <w:r>
+              <w:rPr>
+                <w:b/>
+              </w:rPr>
+              <w:t xml:space="preserve"> Do (A Fazer)</w:t>
+            </w:r>
+          </w:p>
+        </w:tc>
+        <w:tc>
+          <w:tcPr>
+            <w:tcW w:w="1515" w:type="dxa"/>
+            <w:tcBorders>
+              <w:top w:val="single" w:sz="6" w:space="0" w:color="C4C7C5"/>
+              <w:left w:val="single" w:sz="6" w:space="0" w:color="C4C7C5"/>
+              <w:bottom w:val="single" w:sz="6" w:space="0" w:color="C4C7C5"/>
+              <w:right w:val="single" w:sz="6" w:space="0" w:color="C4C7C5"/>
+            </w:tcBorders>
+            <w:tcMar>
+              <w:top w:w="120" w:type="dxa"/>
+              <w:left w:w="180" w:type="dxa"/>
+              <w:bottom w:w="120" w:type="dxa"/>
+              <w:right w:w="180" w:type="dxa"/>
+            </w:tcMar>
+            <w:vAlign w:val="center"/>
+            <w:hideMark/>
+          </w:tcPr>
+          <w:p>
+            <w:pPr>
+              <w:rPr>
+                <w:b/>
+              </w:rPr>
+            </w:pPr>
+            <w:r>
+              <w:rPr>
+                <w:b/>
+              </w:rPr>
+              <w:t>Média</w:t>
+            </w:r>
+          </w:p>
+        </w:tc>
+      </w:tr>
+      <w:tr>
+        <w:trPr>
+          <w:tblCellSpacing w:w="15" w:type="dxa"/>
+        </w:trPr>
+        <w:tc>
+          <w:tcPr>
+            <w:tcW w:w="1656" w:type="dxa"/>
+            <w:tcBorders>
+              <w:top w:val="single" w:sz="6" w:space="0" w:color="C4C7C5"/>
+              <w:left w:val="single" w:sz="6" w:space="0" w:color="C4C7C5"/>
+              <w:bottom w:val="single" w:sz="6" w:space="0" w:color="C4C7C5"/>
+              <w:right w:val="single" w:sz="6" w:space="0" w:color="C4C7C5"/>
+            </w:tcBorders>
+            <w:tcMar>
+              <w:top w:w="120" w:type="dxa"/>
+              <w:left w:w="180" w:type="dxa"/>
+              <w:bottom w:w="120" w:type="dxa"/>
+              <w:right w:w="180" w:type="dxa"/>
+            </w:tcMar>
+            <w:vAlign w:val="center"/>
+            <w:hideMark/>
+          </w:tcPr>
+          <w:p>
+            <w:pPr>
+              <w:rPr>
+                <w:b/>
+              </w:rPr>
+            </w:pPr>
+            <w:r>
+              <w:rPr>
+                <w:b/>
+                <w:bCs/>
+              </w:rPr>
+              <w:t>US-11</w:t>
+            </w:r>
+          </w:p>
+        </w:tc>
+        <w:tc>
+          <w:tcPr>
+            <w:tcW w:w="0" w:type="auto"/>
+            <w:tcBorders>
+              <w:top w:val="single" w:sz="6" w:space="0" w:color="C4C7C5"/>
+              <w:left w:val="single" w:sz="6" w:space="0" w:color="C4C7C5"/>
+              <w:bottom w:val="single" w:sz="6" w:space="0" w:color="C4C7C5"/>
+              <w:right w:val="single" w:sz="6" w:space="0" w:color="C4C7C5"/>
+            </w:tcBorders>
+            <w:tcMar>
+              <w:top w:w="120" w:type="dxa"/>
+              <w:left w:w="180" w:type="dxa"/>
+              <w:bottom w:w="120" w:type="dxa"/>
+              <w:right w:w="180" w:type="dxa"/>
+            </w:tcMar>
+            <w:vAlign w:val="center"/>
+            <w:hideMark/>
+          </w:tcPr>
+          <w:p>
+            <w:pPr>
+              <w:rPr>
+                <w:b/>
+              </w:rPr>
+            </w:pPr>
+            <w:r>
+              <w:rPr>
+                <w:b/>
+                <w:bCs/>
+              </w:rPr>
+              <w:t>Como desenvolvedor, quero aplicar a restrição de unicidade composta na coleção de favoritos para prevenir duplicidade no banco.</w:t>
+            </w:r>
+          </w:p>
+        </w:tc>
+        <w:tc>
+          <w:tcPr>
+            <w:tcW w:w="0" w:type="auto"/>
+            <w:tcBorders>
+              <w:top w:val="single" w:sz="6" w:space="0" w:color="C4C7C5"/>
+              <w:left w:val="single" w:sz="6" w:space="0" w:color="C4C7C5"/>
+              <w:bottom w:val="single" w:sz="6" w:space="0" w:color="C4C7C5"/>
+              <w:right w:val="single" w:sz="6" w:space="0" w:color="C4C7C5"/>
+            </w:tcBorders>
+            <w:tcMar>
+              <w:top w:w="120" w:type="dxa"/>
+              <w:left w:w="180" w:type="dxa"/>
+              <w:bottom w:w="120" w:type="dxa"/>
+              <w:right w:w="180" w:type="dxa"/>
+            </w:tcMar>
+            <w:vAlign w:val="center"/>
+            <w:hideMark/>
+          </w:tcPr>
+          <w:p>
+            <w:pPr>
+              <w:rPr>
+                <w:b/>
+              </w:rPr>
+            </w:pPr>
+            <w:r>
+              <w:rPr>
+                <w:b/>
+              </w:rPr>
+              <w:t>Daniel</w:t>
+            </w:r>
+          </w:p>
+        </w:tc>
+        <w:tc>
+          <w:tcPr>
+            <w:tcW w:w="2656" w:type="dxa"/>
+            <w:tcBorders>
+              <w:top w:val="single" w:sz="6" w:space="0" w:color="C4C7C5"/>
+              <w:left w:val="single" w:sz="6" w:space="0" w:color="C4C7C5"/>
+              <w:bottom w:val="single" w:sz="6" w:space="0" w:color="C4C7C5"/>
+              <w:right w:val="single" w:sz="6" w:space="0" w:color="C4C7C5"/>
+            </w:tcBorders>
+            <w:tcMar>
+              <w:top w:w="120" w:type="dxa"/>
+              <w:left w:w="180" w:type="dxa"/>
+              <w:bottom w:w="120" w:type="dxa"/>
+              <w:right w:w="180" w:type="dxa"/>
+            </w:tcMar>
+            <w:vAlign w:val="center"/>
+            <w:hideMark/>
+          </w:tcPr>
+          <w:p>
+            <w:pPr>
+              <w:rPr>
+                <w:b/>
+              </w:rPr>
+            </w:pPr>
+            <w:proofErr w:type="spellStart"/>
+            <w:r>
+              <w:rPr>
+                <w:b/>
+              </w:rPr>
+              <w:t>To</w:t>
+            </w:r>
+            <w:proofErr w:type="spellEnd"/>
+            <w:r>
+              <w:rPr>
+                <w:b/>
+              </w:rPr>
+              <w:t xml:space="preserve"> Do (A Fazer)</w:t>
+            </w:r>
+          </w:p>
+        </w:tc>
+        <w:tc>
+          <w:tcPr>
+            <w:tcW w:w="1515" w:type="dxa"/>
+            <w:tcBorders>
+              <w:top w:val="single" w:sz="6" w:space="0" w:color="C4C7C5"/>
+              <w:left w:val="single" w:sz="6" w:space="0" w:color="C4C7C5"/>
+              <w:bottom w:val="single" w:sz="6" w:space="0" w:color="C4C7C5"/>
+              <w:right w:val="single" w:sz="6" w:space="0" w:color="C4C7C5"/>
+            </w:tcBorders>
+            <w:tcMar>
+              <w:top w:w="120" w:type="dxa"/>
+              <w:left w:w="180" w:type="dxa"/>
+              <w:bottom w:w="120" w:type="dxa"/>
+              <w:right w:w="180" w:type="dxa"/>
+            </w:tcMar>
+            <w:vAlign w:val="center"/>
+            <w:hideMark/>
+          </w:tcPr>
+          <w:p>
+            <w:pPr>
+              <w:rPr>
+                <w:b/>
+              </w:rPr>
+            </w:pPr>
+            <w:r>
+              <w:rPr>
+                <w:b/>
+              </w:rPr>
+              <w:t>Alta</w:t>
+            </w:r>
+          </w:p>
+        </w:tc>
+      </w:tr>
+      <w:tr>
+        <w:trPr>
+          <w:tblCellSpacing w:w="15" w:type="dxa"/>
+        </w:trPr>
+        <w:tc>
+          <w:tcPr>
+            <w:tcW w:w="1656" w:type="dxa"/>
+            <w:tcBorders>
+              <w:top w:val="single" w:sz="6" w:space="0" w:color="C4C7C5"/>
+              <w:left w:val="single" w:sz="6" w:space="0" w:color="C4C7C5"/>
+              <w:bottom w:val="single" w:sz="6" w:space="0" w:color="C4C7C5"/>
+              <w:right w:val="single" w:sz="6" w:space="0" w:color="C4C7C5"/>
+            </w:tcBorders>
+            <w:tcMar>
+              <w:top w:w="120" w:type="dxa"/>
+              <w:left w:w="180" w:type="dxa"/>
+              <w:bottom w:w="120" w:type="dxa"/>
+              <w:right w:w="180" w:type="dxa"/>
+            </w:tcMar>
+            <w:vAlign w:val="center"/>
+            <w:hideMark/>
+          </w:tcPr>
+          <w:p>
+            <w:pPr>
+              <w:rPr>
+                <w:b/>
+              </w:rPr>
+            </w:pPr>
+            <w:r>
+              <w:rPr>
+                <w:b/>
+                <w:bCs/>
+              </w:rPr>
+              <w:t>US-07</w:t>
+            </w:r>
+          </w:p>
+        </w:tc>
+        <w:tc>
+          <w:tcPr>
+            <w:tcW w:w="0" w:type="auto"/>
+            <w:tcBorders>
+              <w:top w:val="single" w:sz="6" w:space="0" w:color="C4C7C5"/>
+              <w:left w:val="single" w:sz="6" w:space="0" w:color="C4C7C5"/>
+              <w:bottom w:val="single" w:sz="6" w:space="0" w:color="C4C7C5"/>
+              <w:right w:val="single" w:sz="6" w:space="0" w:color="C4C7C5"/>
+            </w:tcBorders>
+            <w:tcMar>
+              <w:top w:w="120" w:type="dxa"/>
+              <w:left w:w="180" w:type="dxa"/>
+              <w:bottom w:w="120" w:type="dxa"/>
+              <w:right w:w="180" w:type="dxa"/>
+            </w:tcMar>
+            <w:vAlign w:val="center"/>
+            <w:hideMark/>
+          </w:tcPr>
+          <w:p>
+            <w:pPr>
+              <w:rPr>
+                <w:b/>
+              </w:rPr>
+            </w:pPr>
+            <w:r>
+              <w:rPr>
+                <w:b/>
+              </w:rPr>
+              <w:t>Como usuário, quero acessar um Guia do Usuário intuitivo para compreender o uso correto de filtros avançados da ferramenta.</w:t>
+            </w:r>
+          </w:p>
+        </w:tc>
+        <w:tc>
+          <w:tcPr>
+            <w:tcW w:w="0" w:type="auto"/>
+            <w:tcBorders>
+              <w:top w:val="single" w:sz="6" w:space="0" w:color="C4C7C5"/>
+              <w:left w:val="single" w:sz="6" w:space="0" w:color="C4C7C5"/>
+              <w:bottom w:val="single" w:sz="6" w:space="0" w:color="C4C7C5"/>
+              <w:right w:val="single" w:sz="6" w:space="0" w:color="C4C7C5"/>
+            </w:tcBorders>
+            <w:tcMar>
+              <w:top w:w="120" w:type="dxa"/>
+              <w:left w:w="180" w:type="dxa"/>
+              <w:bottom w:w="120" w:type="dxa"/>
+              <w:right w:w="180" w:type="dxa"/>
+            </w:tcMar>
+            <w:vAlign w:val="center"/>
+            <w:hideMark/>
+          </w:tcPr>
+          <w:p>
+            <w:pPr>
+              <w:rPr>
+                <w:b/>
+              </w:rPr>
+            </w:pPr>
+            <w:r>
+              <w:rPr>
+                <w:b/>
+              </w:rPr>
+              <w:t>Victor</w:t>
+            </w:r>
+          </w:p>
+        </w:tc>
+        <w:tc>
+          <w:tcPr>
+            <w:tcW w:w="2656" w:type="dxa"/>
+            <w:tcBorders>
+              <w:top w:val="single" w:sz="6" w:space="0" w:color="C4C7C5"/>
+              <w:left w:val="single" w:sz="6" w:space="0" w:color="C4C7C5"/>
+              <w:bottom w:val="single" w:sz="6" w:space="0" w:color="C4C7C5"/>
+              <w:right w:val="single" w:sz="6" w:space="0" w:color="C4C7C5"/>
+            </w:tcBorders>
+            <w:tcMar>
+              <w:top w:w="120" w:type="dxa"/>
+              <w:left w:w="180" w:type="dxa"/>
+              <w:bottom w:w="120" w:type="dxa"/>
+              <w:right w:w="180" w:type="dxa"/>
+            </w:tcMar>
+            <w:vAlign w:val="center"/>
+            <w:hideMark/>
+          </w:tcPr>
+          <w:p>
+            <w:pPr>
+              <w:rPr>
+                <w:b/>
+              </w:rPr>
+            </w:pPr>
+            <w:r>
+              <w:rPr>
+                <w:b/>
+              </w:rPr>
+              <w:t>Backlog</w:t>
+            </w:r>
+          </w:p>
+        </w:tc>
+        <w:tc>
+          <w:tcPr>
+            <w:tcW w:w="1515" w:type="dxa"/>
+            <w:tcBorders>
+              <w:top w:val="single" w:sz="6" w:space="0" w:color="C4C7C5"/>
+              <w:left w:val="single" w:sz="6" w:space="0" w:color="C4C7C5"/>
+              <w:bottom w:val="single" w:sz="6" w:space="0" w:color="C4C7C5"/>
+              <w:right w:val="single" w:sz="6" w:space="0" w:color="C4C7C5"/>
+            </w:tcBorders>
+            <w:tcMar>
+              <w:top w:w="120" w:type="dxa"/>
+              <w:left w:w="180" w:type="dxa"/>
+              <w:bottom w:w="120" w:type="dxa"/>
+              <w:right w:w="180" w:type="dxa"/>
+            </w:tcMar>
+            <w:vAlign w:val="center"/>
+            <w:hideMark/>
+          </w:tcPr>
+          <w:p>
+            <w:pPr>
+              <w:rPr>
+                <w:b/>
+              </w:rPr>
+            </w:pPr>
+            <w:r>
+              <w:rPr>
+                <w:b/>
+              </w:rPr>
+              <w:t>Baixa</w:t>
+            </w:r>
+          </w:p>
+        </w:tc>
+      </w:tr>
+      <w:tr>
+        <w:trPr>
+          <w:tblCellSpacing w:w="15" w:type="dxa"/>
+        </w:trPr>
+        <w:tc>
+          <w:tcPr>
+            <w:tcW w:w="1656" w:type="dxa"/>
+            <w:tcBorders>
+              <w:top w:val="single" w:sz="6" w:space="0" w:color="C4C7C5"/>
+              <w:left w:val="single" w:sz="6" w:space="0" w:color="C4C7C5"/>
+              <w:bottom w:val="single" w:sz="6" w:space="0" w:color="C4C7C5"/>
+              <w:right w:val="single" w:sz="6" w:space="0" w:color="C4C7C5"/>
+            </w:tcBorders>
+            <w:tcMar>
+              <w:top w:w="120" w:type="dxa"/>
+              <w:left w:w="180" w:type="dxa"/>
+              <w:bottom w:w="120" w:type="dxa"/>
+              <w:right w:w="180" w:type="dxa"/>
+            </w:tcMar>
+            <w:vAlign w:val="center"/>
+            <w:hideMark/>
+          </w:tcPr>
+          <w:p>
+            <w:pPr>
+              <w:rPr>
+                <w:b/>
+              </w:rPr>
+            </w:pPr>
+            <w:r>
+              <w:rPr>
+                <w:b/>
+                <w:bCs/>
+              </w:rPr>
+              <w:t>US-08</w:t>
+            </w:r>
+          </w:p>
+        </w:tc>
+        <w:tc>
+          <w:tcPr>
+            <w:tcW w:w="0" w:type="auto"/>
+            <w:tcBorders>
+              <w:top w:val="single" w:sz="6" w:space="0" w:color="C4C7C5"/>
+              <w:left w:val="single" w:sz="6" w:space="0" w:color="C4C7C5"/>
+              <w:bottom w:val="single" w:sz="6" w:space="0" w:color="C4C7C5"/>
+              <w:right w:val="single" w:sz="6" w:space="0" w:color="C4C7C5"/>
+            </w:tcBorders>
+            <w:tcMar>
+              <w:top w:w="120" w:type="dxa"/>
+              <w:left w:w="180" w:type="dxa"/>
+              <w:bottom w:w="120" w:type="dxa"/>
+              <w:right w:w="180" w:type="dxa"/>
+            </w:tcMar>
+            <w:vAlign w:val="center"/>
+            <w:hideMark/>
+          </w:tcPr>
+          <w:p>
+            <w:pPr>
+              <w:rPr>
+                <w:b/>
+              </w:rPr>
+            </w:pPr>
+            <w:r>
+              <w:rPr>
+                <w:b/>
+              </w:rPr>
+              <w:t xml:space="preserve">Como gestor, quero rodar testes integrados de carga nas rotas do </w:t>
+            </w:r>
+            <w:proofErr w:type="spellStart"/>
+            <w:r>
+              <w:rPr>
+                <w:b/>
+              </w:rPr>
+              <w:t>backend</w:t>
+            </w:r>
+            <w:proofErr w:type="spellEnd"/>
+            <w:r>
+              <w:rPr>
+                <w:b/>
+              </w:rPr>
+              <w:t xml:space="preserve"> para avaliar o comportamento do </w:t>
+            </w:r>
+            <w:proofErr w:type="spellStart"/>
+            <w:r>
+              <w:rPr>
+                <w:b/>
+              </w:rPr>
+              <w:t>MongoDB</w:t>
+            </w:r>
+            <w:proofErr w:type="spellEnd"/>
+            <w:r>
+              <w:rPr>
+                <w:b/>
+              </w:rPr>
+              <w:t xml:space="preserve"> sob estresse.</w:t>
+            </w:r>
+          </w:p>
+        </w:tc>
+        <w:tc>
+          <w:tcPr>
+            <w:tcW w:w="0" w:type="auto"/>
+            <w:tcBorders>
+              <w:top w:val="single" w:sz="6" w:space="0" w:color="C4C7C5"/>
+              <w:left w:val="single" w:sz="6" w:space="0" w:color="C4C7C5"/>
+              <w:bottom w:val="single" w:sz="6" w:space="0" w:color="C4C7C5"/>
+              <w:right w:val="single" w:sz="6" w:space="0" w:color="C4C7C5"/>
+            </w:tcBorders>
+            <w:tcMar>
+              <w:top w:w="120" w:type="dxa"/>
+              <w:left w:w="180" w:type="dxa"/>
+              <w:bottom w:w="120" w:type="dxa"/>
+              <w:right w:w="180" w:type="dxa"/>
+            </w:tcMar>
+            <w:vAlign w:val="center"/>
+            <w:hideMark/>
+          </w:tcPr>
+          <w:p>
+            <w:pPr>
+              <w:rPr>
+                <w:b/>
+              </w:rPr>
+            </w:pPr>
+            <w:r>
+              <w:rPr>
+                <w:b/>
+              </w:rPr>
+              <w:t>Equipe</w:t>
+            </w:r>
+          </w:p>
+        </w:tc>
+        <w:tc>
+          <w:tcPr>
+            <w:tcW w:w="2656" w:type="dxa"/>
+            <w:tcBorders>
+              <w:top w:val="single" w:sz="6" w:space="0" w:color="C4C7C5"/>
+              <w:left w:val="single" w:sz="6" w:space="0" w:color="C4C7C5"/>
+              <w:bottom w:val="single" w:sz="6" w:space="0" w:color="C4C7C5"/>
+              <w:right w:val="single" w:sz="6" w:space="0" w:color="C4C7C5"/>
+            </w:tcBorders>
+            <w:tcMar>
+              <w:top w:w="120" w:type="dxa"/>
+              <w:left w:w="180" w:type="dxa"/>
+              <w:bottom w:w="120" w:type="dxa"/>
+              <w:right w:w="180" w:type="dxa"/>
+            </w:tcMar>
+            <w:vAlign w:val="center"/>
+            <w:hideMark/>
+          </w:tcPr>
+          <w:p>
+            <w:pPr>
+              <w:rPr>
+                <w:b/>
+              </w:rPr>
+            </w:pPr>
+            <w:r>
+              <w:rPr>
+                <w:b/>
+              </w:rPr>
+              <w:t>Backlog</w:t>
+            </w:r>
+          </w:p>
+        </w:tc>
+        <w:tc>
+          <w:tcPr>
+            <w:tcW w:w="1515" w:type="dxa"/>
+            <w:tcBorders>
+              <w:top w:val="single" w:sz="6" w:space="0" w:color="C4C7C5"/>
+              <w:left w:val="single" w:sz="6" w:space="0" w:color="C4C7C5"/>
+              <w:bottom w:val="single" w:sz="6" w:space="0" w:color="C4C7C5"/>
+              <w:right w:val="single" w:sz="6" w:space="0" w:color="C4C7C5"/>
+            </w:tcBorders>
+            <w:tcMar>
+              <w:top w:w="120" w:type="dxa"/>
+              <w:left w:w="180" w:type="dxa"/>
+              <w:bottom w:w="120" w:type="dxa"/>
+              <w:right w:w="180" w:type="dxa"/>
+            </w:tcMar>
+            <w:vAlign w:val="center"/>
+            <w:hideMark/>
+          </w:tcPr>
+          <w:p>
+            <w:pPr>
+              <w:rPr>
+                <w:b/>
+              </w:rPr>
+            </w:pPr>
+            <w:r>
+              <w:rPr>
+                <w:b/>
+              </w:rPr>
+              <w:t>Média</w:t>
+            </w:r>
+          </w:p>
+        </w:tc>
+      </w:tr>
+    </w:tbl>
     <w:p>
       <w:pPr>
         <w:rPr>
@@ -2400,6 +8988,119 @@
 <file path=word/numbering.xml><?xml version="1.0" encoding="utf-8"?>
 <w:numbering xmlns:wpc="http://schemas.microsoft.com/office/word/2010/wordprocessingCanvas" xmlns:cx="http://schemas.microsoft.com/office/drawing/2014/chartex" xmlns:cx1="http://schemas.microsoft.com/office/drawing/2015/9/8/chartex" xmlns:cx2="http://schemas.microsoft.com/office/drawing/2015/10/21/chartex" xmlns:cx3="http://schemas.microsoft.com/office/drawing/2016/5/9/chartex" xmlns:cx4="http://schemas.microsoft.com/office/drawing/2016/5/10/chartex" xmlns:cx5="http://schemas.microsoft.com/office/drawing/2016/5/11/chartex" xmlns:cx6="http://schemas.microsoft.com/office/drawing/2016/5/12/chartex" xmlns:cx7="http://schemas.microsoft.com/office/drawing/2016/5/13/chartex" xmlns:cx8="http://schemas.microsoft.com/office/drawing/2016/5/14/chartex" xmlns:mc="http://schemas.openxmlformats.org/markup-compatibility/2006" xmlns:aink="http://schemas.microsoft.com/office/drawing/2016/ink" xmlns:am3d="http://schemas.microsoft.com/office/drawing/2017/model3d" xmlns:o="urn:schemas-microsoft-com:office:office" xmlns:oel="http://schemas.microsoft.com/office/2019/extlst" xmlns:r="http://schemas.openxmlformats.org/officeDocument/2006/relationships" xmlns:m="http://schemas.openxmlformats.org/officeDocument/2006/math" xmlns:v="urn:schemas-microsoft-com:vml" xmlns:wp14="http://schemas.microsoft.com/office/word/2010/wordprocessingDrawing" xmlns:wp="http://schemas.openxmlformats.org/drawingml/2006/wordprocessingDrawing" xmlns:w10="urn:schemas-microsoft-com:office:word" xmlns:w="http://schemas.openxmlformats.org/wordprocessingml/2006/main" xmlns:w14="http://schemas.microsoft.com/office/word/2010/wordml" xmlns:w15="http://schemas.microsoft.com/office/word/2012/wordml" xmlns:w16cex="http://schemas.microsoft.com/office/word/2018/wordml/cex" xmlns:w16cid="http://schemas.microsoft.com/office/word/2016/wordml/cid" xmlns:w16="http://schemas.microsoft.com/office/word/2018/wordml" xmlns:w16du="http://schemas.microsoft.com/office/word/2023/wordml/word16du" xmlns:w16sdtdh="http://schemas.microsoft.com/office/word/2020/wordml/sdtdatahash" xmlns:w16sdtfl="http://schemas.microsoft.com/office/word/2024/wordml/sdtformatlock" xmlns:w16se="http://schemas.microsoft.com/office/word/2015/wordml/symex" xmlns:wpg="http://schemas.microsoft.com/office/word/2010/wordprocessingGroup" xmlns:wpi="http://schemas.microsoft.com/office/word/2010/wordprocessingInk" xmlns:wne="http://schemas.microsoft.com/office/word/2006/wordml" xmlns:wps="http://schemas.microsoft.com/office/word/2010/wordprocessingShape" mc:Ignorable="w14 w15 w16se w16cid w16 w16cex w16sdtdh w16sdtfl w16du wp14">
   <w:abstractNum w:abstractNumId="0" w15:restartNumberingAfterBreak="0">
+    <w:nsid w:val="02DA02C9"/>
+    <w:multiLevelType w:val="hybridMultilevel"/>
+    <w:tmpl w:val="5CFCB21E"/>
+    <w:lvl w:ilvl="0" w:tplc="04160001">
+      <w:start w:val="1"/>
+      <w:numFmt w:val="bullet"/>
+      <w:lvlText w:val=""/>
+      <w:lvlJc w:val="left"/>
+      <w:pPr>
+        <w:ind w:left="780" w:hanging="360"/>
+      </w:pPr>
+      <w:rPr>
+        <w:rFonts w:ascii="Symbol" w:hAnsi="Symbol" w:hint="default"/>
+      </w:rPr>
+    </w:lvl>
+    <w:lvl w:ilvl="1" w:tplc="04160003" w:tentative="1">
+      <w:start w:val="1"/>
+      <w:numFmt w:val="bullet"/>
+      <w:lvlText w:val="o"/>
+      <w:lvlJc w:val="left"/>
+      <w:pPr>
+        <w:ind w:left="1500" w:hanging="360"/>
+      </w:pPr>
+      <w:rPr>
+        <w:rFonts w:ascii="Courier New" w:hAnsi="Courier New" w:cs="Courier New" w:hint="default"/>
+      </w:rPr>
+    </w:lvl>
+    <w:lvl w:ilvl="2" w:tplc="04160005" w:tentative="1">
+      <w:start w:val="1"/>
+      <w:numFmt w:val="bullet"/>
+      <w:lvlText w:val=""/>
+      <w:lvlJc w:val="left"/>
+      <w:pPr>
+        <w:ind w:left="2220" w:hanging="360"/>
+      </w:pPr>
+      <w:rPr>
+        <w:rFonts w:ascii="Wingdings" w:hAnsi="Wingdings" w:hint="default"/>
+      </w:rPr>
+    </w:lvl>
+    <w:lvl w:ilvl="3" w:tplc="04160001" w:tentative="1">
+      <w:start w:val="1"/>
+      <w:numFmt w:val="bullet"/>
+      <w:lvlText w:val=""/>
+      <w:lvlJc w:val="left"/>
+      <w:pPr>
+        <w:ind w:left="2940" w:hanging="360"/>
+      </w:pPr>
+      <w:rPr>
+        <w:rFonts w:ascii="Symbol" w:hAnsi="Symbol" w:hint="default"/>
+      </w:rPr>
+    </w:lvl>
+    <w:lvl w:ilvl="4" w:tplc="04160003" w:tentative="1">
+      <w:start w:val="1"/>
+      <w:numFmt w:val="bullet"/>
+      <w:lvlText w:val="o"/>
+      <w:lvlJc w:val="left"/>
+      <w:pPr>
+        <w:ind w:left="3660" w:hanging="360"/>
+      </w:pPr>
+      <w:rPr>
+        <w:rFonts w:ascii="Courier New" w:hAnsi="Courier New" w:cs="Courier New" w:hint="default"/>
+      </w:rPr>
+    </w:lvl>
+    <w:lvl w:ilvl="5" w:tplc="04160005" w:tentative="1">
+      <w:start w:val="1"/>
+      <w:numFmt w:val="bullet"/>
+      <w:lvlText w:val=""/>
+      <w:lvlJc w:val="left"/>
+      <w:pPr>
+        <w:ind w:left="4380" w:hanging="360"/>
+      </w:pPr>
+      <w:rPr>
+        <w:rFonts w:ascii="Wingdings" w:hAnsi="Wingdings" w:hint="default"/>
+      </w:rPr>
+    </w:lvl>
+    <w:lvl w:ilvl="6" w:tplc="04160001" w:tentative="1">
+      <w:start w:val="1"/>
+      <w:numFmt w:val="bullet"/>
+      <w:lvlText w:val=""/>
+      <w:lvlJc w:val="left"/>
+      <w:pPr>
+        <w:ind w:left="5100" w:hanging="360"/>
+      </w:pPr>
+      <w:rPr>
+        <w:rFonts w:ascii="Symbol" w:hAnsi="Symbol" w:hint="default"/>
+      </w:rPr>
+    </w:lvl>
+    <w:lvl w:ilvl="7" w:tplc="04160003" w:tentative="1">
+      <w:start w:val="1"/>
+      <w:numFmt w:val="bullet"/>
+      <w:lvlText w:val="o"/>
+      <w:lvlJc w:val="left"/>
+      <w:pPr>
+        <w:ind w:left="5820" w:hanging="360"/>
+      </w:pPr>
+      <w:rPr>
+        <w:rFonts w:ascii="Courier New" w:hAnsi="Courier New" w:cs="Courier New" w:hint="default"/>
+      </w:rPr>
+    </w:lvl>
+    <w:lvl w:ilvl="8" w:tplc="04160005" w:tentative="1">
+      <w:start w:val="1"/>
+      <w:numFmt w:val="bullet"/>
+      <w:lvlText w:val=""/>
+      <w:lvlJc w:val="left"/>
+      <w:pPr>
+        <w:ind w:left="6540" w:hanging="360"/>
+      </w:pPr>
+      <w:rPr>
+        <w:rFonts w:ascii="Wingdings" w:hAnsi="Wingdings" w:hint="default"/>
+      </w:rPr>
+    </w:lvl>
+  </w:abstractNum>
+  <w:abstractNum w:abstractNumId="1" w15:restartNumberingAfterBreak="0">
     <w:nsid w:val="3ED66614"/>
     <w:multiLevelType w:val="multilevel"/>
     <w:tmpl w:val="A73C3126"/>
@@ -2512,7 +9213,7 @@
       </w:rPr>
     </w:lvl>
   </w:abstractNum>
-  <w:abstractNum w:abstractNumId="1" w15:restartNumberingAfterBreak="0">
+  <w:abstractNum w:abstractNumId="2" w15:restartNumberingAfterBreak="0">
     <w:nsid w:val="766E3B07"/>
     <w:multiLevelType w:val="multilevel"/>
     <w:tmpl w:val="8DCA108A"/>
@@ -2626,10 +9327,13 @@
     </w:lvl>
   </w:abstractNum>
   <w:num w:numId="1" w16cid:durableId="1220287711">
-    <w:abstractNumId w:val="0"/>
+    <w:abstractNumId w:val="1"/>
   </w:num>
   <w:num w:numId="2" w16cid:durableId="2039357241">
-    <w:abstractNumId w:val="1"/>
+    <w:abstractNumId w:val="2"/>
+  </w:num>
+  <w:num w:numId="3" w16cid:durableId="342826859">
+    <w:abstractNumId w:val="0"/>
   </w:num>
 </w:numbering>
 </file>
@@ -3149,7 +9853,6 @@
   <w:style w:type="character" w:default="1" w:styleId="DefaultParagraphFont">
     <w:name w:val="Default Paragraph Font"/>
     <w:uiPriority w:val="1"/>
-    <w:semiHidden/>
     <w:unhideWhenUsed/>
   </w:style>
   <w:style w:type="table" w:default="1" w:styleId="TableNormal">
@@ -3351,6 +10054,17 @@
     <w:link w:val="Footer"/>
     <w:uiPriority w:val="99"/>
     <w:rsid w:val="00370176"/>
+  </w:style>
+  <w:style w:type="paragraph" w:styleId="ListParagraph">
+    <w:name w:val="List Paragraph"/>
+    <w:basedOn w:val="Normal"/>
+    <w:uiPriority w:val="34"/>
+    <w:qFormat/>
+    <w:rsid w:val="00980D1F"/>
+    <w:pPr>
+      <w:ind w:left="720"/>
+      <w:contextualSpacing/>
+    </w:pPr>
   </w:style>
 </w:styles>
 </file>
